--- a/GSA_TAGS.docx
+++ b/GSA_TAGS.docx
@@ -2738,7 +2738,7 @@
         <w:t>Total Monthly Connect Support Cost:</w:t>
       </w:r>
       <w:r>
-        <w:t xml:space="preserve"> $</w:t>
+        <w:t xml:space="preserve"> </w:t>
       </w:r>
       <w:r>
         <w:t>{{</w:t>
@@ -2758,7 +2758,7 @@
         <w:t>Per-Room Studio Monthly Rate:</w:t>
       </w:r>
       <w:r>
-        <w:t xml:space="preserve"> $</w:t>
+        <w:t xml:space="preserve"> </w:t>
       </w:r>
       <w:r>
         <w:t>{{STUDIO_SUPPORT}}</w:t>
@@ -2772,7 +2772,7 @@
         <w:t>Total Monthly Studio Support Cost:</w:t>
       </w:r>
       <w:r>
-        <w:t xml:space="preserve"> $</w:t>
+        <w:t xml:space="preserve"> </w:t>
       </w:r>
       <w:r>
         <w:t>{{TOTAL_STUDIO}}</w:t>
@@ -2798,7 +2798,7 @@
         <w:t>:</w:t>
       </w:r>
       <w:r>
-        <w:t xml:space="preserve"> $</w:t>
+        <w:t xml:space="preserve"> </w:t>
       </w:r>
       <w:r>
         <w:t>{{MEET</w:t>
@@ -2815,13 +2815,17 @@
         <w:t>Total Monthly Support Cost:</w:t>
       </w:r>
       <w:r>
-        <w:t xml:space="preserve"> $</w:t>
+        <w:t xml:space="preserve"> </w:t>
       </w:r>
       <w:r>
         <w:t>{{TOTAL_MONTHLY}}</w:t>
       </w:r>
     </w:p>
-    <w:p/>
+    <w:p>
+      <w:r>
+        <w:t>{{NOTES}}</w:t>
+      </w:r>
+    </w:p>
     <w:p/>
     <w:p>
       <w:pPr>

--- a/GSA_TAGS.docx
+++ b/GSA_TAGS.docx
@@ -710,11 +710,63 @@
         </w:tabs>
       </w:pPr>
       <w:r>
-        <w:t>By:</w:t>
+        <w:t>By</w:t>
+      </w:r>
+      <w:proofErr w:type="gramStart"/>
+      <w:r>
+        <w:t>:</w:t>
+      </w:r>
+      <w:r>
+        <w:t xml:space="preserve">  </w:t>
+      </w:r>
+      <w:r>
+        <w:rPr>
+          <w:color w:val="FFFFFF" w:themeColor="background1"/>
+        </w:rPr>
+        <w:t>{</w:t>
+      </w:r>
+      <w:proofErr w:type="gramEnd"/>
+      <w:r>
+        <w:rPr>
+          <w:color w:val="FFFFFF" w:themeColor="background1"/>
+        </w:rPr>
+        <w:t>{sign|1|*| |CustSign1}}</w:t>
       </w:r>
       <w:r>
         <w:tab/>
-        <w:t>By:</w:t>
+        <w:t>By</w:t>
+      </w:r>
+      <w:proofErr w:type="gramStart"/>
+      <w:r>
+        <w:t>:</w:t>
+      </w:r>
+      <w:r>
+        <w:t xml:space="preserve">  </w:t>
+      </w:r>
+      <w:r>
+        <w:rPr>
+          <w:color w:val="FFFFFF" w:themeColor="background1"/>
+        </w:rPr>
+        <w:t>{</w:t>
+      </w:r>
+      <w:proofErr w:type="gramEnd"/>
+      <w:r>
+        <w:rPr>
+          <w:color w:val="FFFFFF" w:themeColor="background1"/>
+        </w:rPr>
+        <w:t>{sign|1|*| |</w:t>
+      </w:r>
+      <w:r>
+        <w:rPr>
+          <w:color w:val="FFFFFF" w:themeColor="background1"/>
+        </w:rPr>
+        <w:t>HTSign1</w:t>
+      </w:r>
+      <w:r>
+        <w:rPr>
+          <w:color w:val="FFFFFF" w:themeColor="background1"/>
+        </w:rPr>
+        <w:t>}}</w:t>
       </w:r>
     </w:p>
     <w:p>
@@ -3096,11 +3148,63 @@
         </w:tabs>
       </w:pPr>
       <w:r>
-        <w:t>By:</w:t>
+        <w:t>By</w:t>
+      </w:r>
+      <w:proofErr w:type="gramStart"/>
+      <w:r>
+        <w:t>:</w:t>
+      </w:r>
+      <w:r>
+        <w:t xml:space="preserve">  </w:t>
+      </w:r>
+      <w:r>
+        <w:rPr>
+          <w:color w:val="FFFFFF" w:themeColor="background1"/>
+        </w:rPr>
+        <w:t>{</w:t>
+      </w:r>
+      <w:proofErr w:type="gramEnd"/>
+      <w:r>
+        <w:rPr>
+          <w:color w:val="FFFFFF" w:themeColor="background1"/>
+        </w:rPr>
+        <w:t>{sign|1|*| |CustSign2}}</w:t>
       </w:r>
       <w:r>
         <w:tab/>
-        <w:t>By:</w:t>
+        <w:t>By</w:t>
+      </w:r>
+      <w:proofErr w:type="gramStart"/>
+      <w:r>
+        <w:t>:</w:t>
+      </w:r>
+      <w:r>
+        <w:t xml:space="preserve">  </w:t>
+      </w:r>
+      <w:r>
+        <w:rPr>
+          <w:color w:val="FFFFFF" w:themeColor="background1"/>
+        </w:rPr>
+        <w:t>{</w:t>
+      </w:r>
+      <w:proofErr w:type="gramEnd"/>
+      <w:r>
+        <w:rPr>
+          <w:color w:val="FFFFFF" w:themeColor="background1"/>
+        </w:rPr>
+        <w:t>{sign|1|*| |</w:t>
+      </w:r>
+      <w:r>
+        <w:rPr>
+          <w:color w:val="FFFFFF" w:themeColor="background1"/>
+        </w:rPr>
+        <w:t>HT</w:t>
+      </w:r>
+      <w:r>
+        <w:rPr>
+          <w:color w:val="FFFFFF" w:themeColor="background1"/>
+        </w:rPr>
+        <w:t>Sign2}}</w:t>
       </w:r>
     </w:p>
     <w:p>

--- a/GSA_TAGS.docx
+++ b/GSA_TAGS.docx
@@ -6,9 +6,13 @@
       <w:pPr>
         <w:pStyle w:val="NoSpacing"/>
         <w:jc w:val="center"/>
-      </w:pPr>
-      <w:r>
-        <w:rPr>
+        <w:rPr>
+          <w:rFonts w:ascii="Arial" w:hAnsi="Arial" w:cs="Arial"/>
+        </w:rPr>
+      </w:pPr>
+      <w:r>
+        <w:rPr>
+          <w:rFonts w:ascii="Arial" w:hAnsi="Arial" w:cs="Arial"/>
           <w:noProof/>
         </w:rPr>
         <w:drawing>
@@ -64,15 +68,22 @@
     <w:p>
       <w:pPr>
         <w:pStyle w:val="NoSpacing"/>
+        <w:rPr>
+          <w:rFonts w:ascii="Arial" w:hAnsi="Arial" w:cs="Arial"/>
+        </w:rPr>
       </w:pPr>
     </w:p>
     <w:p>
       <w:pPr>
         <w:pStyle w:val="Heading1"/>
         <w:jc w:val="center"/>
-      </w:pPr>
-      <w:r>
-        <w:rPr>
+        <w:rPr>
+          <w:rFonts w:ascii="Arial" w:hAnsi="Arial" w:cs="Arial"/>
+        </w:rPr>
+      </w:pPr>
+      <w:r>
+        <w:rPr>
+          <w:rFonts w:ascii="Arial" w:hAnsi="Arial" w:cs="Arial"/>
           <w:sz w:val="36"/>
           <w:szCs w:val="36"/>
         </w:rPr>
@@ -80,6 +91,7 @@
       </w:r>
       <w:r>
         <w:rPr>
+          <w:rFonts w:ascii="Arial" w:hAnsi="Arial" w:cs="Arial"/>
           <w:sz w:val="36"/>
           <w:szCs w:val="36"/>
         </w:rPr>
@@ -90,131 +102,258 @@
     <w:p>
       <w:pPr>
         <w:pStyle w:val="NoSpacing"/>
-      </w:pPr>
-      <w:r>
+        <w:rPr>
+          <w:rFonts w:ascii="Arial" w:hAnsi="Arial" w:cs="Arial"/>
+        </w:rPr>
+      </w:pPr>
+      <w:r>
+        <w:rPr>
+          <w:rFonts w:ascii="Arial" w:hAnsi="Arial" w:cs="Arial"/>
+        </w:rPr>
         <w:br/>
         <w:t>This Guest Support Services Agreement (“Agreement”) is entered into as of the Effective Date below by and between:</w:t>
       </w:r>
       <w:r>
+        <w:rPr>
+          <w:rFonts w:ascii="Arial" w:hAnsi="Arial" w:cs="Arial"/>
+        </w:rPr>
         <w:br/>
       </w:r>
     </w:p>
     <w:p>
-      <w:r>
+      <w:pPr>
+        <w:rPr>
+          <w:rFonts w:ascii="Arial" w:hAnsi="Arial" w:cs="Arial"/>
+        </w:rPr>
+      </w:pPr>
+      <w:r>
+        <w:rPr>
+          <w:rFonts w:ascii="Arial" w:hAnsi="Arial" w:cs="Arial"/>
+        </w:rPr>
         <w:t>**Hospitality Technologies, LLC** (“HT”</w:t>
       </w:r>
       <w:r>
+        <w:rPr>
+          <w:rFonts w:ascii="Arial" w:hAnsi="Arial" w:cs="Arial"/>
+        </w:rPr>
         <w:t>)</w:t>
       </w:r>
       <w:r>
+        <w:rPr>
+          <w:rFonts w:ascii="Arial" w:hAnsi="Arial" w:cs="Arial"/>
+        </w:rPr>
         <w:br/>
         <w:t>520 E. Montford Ave.</w:t>
       </w:r>
       <w:r>
+        <w:rPr>
+          <w:rFonts w:ascii="Arial" w:hAnsi="Arial" w:cs="Arial"/>
+        </w:rPr>
         <w:br/>
         <w:t>Ada, Ohio 45810</w:t>
       </w:r>
       <w:r>
+        <w:rPr>
+          <w:rFonts w:ascii="Arial" w:hAnsi="Arial" w:cs="Arial"/>
+        </w:rPr>
         <w:br/>
         <w:t>Phone: 1-866-779-1215</w:t>
       </w:r>
       <w:r>
+        <w:rPr>
+          <w:rFonts w:ascii="Arial" w:hAnsi="Arial" w:cs="Arial"/>
+        </w:rPr>
         <w:br/>
         <w:t>and</w:t>
       </w:r>
       <w:r>
+        <w:rPr>
+          <w:rFonts w:ascii="Arial" w:hAnsi="Arial" w:cs="Arial"/>
+        </w:rPr>
         <w:br/>
         <w:t>**Hotel Property** (“Hotel”)</w:t>
       </w:r>
       <w:r>
+        <w:rPr>
+          <w:rFonts w:ascii="Arial" w:hAnsi="Arial" w:cs="Arial"/>
+        </w:rPr>
         <w:br/>
         <w:t>as identified by its unique Property or Inn</w:t>
       </w:r>
       <w:r>
+        <w:rPr>
+          <w:rFonts w:ascii="Arial" w:hAnsi="Arial" w:cs="Arial"/>
+        </w:rPr>
         <w:t xml:space="preserve"> </w:t>
       </w:r>
       <w:r>
+        <w:rPr>
+          <w:rFonts w:ascii="Arial" w:hAnsi="Arial" w:cs="Arial"/>
+        </w:rPr>
         <w:t>Code identifier (e.g., AUAAN).</w:t>
       </w:r>
     </w:p>
     <w:p>
-      <w:r>
+      <w:pPr>
+        <w:rPr>
+          <w:rFonts w:ascii="Arial" w:hAnsi="Arial" w:cs="Arial"/>
+        </w:rPr>
+      </w:pPr>
+      <w:r>
+        <w:rPr>
+          <w:rFonts w:ascii="Arial" w:hAnsi="Arial" w:cs="Arial"/>
+        </w:rPr>
         <w:t>Hotel Name</w:t>
       </w:r>
       <w:proofErr w:type="gramStart"/>
       <w:r>
+        <w:rPr>
+          <w:rFonts w:ascii="Arial" w:hAnsi="Arial" w:cs="Arial"/>
+        </w:rPr>
         <w:t>:</w:t>
       </w:r>
       <w:r>
+        <w:rPr>
+          <w:rFonts w:ascii="Arial" w:hAnsi="Arial" w:cs="Arial"/>
+        </w:rPr>
         <w:t xml:space="preserve">  {</w:t>
       </w:r>
       <w:proofErr w:type="gramEnd"/>
       <w:r>
+        <w:rPr>
+          <w:rFonts w:ascii="Arial" w:hAnsi="Arial" w:cs="Arial"/>
+        </w:rPr>
         <w:t>{HOTEL_NAME}}</w:t>
       </w:r>
     </w:p>
     <w:p>
-      <w:r>
+      <w:pPr>
+        <w:rPr>
+          <w:rFonts w:ascii="Arial" w:hAnsi="Arial" w:cs="Arial"/>
+        </w:rPr>
+      </w:pPr>
+      <w:r>
+        <w:rPr>
+          <w:rFonts w:ascii="Arial" w:hAnsi="Arial" w:cs="Arial"/>
+        </w:rPr>
         <w:t>Hotel Address</w:t>
       </w:r>
       <w:proofErr w:type="gramStart"/>
       <w:r>
+        <w:rPr>
+          <w:rFonts w:ascii="Arial" w:hAnsi="Arial" w:cs="Arial"/>
+        </w:rPr>
         <w:t>:</w:t>
       </w:r>
       <w:r>
+        <w:rPr>
+          <w:rFonts w:ascii="Arial" w:hAnsi="Arial" w:cs="Arial"/>
+        </w:rPr>
         <w:t xml:space="preserve">  {</w:t>
       </w:r>
       <w:proofErr w:type="gramEnd"/>
       <w:r>
+        <w:rPr>
+          <w:rFonts w:ascii="Arial" w:hAnsi="Arial" w:cs="Arial"/>
+        </w:rPr>
         <w:t>{ADDRESS}}</w:t>
       </w:r>
     </w:p>
     <w:p>
-      <w:r>
+      <w:pPr>
+        <w:rPr>
+          <w:rFonts w:ascii="Arial" w:hAnsi="Arial" w:cs="Arial"/>
+        </w:rPr>
+      </w:pPr>
+      <w:r>
+        <w:rPr>
+          <w:rFonts w:ascii="Arial" w:hAnsi="Arial" w:cs="Arial"/>
+        </w:rPr>
         <w:t>Hotel identifier or Inn</w:t>
       </w:r>
       <w:r>
+        <w:rPr>
+          <w:rFonts w:ascii="Arial" w:hAnsi="Arial" w:cs="Arial"/>
+        </w:rPr>
         <w:t xml:space="preserve"> </w:t>
       </w:r>
       <w:r>
+        <w:rPr>
+          <w:rFonts w:ascii="Arial" w:hAnsi="Arial" w:cs="Arial"/>
+        </w:rPr>
         <w:t>Code:</w:t>
       </w:r>
       <w:r>
+        <w:rPr>
+          <w:rFonts w:ascii="Arial" w:hAnsi="Arial" w:cs="Arial"/>
+        </w:rPr>
         <w:t xml:space="preserve"> </w:t>
       </w:r>
       <w:r>
+        <w:rPr>
+          <w:rFonts w:ascii="Arial" w:hAnsi="Arial" w:cs="Arial"/>
+        </w:rPr>
         <w:t>{{INN_CODE}}</w:t>
       </w:r>
       <w:r>
+        <w:rPr>
+          <w:rFonts w:ascii="Arial" w:hAnsi="Arial" w:cs="Arial"/>
+        </w:rPr>
         <w:br/>
       </w:r>
     </w:p>
     <w:p>
       <w:pPr>
         <w:pStyle w:val="Heading2"/>
-      </w:pPr>
-      <w:r>
+        <w:rPr>
+          <w:rFonts w:ascii="Arial" w:hAnsi="Arial" w:cs="Arial"/>
+        </w:rPr>
+      </w:pPr>
+      <w:r>
+        <w:rPr>
+          <w:rFonts w:ascii="Arial" w:hAnsi="Arial" w:cs="Arial"/>
+        </w:rPr>
         <w:t>1. PURPOSE</w:t>
       </w:r>
     </w:p>
     <w:p>
-      <w:r>
+      <w:pPr>
+        <w:rPr>
+          <w:rFonts w:ascii="Arial" w:hAnsi="Arial" w:cs="Arial"/>
+        </w:rPr>
+      </w:pPr>
+      <w:r>
+        <w:rPr>
+          <w:rFonts w:ascii="Arial" w:hAnsi="Arial" w:cs="Arial"/>
+        </w:rPr>
         <w:t xml:space="preserve">The purpose of this Agreement is to establish the terms and conditions under which HT will provide 24x7x365 Guest Support Services for the Hotel’s cloud-managed </w:t>
       </w:r>
       <w:proofErr w:type="spellStart"/>
       <w:r>
+        <w:rPr>
+          <w:rFonts w:ascii="Arial" w:hAnsi="Arial" w:cs="Arial"/>
+        </w:rPr>
         <w:t>WiFi</w:t>
       </w:r>
       <w:proofErr w:type="spellEnd"/>
       <w:r>
+        <w:rPr>
+          <w:rFonts w:ascii="Arial" w:hAnsi="Arial" w:cs="Arial"/>
+        </w:rPr>
         <w:t xml:space="preserve"> network and related connectivity infrastructure.</w:t>
       </w:r>
     </w:p>
     <w:p>
       <w:pPr>
         <w:pStyle w:val="Heading2"/>
-      </w:pPr>
-      <w:r>
+        <w:rPr>
+          <w:rFonts w:ascii="Arial" w:hAnsi="Arial" w:cs="Arial"/>
+        </w:rPr>
+      </w:pPr>
+      <w:r>
+        <w:rPr>
+          <w:rFonts w:ascii="Arial" w:hAnsi="Arial" w:cs="Arial"/>
+        </w:rPr>
         <w:t>2. DEFINITIONS</w:t>
       </w:r>
     </w:p>
@@ -225,8 +364,14 @@
           <w:ilvl w:val="0"/>
           <w:numId w:val="24"/>
         </w:numPr>
-      </w:pPr>
-      <w:r>
+        <w:rPr>
+          <w:rFonts w:ascii="Arial" w:hAnsi="Arial" w:cs="Arial"/>
+        </w:rPr>
+      </w:pPr>
+      <w:r>
+        <w:rPr>
+          <w:rFonts w:ascii="Arial" w:hAnsi="Arial" w:cs="Arial"/>
+        </w:rPr>
         <w:t>“Dashboard” means HT’s secure, web-based platform used for monitoring, reporting, and ticket management, including call logging, equipment tracking, and network analytics.</w:t>
       </w:r>
     </w:p>
@@ -237,16 +382,28 @@
           <w:ilvl w:val="0"/>
           <w:numId w:val="24"/>
         </w:numPr>
-      </w:pPr>
-      <w:r>
+        <w:rPr>
+          <w:rFonts w:ascii="Arial" w:hAnsi="Arial" w:cs="Arial"/>
+        </w:rPr>
+      </w:pPr>
+      <w:r>
+        <w:rPr>
+          <w:rFonts w:ascii="Arial" w:hAnsi="Arial" w:cs="Arial"/>
+        </w:rPr>
         <w:t xml:space="preserve">“Guest” means an end-user or Hotel customer seeking to access the property’s </w:t>
       </w:r>
       <w:proofErr w:type="spellStart"/>
       <w:r>
+        <w:rPr>
+          <w:rFonts w:ascii="Arial" w:hAnsi="Arial" w:cs="Arial"/>
+        </w:rPr>
         <w:t>WiFi</w:t>
       </w:r>
       <w:proofErr w:type="spellEnd"/>
       <w:r>
+        <w:rPr>
+          <w:rFonts w:ascii="Arial" w:hAnsi="Arial" w:cs="Arial"/>
+        </w:rPr>
         <w:t xml:space="preserve"> or Internet network.</w:t>
       </w:r>
     </w:p>
@@ -257,8 +414,14 @@
           <w:ilvl w:val="0"/>
           <w:numId w:val="24"/>
         </w:numPr>
-      </w:pPr>
-      <w:r>
+        <w:rPr>
+          <w:rFonts w:ascii="Arial" w:hAnsi="Arial" w:cs="Arial"/>
+        </w:rPr>
+      </w:pPr>
+      <w:r>
+        <w:rPr>
+          <w:rFonts w:ascii="Arial" w:hAnsi="Arial" w:cs="Arial"/>
+        </w:rPr>
         <w:t>“Guest Support Helpdesk” means the HT-operated call center providing 24x7x365 technical support via phone, chat, or email to Guests and Hotel Staff.</w:t>
       </w:r>
     </w:p>
@@ -269,8 +432,14 @@
           <w:ilvl w:val="0"/>
           <w:numId w:val="24"/>
         </w:numPr>
-      </w:pPr>
-      <w:r>
+        <w:rPr>
+          <w:rFonts w:ascii="Arial" w:hAnsi="Arial" w:cs="Arial"/>
+        </w:rPr>
+      </w:pPr>
+      <w:r>
+        <w:rPr>
+          <w:rFonts w:ascii="Arial" w:hAnsi="Arial" w:cs="Arial"/>
+        </w:rPr>
         <w:t>“Hotel Staff” means Hotel employees, contractors, or authorized representatives with access credentials to HT systems or dashboards.</w:t>
       </w:r>
     </w:p>
@@ -281,12 +450,24 @@
           <w:ilvl w:val="0"/>
           <w:numId w:val="24"/>
         </w:numPr>
-      </w:pPr>
-      <w:r>
+        <w:rPr>
+          <w:rFonts w:ascii="Arial" w:hAnsi="Arial" w:cs="Arial"/>
+        </w:rPr>
+      </w:pPr>
+      <w:r>
+        <w:rPr>
+          <w:rFonts w:ascii="Arial" w:hAnsi="Arial" w:cs="Arial"/>
+        </w:rPr>
         <w:t>“Location” means the physical premises of the Hotel covered under this Agreement.</w:t>
       </w:r>
     </w:p>
-    <w:p/>
+    <w:p>
+      <w:pPr>
+        <w:rPr>
+          <w:rFonts w:ascii="Arial" w:hAnsi="Arial" w:cs="Arial"/>
+        </w:rPr>
+      </w:pPr>
+    </w:p>
     <w:p>
       <w:pPr>
         <w:pStyle w:val="ListParagraph"/>
@@ -294,27 +475,49 @@
           <w:ilvl w:val="0"/>
           <w:numId w:val="24"/>
         </w:numPr>
+        <w:rPr>
+          <w:rFonts w:ascii="Arial" w:hAnsi="Arial" w:cs="Arial"/>
+        </w:rPr>
       </w:pPr>
       <w:proofErr w:type="gramStart"/>
       <w:r>
+        <w:rPr>
+          <w:rFonts w:ascii="Arial" w:hAnsi="Arial" w:cs="Arial"/>
+        </w:rPr>
+        <w:lastRenderedPageBreak/>
         <w:t>”Go</w:t>
       </w:r>
       <w:proofErr w:type="gramEnd"/>
       <w:r>
+        <w:rPr>
+          <w:rFonts w:ascii="Arial" w:hAnsi="Arial" w:cs="Arial"/>
+        </w:rPr>
         <w:t xml:space="preserve"> Live Date</w:t>
       </w:r>
       <w:r>
+        <w:rPr>
+          <w:rFonts w:ascii="Arial" w:hAnsi="Arial" w:cs="Arial"/>
+        </w:rPr>
         <w:t xml:space="preserve">” means the date the Hotel’s </w:t>
       </w:r>
       <w:proofErr w:type="spellStart"/>
       <w:r>
+        <w:rPr>
+          <w:rFonts w:ascii="Arial" w:hAnsi="Arial" w:cs="Arial"/>
+        </w:rPr>
         <w:t>WiFi</w:t>
       </w:r>
       <w:proofErr w:type="spellEnd"/>
       <w:r>
+        <w:rPr>
+          <w:rFonts w:ascii="Arial" w:hAnsi="Arial" w:cs="Arial"/>
+        </w:rPr>
         <w:t xml:space="preserve"> solution has been installed</w:t>
       </w:r>
       <w:r>
+        <w:rPr>
+          <w:rFonts w:ascii="Arial" w:hAnsi="Arial" w:cs="Arial"/>
+        </w:rPr>
         <w:t>.</w:t>
       </w:r>
     </w:p>
@@ -325,35 +528,67 @@
           <w:ilvl w:val="0"/>
           <w:numId w:val="24"/>
         </w:numPr>
-      </w:pPr>
-      <w:r>
+        <w:rPr>
+          <w:rFonts w:ascii="Arial" w:hAnsi="Arial" w:cs="Arial"/>
+        </w:rPr>
+      </w:pPr>
+      <w:r>
+        <w:rPr>
+          <w:rFonts w:ascii="Arial" w:hAnsi="Arial" w:cs="Arial"/>
+        </w:rPr>
         <w:t xml:space="preserve">“Login” means any method of authentication used to connect to the Guest </w:t>
       </w:r>
       <w:proofErr w:type="spellStart"/>
       <w:r>
+        <w:rPr>
+          <w:rFonts w:ascii="Arial" w:hAnsi="Arial" w:cs="Arial"/>
+        </w:rPr>
         <w:t>WiFi</w:t>
       </w:r>
       <w:proofErr w:type="spellEnd"/>
       <w:r>
+        <w:rPr>
+          <w:rFonts w:ascii="Arial" w:hAnsi="Arial" w:cs="Arial"/>
+        </w:rPr>
         <w:t xml:space="preserve"> network,</w:t>
       </w:r>
       <w:r>
+        <w:rPr>
+          <w:rFonts w:ascii="Arial" w:hAnsi="Arial" w:cs="Arial"/>
+        </w:rPr>
         <w:t xml:space="preserve"> </w:t>
       </w:r>
       <w:r>
+        <w:rPr>
+          <w:rFonts w:ascii="Arial" w:hAnsi="Arial" w:cs="Arial"/>
+        </w:rPr>
         <w:t>including last name/room number, access code, or portal-based authentication.</w:t>
       </w:r>
     </w:p>
     <w:p>
       <w:pPr>
         <w:pStyle w:val="Heading2"/>
-      </w:pPr>
-      <w:r>
+        <w:rPr>
+          <w:rFonts w:ascii="Arial" w:hAnsi="Arial" w:cs="Arial"/>
+        </w:rPr>
+      </w:pPr>
+      <w:r>
+        <w:rPr>
+          <w:rFonts w:ascii="Arial" w:hAnsi="Arial" w:cs="Arial"/>
+        </w:rPr>
         <w:t>3. SERVICES PROVIDED</w:t>
       </w:r>
     </w:p>
     <w:p>
-      <w:r>
+      <w:pPr>
+        <w:rPr>
+          <w:rFonts w:ascii="Arial" w:hAnsi="Arial" w:cs="Arial"/>
+        </w:rPr>
+      </w:pPr>
+      <w:r>
+        <w:rPr>
+          <w:rFonts w:ascii="Arial" w:hAnsi="Arial" w:cs="Arial"/>
+        </w:rPr>
         <w:t>HT shall provide the Hotel with Guest Support Helpdesk services including, but not limited to:</w:t>
       </w:r>
     </w:p>
@@ -364,8 +599,14 @@
           <w:ilvl w:val="0"/>
           <w:numId w:val="25"/>
         </w:numPr>
-      </w:pPr>
-      <w:r>
+        <w:rPr>
+          <w:rFonts w:ascii="Arial" w:hAnsi="Arial" w:cs="Arial"/>
+        </w:rPr>
+      </w:pPr>
+      <w:r>
+        <w:rPr>
+          <w:rFonts w:ascii="Arial" w:hAnsi="Arial" w:cs="Arial"/>
+        </w:rPr>
         <w:t>24x7x365 inbound Guest and Staff support through a dedicated toll-free number and email address.</w:t>
       </w:r>
     </w:p>
@@ -376,8 +617,14 @@
           <w:ilvl w:val="0"/>
           <w:numId w:val="25"/>
         </w:numPr>
-      </w:pPr>
-      <w:r>
+        <w:rPr>
+          <w:rFonts w:ascii="Arial" w:hAnsi="Arial" w:cs="Arial"/>
+        </w:rPr>
+      </w:pPr>
+      <w:r>
+        <w:rPr>
+          <w:rFonts w:ascii="Arial" w:hAnsi="Arial" w:cs="Arial"/>
+        </w:rPr>
         <w:t>Remote troubleshooting of Guest connectivity issues, browser and device configurations, and login assistance.</w:t>
       </w:r>
     </w:p>
@@ -388,8 +635,14 @@
           <w:ilvl w:val="0"/>
           <w:numId w:val="25"/>
         </w:numPr>
-      </w:pPr>
-      <w:r>
+        <w:rPr>
+          <w:rFonts w:ascii="Arial" w:hAnsi="Arial" w:cs="Arial"/>
+        </w:rPr>
+      </w:pPr>
+      <w:r>
+        <w:rPr>
+          <w:rFonts w:ascii="Arial" w:hAnsi="Arial" w:cs="Arial"/>
+        </w:rPr>
         <w:t>Escalation and resolution of network-related issues through HT’s Network Operations Center (NOC).</w:t>
       </w:r>
     </w:p>
@@ -400,8 +653,14 @@
           <w:ilvl w:val="0"/>
           <w:numId w:val="25"/>
         </w:numPr>
-      </w:pPr>
-      <w:r>
+        <w:rPr>
+          <w:rFonts w:ascii="Arial" w:hAnsi="Arial" w:cs="Arial"/>
+        </w:rPr>
+      </w:pPr>
+      <w:r>
+        <w:rPr>
+          <w:rFonts w:ascii="Arial" w:hAnsi="Arial" w:cs="Arial"/>
+        </w:rPr>
         <w:t>Continuous network performance monitoring via the HT Dashboard, including real-time alerts, uptime tracking, and service history visibility for Hotel Staff.</w:t>
       </w:r>
     </w:p>
@@ -412,44 +671,85 @@
           <w:ilvl w:val="0"/>
           <w:numId w:val="25"/>
         </w:numPr>
-      </w:pPr>
-      <w:r>
+        <w:rPr>
+          <w:rFonts w:ascii="Arial" w:hAnsi="Arial" w:cs="Arial"/>
+        </w:rPr>
+      </w:pPr>
+      <w:r>
+        <w:rPr>
+          <w:rFonts w:ascii="Arial" w:hAnsi="Arial" w:cs="Arial"/>
+        </w:rPr>
         <w:t>Coordination with broadband and third-party vendors when needed to resolve service interruptions.</w:t>
       </w:r>
     </w:p>
     <w:p>
       <w:pPr>
         <w:pStyle w:val="Heading2"/>
-      </w:pPr>
-      <w:r>
+        <w:rPr>
+          <w:rFonts w:ascii="Arial" w:hAnsi="Arial" w:cs="Arial"/>
+        </w:rPr>
+      </w:pPr>
+      <w:r>
+        <w:rPr>
+          <w:rFonts w:ascii="Arial" w:hAnsi="Arial" w:cs="Arial"/>
+        </w:rPr>
         <w:t>4. FEES AND PAYMENT</w:t>
       </w:r>
     </w:p>
     <w:p>
-      <w:r>
+      <w:pPr>
+        <w:rPr>
+          <w:rFonts w:ascii="Arial" w:hAnsi="Arial" w:cs="Arial"/>
+        </w:rPr>
+      </w:pPr>
+      <w:r>
+        <w:rPr>
+          <w:rFonts w:ascii="Arial" w:hAnsi="Arial" w:cs="Arial"/>
+        </w:rPr>
         <w:t>Fees for Guest Support Services shall be billed monthly based on the agreed room count and meeting space coverage, as detailed in Exhibit A.</w:t>
       </w:r>
     </w:p>
     <w:p>
       <w:pPr>
         <w:pStyle w:val="Heading2"/>
-      </w:pPr>
-      <w:r>
+        <w:rPr>
+          <w:rFonts w:ascii="Arial" w:hAnsi="Arial" w:cs="Arial"/>
+        </w:rPr>
+      </w:pPr>
+      <w:r>
+        <w:rPr>
+          <w:rFonts w:ascii="Arial" w:hAnsi="Arial" w:cs="Arial"/>
+        </w:rPr>
         <w:t>5. TERM</w:t>
       </w:r>
       <w:r>
+        <w:rPr>
+          <w:rFonts w:ascii="Arial" w:hAnsi="Arial" w:cs="Arial"/>
+        </w:rPr>
         <w:t xml:space="preserve"> AND TERMINATION</w:t>
       </w:r>
     </w:p>
     <w:p>
-      <w:r>
+      <w:pPr>
+        <w:rPr>
+          <w:rFonts w:ascii="Arial" w:hAnsi="Arial" w:cs="Arial"/>
+        </w:rPr>
+      </w:pPr>
+      <w:r>
+        <w:rPr>
+          <w:rFonts w:ascii="Arial" w:hAnsi="Arial" w:cs="Arial"/>
+        </w:rPr>
         <w:t xml:space="preserve">This Agreement shall commence on the Effective Date and remain in effect for </w:t>
       </w:r>
       <w:r>
+        <w:rPr>
+          <w:rFonts w:ascii="Arial" w:hAnsi="Arial" w:cs="Arial"/>
+        </w:rPr>
         <w:t>____</w:t>
       </w:r>
       <w:r>
         <w:rPr>
+          <w:rFonts w:ascii="Arial" w:hAnsi="Arial" w:cs="Arial"/>
           <w:u w:val="single"/>
         </w:rPr>
         <w:t>{{TERM</w:t>
@@ -457,110 +757,233 @@
       <w:proofErr w:type="gramStart"/>
       <w:r>
         <w:rPr>
+          <w:rFonts w:ascii="Arial" w:hAnsi="Arial" w:cs="Arial"/>
           <w:u w:val="single"/>
         </w:rPr>
         <w:t>}}</w:t>
       </w:r>
       <w:r>
+        <w:rPr>
+          <w:rFonts w:ascii="Arial" w:hAnsi="Arial" w:cs="Arial"/>
+        </w:rPr>
         <w:t>_</w:t>
       </w:r>
       <w:proofErr w:type="gramEnd"/>
       <w:r>
+        <w:rPr>
+          <w:rFonts w:ascii="Arial" w:hAnsi="Arial" w:cs="Arial"/>
+        </w:rPr>
         <w:t>____</w:t>
       </w:r>
       <w:r>
+        <w:rPr>
+          <w:rFonts w:ascii="Arial" w:hAnsi="Arial" w:cs="Arial"/>
+        </w:rPr>
         <w:t xml:space="preserve"> year</w:t>
       </w:r>
       <w:r>
+        <w:rPr>
+          <w:rFonts w:ascii="Arial" w:hAnsi="Arial" w:cs="Arial"/>
+        </w:rPr>
         <w:t>s</w:t>
       </w:r>
       <w:r>
+        <w:rPr>
+          <w:rFonts w:ascii="Arial" w:hAnsi="Arial" w:cs="Arial"/>
+        </w:rPr>
         <w:t xml:space="preserve"> from the Hotel’s Go-Live Date. It shall automatically renew for successive one (1) year terms unless either party provides written notice of non-renewal at least thirty (30) days prior to renewal. This Agreement is transferable to new property ownership without penalty.</w:t>
       </w:r>
     </w:p>
     <w:p>
-      <w:r>
+      <w:pPr>
+        <w:rPr>
+          <w:rFonts w:ascii="Arial" w:hAnsi="Arial" w:cs="Arial"/>
+        </w:rPr>
+      </w:pPr>
+      <w:r>
+        <w:rPr>
+          <w:rFonts w:ascii="Arial" w:hAnsi="Arial" w:cs="Arial"/>
+        </w:rPr>
         <w:t>Upon early termination (prior to the current term), Hotel is responsible for paying the remainder of the total contract amount.</w:t>
       </w:r>
     </w:p>
     <w:p>
       <w:pPr>
         <w:pStyle w:val="Heading2"/>
-      </w:pPr>
-      <w:r>
+        <w:rPr>
+          <w:rFonts w:ascii="Arial" w:hAnsi="Arial" w:cs="Arial"/>
+        </w:rPr>
+      </w:pPr>
+      <w:r>
+        <w:rPr>
+          <w:rFonts w:ascii="Arial" w:hAnsi="Arial" w:cs="Arial"/>
+        </w:rPr>
         <w:t>6. LATE PAYMENTS AND COLLECTIONS</w:t>
       </w:r>
     </w:p>
     <w:p>
-      <w:r>
+      <w:pPr>
+        <w:rPr>
+          <w:rFonts w:ascii="Arial" w:hAnsi="Arial" w:cs="Arial"/>
+        </w:rPr>
+      </w:pPr>
+      <w:r>
+        <w:rPr>
+          <w:rFonts w:ascii="Arial" w:hAnsi="Arial" w:cs="Arial"/>
+        </w:rPr>
         <w:t xml:space="preserve">A $20.00 late fee will apply to </w:t>
       </w:r>
       <w:r>
+        <w:rPr>
+          <w:rFonts w:ascii="Arial" w:hAnsi="Arial" w:cs="Arial"/>
+        </w:rPr>
         <w:t xml:space="preserve">any outstanding </w:t>
       </w:r>
       <w:r>
+        <w:rPr>
+          <w:rFonts w:ascii="Arial" w:hAnsi="Arial" w:cs="Arial"/>
+        </w:rPr>
         <w:t>balances</w:t>
       </w:r>
       <w:r>
+        <w:rPr>
+          <w:rFonts w:ascii="Arial" w:hAnsi="Arial" w:cs="Arial"/>
+        </w:rPr>
         <w:t>.</w:t>
       </w:r>
       <w:r>
+        <w:rPr>
+          <w:rFonts w:ascii="Arial" w:hAnsi="Arial" w:cs="Arial"/>
+        </w:rPr>
         <w:t xml:space="preserve"> </w:t>
       </w:r>
       <w:r>
+        <w:rPr>
+          <w:rFonts w:ascii="Arial" w:hAnsi="Arial" w:cs="Arial"/>
+        </w:rPr>
         <w:t xml:space="preserve"> </w:t>
       </w:r>
       <w:r>
+        <w:rPr>
+          <w:rFonts w:ascii="Arial" w:hAnsi="Arial" w:cs="Arial"/>
+        </w:rPr>
         <w:t>Accounts more than ninety (90) days delinquent may be suspended and sent to collections, with an additional 30% recovery fee added to the outstanding balance. HT reserves the right to suspend services and require payment of all remaining term fees upon suspension.</w:t>
       </w:r>
       <w:r>
+        <w:rPr>
+          <w:rFonts w:ascii="Arial" w:hAnsi="Arial" w:cs="Arial"/>
+        </w:rPr>
         <w:t xml:space="preserve"> </w:t>
       </w:r>
     </w:p>
-    <w:p/>
-    <w:p/>
-    <w:p/>
+    <w:p>
+      <w:pPr>
+        <w:rPr>
+          <w:rFonts w:ascii="Arial" w:hAnsi="Arial" w:cs="Arial"/>
+        </w:rPr>
+      </w:pPr>
+    </w:p>
+    <w:p>
+      <w:pPr>
+        <w:rPr>
+          <w:rFonts w:ascii="Arial" w:hAnsi="Arial" w:cs="Arial"/>
+        </w:rPr>
+      </w:pPr>
+    </w:p>
+    <w:p>
+      <w:pPr>
+        <w:rPr>
+          <w:rFonts w:ascii="Arial" w:hAnsi="Arial" w:cs="Arial"/>
+        </w:rPr>
+      </w:pPr>
+    </w:p>
     <w:p>
       <w:pPr>
         <w:pStyle w:val="NoSpacing"/>
+        <w:rPr>
+          <w:rFonts w:ascii="Arial" w:hAnsi="Arial" w:cs="Arial"/>
+        </w:rPr>
       </w:pPr>
     </w:p>
     <w:p>
       <w:pPr>
         <w:pStyle w:val="Heading2"/>
-      </w:pPr>
-      <w:r>
+        <w:rPr>
+          <w:rFonts w:ascii="Arial" w:hAnsi="Arial" w:cs="Arial"/>
+        </w:rPr>
+      </w:pPr>
+      <w:r>
+        <w:rPr>
+          <w:rFonts w:ascii="Arial" w:hAnsi="Arial" w:cs="Arial"/>
+        </w:rPr>
+        <w:lastRenderedPageBreak/>
         <w:t>7. SERVICE LEVELS</w:t>
       </w:r>
     </w:p>
     <w:p>
-      <w:r>
+      <w:pPr>
+        <w:rPr>
+          <w:rFonts w:ascii="Arial" w:hAnsi="Arial" w:cs="Arial"/>
+        </w:rPr>
+      </w:pPr>
+      <w:r>
+        <w:rPr>
+          <w:rFonts w:ascii="Arial" w:hAnsi="Arial" w:cs="Arial"/>
+        </w:rPr>
         <w:t>Service Levels are defined in Addendum A (Service Level Agreement). Failure to meet SLA targets, as verified by HT, will result in applicable service credits as outlined therein.</w:t>
       </w:r>
     </w:p>
     <w:p>
       <w:pPr>
         <w:pStyle w:val="Heading2"/>
-      </w:pPr>
-      <w:r>
+        <w:rPr>
+          <w:rFonts w:ascii="Arial" w:hAnsi="Arial" w:cs="Arial"/>
+        </w:rPr>
+      </w:pPr>
+      <w:r>
+        <w:rPr>
+          <w:rFonts w:ascii="Arial" w:hAnsi="Arial" w:cs="Arial"/>
+        </w:rPr>
         <w:t>8. REPORTING AND QUALITY ASSURANCE</w:t>
       </w:r>
     </w:p>
     <w:p>
-      <w:r>
+      <w:pPr>
+        <w:rPr>
+          <w:rFonts w:ascii="Arial" w:hAnsi="Arial" w:cs="Arial"/>
+        </w:rPr>
+      </w:pPr>
+      <w:r>
+        <w:rPr>
+          <w:rFonts w:ascii="Arial" w:hAnsi="Arial" w:cs="Arial"/>
+        </w:rPr>
         <w:t>All support interactions will be logged within the HT Dashboard. Calls may be recorded for training and quality purposes. The Hotel will have access to performance reports, including resolution times, uptime metrics, and open ticket summaries.</w:t>
       </w:r>
     </w:p>
     <w:p>
       <w:pPr>
         <w:pStyle w:val="Heading2"/>
-      </w:pPr>
-      <w:r>
+        <w:rPr>
+          <w:rFonts w:ascii="Arial" w:hAnsi="Arial" w:cs="Arial"/>
+        </w:rPr>
+      </w:pPr>
+      <w:r>
+        <w:rPr>
+          <w:rFonts w:ascii="Arial" w:hAnsi="Arial" w:cs="Arial"/>
+        </w:rPr>
         <w:t>9. OPTIONAL AND ADDITIONAL SERVICES</w:t>
       </w:r>
     </w:p>
     <w:p>
-      <w:r>
+      <w:pPr>
+        <w:rPr>
+          <w:rFonts w:ascii="Arial" w:hAnsi="Arial" w:cs="Arial"/>
+        </w:rPr>
+      </w:pPr>
+      <w:r>
+        <w:rPr>
+          <w:rFonts w:ascii="Arial" w:hAnsi="Arial" w:cs="Arial"/>
+        </w:rPr>
         <w:t>The following services are available at additional cost and governed by their respective addenda:</w:t>
       </w:r>
     </w:p>
@@ -571,8 +994,14 @@
           <w:ilvl w:val="0"/>
           <w:numId w:val="26"/>
         </w:numPr>
-      </w:pPr>
-      <w:r>
+        <w:rPr>
+          <w:rFonts w:ascii="Arial" w:hAnsi="Arial" w:cs="Arial"/>
+        </w:rPr>
+      </w:pPr>
+      <w:r>
+        <w:rPr>
+          <w:rFonts w:ascii="Arial" w:hAnsi="Arial" w:cs="Arial"/>
+        </w:rPr>
         <w:t>Onsite Support (Addendum B)</w:t>
       </w:r>
     </w:p>
@@ -583,100 +1012,230 @@
           <w:ilvl w:val="0"/>
           <w:numId w:val="26"/>
         </w:numPr>
-      </w:pPr>
-      <w:r>
+        <w:rPr>
+          <w:rFonts w:ascii="Arial" w:hAnsi="Arial" w:cs="Arial"/>
+        </w:rPr>
+      </w:pPr>
+      <w:r>
+        <w:rPr>
+          <w:rFonts w:ascii="Arial" w:hAnsi="Arial" w:cs="Arial"/>
+        </w:rPr>
         <w:t>Move/Add/Change/Delete (MACD) Requests (Addendum C)</w:t>
       </w:r>
     </w:p>
     <w:p>
       <w:pPr>
         <w:pStyle w:val="Heading2"/>
-      </w:pPr>
-      <w:r>
+        <w:rPr>
+          <w:rFonts w:ascii="Arial" w:hAnsi="Arial" w:cs="Arial"/>
+        </w:rPr>
+      </w:pPr>
+      <w:r>
+        <w:rPr>
+          <w:rFonts w:ascii="Arial" w:hAnsi="Arial" w:cs="Arial"/>
+        </w:rPr>
         <w:t>10. WARRANTY</w:t>
       </w:r>
     </w:p>
     <w:p>
-      <w:r>
+      <w:pPr>
+        <w:rPr>
+          <w:rFonts w:ascii="Arial" w:hAnsi="Arial" w:cs="Arial"/>
+        </w:rPr>
+      </w:pPr>
+      <w:r>
+        <w:rPr>
+          <w:rFonts w:ascii="Arial" w:hAnsi="Arial" w:cs="Arial"/>
+        </w:rPr>
         <w:t>HT warrants all installation work performed directly by HT for a period of one (1) year covering labor and materials. The warranty is void if third parties alter or disrupt the installed network. Hardware warranties remain the responsibility of the respective manufacturer.</w:t>
       </w:r>
     </w:p>
     <w:p>
       <w:pPr>
         <w:pStyle w:val="Heading2"/>
-      </w:pPr>
-      <w:r>
+        <w:rPr>
+          <w:rFonts w:ascii="Arial" w:hAnsi="Arial" w:cs="Arial"/>
+        </w:rPr>
+      </w:pPr>
+      <w:r>
+        <w:rPr>
+          <w:rFonts w:ascii="Arial" w:hAnsi="Arial" w:cs="Arial"/>
+        </w:rPr>
         <w:t>11. FORCE MAJEURE</w:t>
       </w:r>
     </w:p>
     <w:p>
-      <w:r>
+      <w:pPr>
+        <w:rPr>
+          <w:rFonts w:ascii="Arial" w:hAnsi="Arial" w:cs="Arial"/>
+        </w:rPr>
+      </w:pPr>
+      <w:r>
+        <w:rPr>
+          <w:rFonts w:ascii="Arial" w:hAnsi="Arial" w:cs="Arial"/>
+        </w:rPr>
         <w:t>Neither party shall be liable for delays or failure to perform due to causes beyond its reasonable control, including but not limited to natural disasters, labor disputes, power or Internet outages, or acts of government.</w:t>
       </w:r>
     </w:p>
     <w:p>
       <w:pPr>
         <w:pStyle w:val="Heading2"/>
-      </w:pPr>
-      <w:r>
+        <w:rPr>
+          <w:rFonts w:ascii="Arial" w:hAnsi="Arial" w:cs="Arial"/>
+        </w:rPr>
+      </w:pPr>
+      <w:r>
+        <w:rPr>
+          <w:rFonts w:ascii="Arial" w:hAnsi="Arial" w:cs="Arial"/>
+        </w:rPr>
         <w:t>12. INDEMNIFICATION</w:t>
       </w:r>
     </w:p>
     <w:p>
-      <w:r>
+      <w:pPr>
+        <w:rPr>
+          <w:rFonts w:ascii="Arial" w:hAnsi="Arial" w:cs="Arial"/>
+        </w:rPr>
+      </w:pPr>
+      <w:r>
+        <w:rPr>
+          <w:rFonts w:ascii="Arial" w:hAnsi="Arial" w:cs="Arial"/>
+        </w:rPr>
         <w:t>Each party agrees to indemnify and hold harmless the other party and its affiliates, officers, directors, and employees from any third-party claims arising from gross negligence, willful misconduct, or unauthorized use of services provided under this Agreement.</w:t>
       </w:r>
     </w:p>
     <w:p>
       <w:pPr>
         <w:pStyle w:val="Heading2"/>
-      </w:pPr>
-      <w:r>
+        <w:rPr>
+          <w:rFonts w:ascii="Arial" w:hAnsi="Arial" w:cs="Arial"/>
+        </w:rPr>
+      </w:pPr>
+      <w:r>
+        <w:rPr>
+          <w:rFonts w:ascii="Arial" w:hAnsi="Arial" w:cs="Arial"/>
+        </w:rPr>
         <w:t>13. GOVERNING LAW</w:t>
       </w:r>
     </w:p>
     <w:p>
-      <w:r>
+      <w:pPr>
+        <w:rPr>
+          <w:rFonts w:ascii="Arial" w:hAnsi="Arial" w:cs="Arial"/>
+        </w:rPr>
+      </w:pPr>
+      <w:r>
+        <w:rPr>
+          <w:rFonts w:ascii="Arial" w:hAnsi="Arial" w:cs="Arial"/>
+        </w:rPr>
         <w:t>This Agreement shall be governed by and construed in accordance with the laws of the State of Ohio. Any legal action arising under this Agreement shall be brought exclusively in the courts of Al</w:t>
       </w:r>
       <w:r>
+        <w:rPr>
+          <w:rFonts w:ascii="Arial" w:hAnsi="Arial" w:cs="Arial"/>
+        </w:rPr>
         <w:t>len</w:t>
       </w:r>
       <w:r>
+        <w:rPr>
+          <w:rFonts w:ascii="Arial" w:hAnsi="Arial" w:cs="Arial"/>
+        </w:rPr>
         <w:t xml:space="preserve"> County, Ohio.</w:t>
       </w:r>
     </w:p>
-    <w:p/>
-    <w:p/>
-    <w:p/>
-    <w:p/>
-    <w:p/>
+    <w:p>
+      <w:pPr>
+        <w:rPr>
+          <w:rFonts w:ascii="Arial" w:hAnsi="Arial" w:cs="Arial"/>
+        </w:rPr>
+      </w:pPr>
+    </w:p>
+    <w:p>
+      <w:pPr>
+        <w:rPr>
+          <w:rFonts w:ascii="Arial" w:hAnsi="Arial" w:cs="Arial"/>
+        </w:rPr>
+      </w:pPr>
+    </w:p>
+    <w:p>
+      <w:pPr>
+        <w:rPr>
+          <w:rFonts w:ascii="Arial" w:hAnsi="Arial" w:cs="Arial"/>
+        </w:rPr>
+      </w:pPr>
+    </w:p>
+    <w:p>
+      <w:pPr>
+        <w:rPr>
+          <w:rFonts w:ascii="Arial" w:hAnsi="Arial" w:cs="Arial"/>
+        </w:rPr>
+      </w:pPr>
+    </w:p>
+    <w:p>
+      <w:pPr>
+        <w:rPr>
+          <w:rFonts w:ascii="Arial" w:hAnsi="Arial" w:cs="Arial"/>
+        </w:rPr>
+      </w:pPr>
+    </w:p>
     <w:p>
       <w:pPr>
         <w:pStyle w:val="Heading2"/>
-      </w:pPr>
-      <w:r>
+        <w:rPr>
+          <w:rFonts w:ascii="Arial" w:hAnsi="Arial" w:cs="Arial"/>
+        </w:rPr>
+      </w:pPr>
+      <w:r>
+        <w:rPr>
+          <w:rFonts w:ascii="Arial" w:hAnsi="Arial" w:cs="Arial"/>
+        </w:rPr>
+        <w:lastRenderedPageBreak/>
         <w:t>14. ENTIRE AGREEMENT</w:t>
       </w:r>
     </w:p>
     <w:p>
-      <w:r>
+      <w:pPr>
+        <w:rPr>
+          <w:rFonts w:ascii="Arial" w:hAnsi="Arial" w:cs="Arial"/>
+        </w:rPr>
+      </w:pPr>
+      <w:r>
+        <w:rPr>
+          <w:rFonts w:ascii="Arial" w:hAnsi="Arial" w:cs="Arial"/>
+        </w:rPr>
         <w:t>This document, along with any referenced addenda or exhibits, constitutes the entire agreement between the parties. Any amendments must be made in writing and signed by both parties.</w:t>
       </w:r>
     </w:p>
     <w:p>
       <w:pPr>
         <w:pStyle w:val="Heading2"/>
-      </w:pPr>
-      <w:r>
+        <w:rPr>
+          <w:rFonts w:ascii="Arial" w:hAnsi="Arial" w:cs="Arial"/>
+        </w:rPr>
+      </w:pPr>
+      <w:r>
+        <w:rPr>
+          <w:rFonts w:ascii="Arial" w:hAnsi="Arial" w:cs="Arial"/>
+        </w:rPr>
         <w:t>SIGNATURES</w:t>
       </w:r>
     </w:p>
     <w:p>
-      <w:r>
+      <w:pPr>
+        <w:rPr>
+          <w:rFonts w:ascii="Arial" w:hAnsi="Arial" w:cs="Arial"/>
+        </w:rPr>
+      </w:pPr>
+      <w:r>
+        <w:rPr>
+          <w:rFonts w:ascii="Arial" w:hAnsi="Arial" w:cs="Arial"/>
+        </w:rPr>
         <w:t>IN WITNESS WHEREOF, the parties have executed this Agreement as of the dates written below.</w:t>
       </w:r>
       <w:r>
+        <w:rPr>
+          <w:rFonts w:ascii="Arial" w:hAnsi="Arial" w:cs="Arial"/>
+        </w:rPr>
         <w:br/>
       </w:r>
     </w:p>
@@ -685,14 +1244,26 @@
         <w:tabs>
           <w:tab w:val="left" w:pos="5040"/>
         </w:tabs>
-      </w:pPr>
-      <w:r>
+        <w:rPr>
+          <w:rFonts w:ascii="Arial" w:hAnsi="Arial" w:cs="Arial"/>
+        </w:rPr>
+      </w:pPr>
+      <w:r>
+        <w:rPr>
+          <w:rFonts w:ascii="Arial" w:hAnsi="Arial" w:cs="Arial"/>
+        </w:rPr>
         <w:t>HOTEL</w:t>
       </w:r>
       <w:r>
+        <w:rPr>
+          <w:rFonts w:ascii="Arial" w:hAnsi="Arial" w:cs="Arial"/>
+        </w:rPr>
         <w:tab/>
       </w:r>
       <w:r>
+        <w:rPr>
+          <w:rFonts w:ascii="Arial" w:hAnsi="Arial" w:cs="Arial"/>
+        </w:rPr>
         <w:t>HOSPITALITY TECHNOLOGIES, LLC</w:t>
       </w:r>
     </w:p>
@@ -701,6 +1272,9 @@
         <w:tabs>
           <w:tab w:val="left" w:pos="5040"/>
         </w:tabs>
+        <w:rPr>
+          <w:rFonts w:ascii="Arial" w:hAnsi="Arial" w:cs="Arial"/>
+        </w:rPr>
       </w:pPr>
     </w:p>
     <w:p>
@@ -708,19 +1282,33 @@
         <w:tabs>
           <w:tab w:val="left" w:pos="5040"/>
         </w:tabs>
-      </w:pPr>
-      <w:r>
+        <w:rPr>
+          <w:rFonts w:ascii="Arial" w:hAnsi="Arial" w:cs="Arial"/>
+          <w:color w:val="F2F2F2" w:themeColor="background1" w:themeShade="F2"/>
+        </w:rPr>
+      </w:pPr>
+      <w:r>
+        <w:rPr>
+          <w:rFonts w:ascii="Arial" w:hAnsi="Arial" w:cs="Arial"/>
+        </w:rPr>
         <w:t>By</w:t>
       </w:r>
       <w:proofErr w:type="gramStart"/>
       <w:r>
+        <w:rPr>
+          <w:rFonts w:ascii="Arial" w:hAnsi="Arial" w:cs="Arial"/>
+        </w:rPr>
         <w:t>:</w:t>
       </w:r>
       <w:r>
+        <w:rPr>
+          <w:rFonts w:ascii="Arial" w:hAnsi="Arial" w:cs="Arial"/>
+        </w:rPr>
         <w:t xml:space="preserve">  </w:t>
       </w:r>
       <w:r>
         <w:rPr>
+          <w:rFonts w:ascii="Arial" w:hAnsi="Arial" w:cs="Arial"/>
           <w:color w:val="FFFFFF" w:themeColor="background1"/>
         </w:rPr>
         <w:t>{</w:t>
@@ -728,23 +1316,41 @@
       <w:proofErr w:type="gramEnd"/>
       <w:r>
         <w:rPr>
+          <w:rFonts w:ascii="Arial" w:hAnsi="Arial" w:cs="Arial"/>
           <w:color w:val="FFFFFF" w:themeColor="background1"/>
         </w:rPr>
-        <w:t>{sign|1|*| |CustSign1}}</w:t>
-      </w:r>
-      <w:r>
+        <w:t>{</w:t>
+      </w:r>
+      <w:r>
+        <w:rPr>
+          <w:rFonts w:ascii="Arial" w:hAnsi="Arial" w:cs="Arial"/>
+          <w:color w:val="F2F2F2" w:themeColor="background1" w:themeShade="F2"/>
+        </w:rPr>
+        <w:t>sign|1|*| |CustSign1}}</w:t>
+      </w:r>
+      <w:r>
+        <w:rPr>
+          <w:rFonts w:ascii="Arial" w:hAnsi="Arial" w:cs="Arial"/>
+        </w:rPr>
         <w:tab/>
         <w:t>By</w:t>
       </w:r>
       <w:proofErr w:type="gramStart"/>
       <w:r>
+        <w:rPr>
+          <w:rFonts w:ascii="Arial" w:hAnsi="Arial" w:cs="Arial"/>
+        </w:rPr>
         <w:t>:</w:t>
       </w:r>
       <w:r>
+        <w:rPr>
+          <w:rFonts w:ascii="Arial" w:hAnsi="Arial" w:cs="Arial"/>
+        </w:rPr>
         <w:t xml:space="preserve">  </w:t>
       </w:r>
       <w:r>
         <w:rPr>
+          <w:rFonts w:ascii="Arial" w:hAnsi="Arial" w:cs="Arial"/>
           <w:color w:val="FFFFFF" w:themeColor="background1"/>
         </w:rPr>
         <w:t>{</w:t>
@@ -752,21 +1358,31 @@
       <w:proofErr w:type="gramEnd"/>
       <w:r>
         <w:rPr>
+          <w:rFonts w:ascii="Arial" w:hAnsi="Arial" w:cs="Arial"/>
           <w:color w:val="FFFFFF" w:themeColor="background1"/>
         </w:rPr>
-        <w:t>{sign|1|*| |</w:t>
-      </w:r>
-      <w:r>
-        <w:rPr>
-          <w:color w:val="FFFFFF" w:themeColor="background1"/>
-        </w:rPr>
-        <w:t>HTSign1</w:t>
-      </w:r>
-      <w:r>
-        <w:rPr>
-          <w:color w:val="FFFFFF" w:themeColor="background1"/>
-        </w:rPr>
-        <w:t>}}</w:t>
+        <w:t>{</w:t>
+      </w:r>
+      <w:r>
+        <w:rPr>
+          <w:rFonts w:ascii="Arial" w:hAnsi="Arial" w:cs="Arial"/>
+          <w:color w:val="F2F2F2" w:themeColor="background1" w:themeShade="F2"/>
+        </w:rPr>
+        <w:t>sign|</w:t>
+      </w:r>
+      <w:r>
+        <w:rPr>
+          <w:rFonts w:ascii="Arial" w:hAnsi="Arial" w:cs="Arial"/>
+          <w:color w:val="F2F2F2" w:themeColor="background1" w:themeShade="F2"/>
+        </w:rPr>
+        <w:t>2</w:t>
+      </w:r>
+      <w:r>
+        <w:rPr>
+          <w:rFonts w:ascii="Arial" w:hAnsi="Arial" w:cs="Arial"/>
+          <w:color w:val="F2F2F2" w:themeColor="background1" w:themeShade="F2"/>
+        </w:rPr>
+        <w:t>|*| |HTSign1}}</w:t>
       </w:r>
     </w:p>
     <w:p>
@@ -774,6 +1390,9 @@
         <w:tabs>
           <w:tab w:val="left" w:pos="5040"/>
         </w:tabs>
+        <w:rPr>
+          <w:rFonts w:ascii="Arial" w:hAnsi="Arial" w:cs="Arial"/>
+        </w:rPr>
       </w:pPr>
     </w:p>
     <w:p>
@@ -781,26 +1400,47 @@
         <w:tabs>
           <w:tab w:val="left" w:pos="5040"/>
         </w:tabs>
-      </w:pPr>
-      <w:r>
+        <w:rPr>
+          <w:rFonts w:ascii="Arial" w:hAnsi="Arial" w:cs="Arial"/>
+        </w:rPr>
+      </w:pPr>
+      <w:r>
+        <w:rPr>
+          <w:rFonts w:ascii="Arial" w:hAnsi="Arial" w:cs="Arial"/>
+        </w:rPr>
         <w:t>Name/Title</w:t>
       </w:r>
       <w:proofErr w:type="gramStart"/>
       <w:r>
+        <w:rPr>
+          <w:rFonts w:ascii="Arial" w:hAnsi="Arial" w:cs="Arial"/>
+        </w:rPr>
         <w:t>:</w:t>
       </w:r>
       <w:r>
+        <w:rPr>
+          <w:rFonts w:ascii="Arial" w:hAnsi="Arial" w:cs="Arial"/>
+        </w:rPr>
         <w:t xml:space="preserve">  {</w:t>
       </w:r>
       <w:proofErr w:type="gramEnd"/>
       <w:r>
+        <w:rPr>
+          <w:rFonts w:ascii="Arial" w:hAnsi="Arial" w:cs="Arial"/>
+        </w:rPr>
         <w:t>{SIGNER_NAME}}</w:t>
       </w:r>
       <w:r>
+        <w:rPr>
+          <w:rFonts w:ascii="Arial" w:hAnsi="Arial" w:cs="Arial"/>
+        </w:rPr>
         <w:tab/>
         <w:t>Name/Title</w:t>
       </w:r>
       <w:r>
+        <w:rPr>
+          <w:rFonts w:ascii="Arial" w:hAnsi="Arial" w:cs="Arial"/>
+        </w:rPr>
         <w:t>:</w:t>
       </w:r>
     </w:p>
@@ -809,6 +1449,9 @@
         <w:tabs>
           <w:tab w:val="left" w:pos="5040"/>
         </w:tabs>
+        <w:rPr>
+          <w:rFonts w:ascii="Arial" w:hAnsi="Arial" w:cs="Arial"/>
+        </w:rPr>
       </w:pPr>
     </w:p>
     <w:p>
@@ -816,43 +1459,83 @@
         <w:tabs>
           <w:tab w:val="left" w:pos="5040"/>
         </w:tabs>
-      </w:pPr>
-      <w:r>
+        <w:rPr>
+          <w:rFonts w:ascii="Arial" w:hAnsi="Arial" w:cs="Arial"/>
+        </w:rPr>
+      </w:pPr>
+      <w:r>
+        <w:rPr>
+          <w:rFonts w:ascii="Arial" w:hAnsi="Arial" w:cs="Arial"/>
+        </w:rPr>
         <w:t>Date</w:t>
       </w:r>
       <w:proofErr w:type="gramStart"/>
       <w:r>
+        <w:rPr>
+          <w:rFonts w:ascii="Arial" w:hAnsi="Arial" w:cs="Arial"/>
+        </w:rPr>
         <w:t>:</w:t>
       </w:r>
       <w:r>
+        <w:rPr>
+          <w:rFonts w:ascii="Arial" w:hAnsi="Arial" w:cs="Arial"/>
+        </w:rPr>
         <w:t xml:space="preserve">  {</w:t>
       </w:r>
       <w:proofErr w:type="gramEnd"/>
       <w:r>
+        <w:rPr>
+          <w:rFonts w:ascii="Arial" w:hAnsi="Arial" w:cs="Arial"/>
+        </w:rPr>
         <w:t>{DATE}}</w:t>
       </w:r>
       <w:r>
+        <w:rPr>
+          <w:rFonts w:ascii="Arial" w:hAnsi="Arial" w:cs="Arial"/>
+        </w:rPr>
         <w:tab/>
         <w:t>Date</w:t>
       </w:r>
       <w:proofErr w:type="gramStart"/>
       <w:r>
+        <w:rPr>
+          <w:rFonts w:ascii="Arial" w:hAnsi="Arial" w:cs="Arial"/>
+        </w:rPr>
         <w:t>:</w:t>
       </w:r>
       <w:r>
+        <w:rPr>
+          <w:rFonts w:ascii="Arial" w:hAnsi="Arial" w:cs="Arial"/>
+        </w:rPr>
         <w:t xml:space="preserve">  {</w:t>
       </w:r>
       <w:proofErr w:type="gramEnd"/>
       <w:r>
+        <w:rPr>
+          <w:rFonts w:ascii="Arial" w:hAnsi="Arial" w:cs="Arial"/>
+        </w:rPr>
         <w:t>{DATE}}</w:t>
       </w:r>
     </w:p>
-    <w:p/>
-    <w:p/>
+    <w:p>
+      <w:pPr>
+        <w:rPr>
+          <w:rFonts w:ascii="Arial" w:hAnsi="Arial" w:cs="Arial"/>
+        </w:rPr>
+      </w:pPr>
+    </w:p>
+    <w:p>
+      <w:pPr>
+        <w:rPr>
+          <w:rFonts w:ascii="Arial" w:hAnsi="Arial" w:cs="Arial"/>
+        </w:rPr>
+      </w:pPr>
+    </w:p>
     <w:p>
       <w:pPr>
         <w:pStyle w:val="NoSpacing"/>
         <w:rPr>
+          <w:rFonts w:ascii="Arial" w:hAnsi="Arial" w:cs="Arial"/>
           <w:b/>
           <w:bCs/>
         </w:rPr>
@@ -862,6 +1545,7 @@
       <w:pPr>
         <w:pStyle w:val="NoSpacing"/>
         <w:rPr>
+          <w:rFonts w:ascii="Arial" w:hAnsi="Arial" w:cs="Arial"/>
           <w:b/>
           <w:bCs/>
         </w:rPr>
@@ -871,6 +1555,7 @@
       <w:pPr>
         <w:pStyle w:val="NoSpacing"/>
         <w:rPr>
+          <w:rFonts w:ascii="Arial" w:hAnsi="Arial" w:cs="Arial"/>
           <w:b/>
           <w:bCs/>
         </w:rPr>
@@ -880,6 +1565,7 @@
       <w:pPr>
         <w:pStyle w:val="NoSpacing"/>
         <w:rPr>
+          <w:rFonts w:ascii="Arial" w:hAnsi="Arial" w:cs="Arial"/>
           <w:b/>
           <w:bCs/>
         </w:rPr>
@@ -889,6 +1575,7 @@
       <w:pPr>
         <w:pStyle w:val="NoSpacing"/>
         <w:rPr>
+          <w:rFonts w:ascii="Arial" w:hAnsi="Arial" w:cs="Arial"/>
           <w:b/>
           <w:bCs/>
         </w:rPr>
@@ -898,6 +1585,7 @@
       <w:pPr>
         <w:pStyle w:val="NoSpacing"/>
         <w:rPr>
+          <w:rFonts w:ascii="Arial" w:hAnsi="Arial" w:cs="Arial"/>
           <w:b/>
           <w:bCs/>
         </w:rPr>
@@ -907,6 +1595,7 @@
       <w:pPr>
         <w:pStyle w:val="NoSpacing"/>
         <w:rPr>
+          <w:rFonts w:ascii="Arial" w:hAnsi="Arial" w:cs="Arial"/>
           <w:b/>
           <w:bCs/>
         </w:rPr>
@@ -916,6 +1605,7 @@
       <w:pPr>
         <w:pStyle w:val="NoSpacing"/>
         <w:rPr>
+          <w:rFonts w:ascii="Arial" w:hAnsi="Arial" w:cs="Arial"/>
           <w:b/>
           <w:bCs/>
         </w:rPr>
@@ -925,6 +1615,7 @@
       <w:pPr>
         <w:pStyle w:val="NoSpacing"/>
         <w:rPr>
+          <w:rFonts w:ascii="Arial" w:hAnsi="Arial" w:cs="Arial"/>
           <w:b/>
           <w:bCs/>
         </w:rPr>
@@ -934,6 +1625,7 @@
       <w:pPr>
         <w:pStyle w:val="NoSpacing"/>
         <w:rPr>
+          <w:rFonts w:ascii="Arial" w:hAnsi="Arial" w:cs="Arial"/>
           <w:b/>
           <w:bCs/>
         </w:rPr>
@@ -943,6 +1635,7 @@
       <w:pPr>
         <w:pStyle w:val="NoSpacing"/>
         <w:rPr>
+          <w:rFonts w:ascii="Arial" w:hAnsi="Arial" w:cs="Arial"/>
           <w:b/>
           <w:bCs/>
         </w:rPr>
@@ -952,6 +1645,7 @@
       <w:pPr>
         <w:pStyle w:val="NoSpacing"/>
         <w:rPr>
+          <w:rFonts w:ascii="Arial" w:hAnsi="Arial" w:cs="Arial"/>
           <w:b/>
           <w:bCs/>
         </w:rPr>
@@ -961,6 +1655,7 @@
       <w:pPr>
         <w:pStyle w:val="NoSpacing"/>
         <w:rPr>
+          <w:rFonts w:ascii="Arial" w:hAnsi="Arial" w:cs="Arial"/>
           <w:b/>
           <w:bCs/>
         </w:rPr>
@@ -970,12 +1665,14 @@
       <w:pPr>
         <w:pStyle w:val="NoSpacing"/>
         <w:rPr>
+          <w:rFonts w:ascii="Arial" w:hAnsi="Arial" w:cs="Arial"/>
           <w:b/>
           <w:bCs/>
         </w:rPr>
       </w:pPr>
       <w:r>
         <w:rPr>
+          <w:rFonts w:ascii="Arial" w:hAnsi="Arial" w:cs="Arial"/>
           <w:b/>
           <w:bCs/>
         </w:rPr>
@@ -983,14 +1680,28 @@
       </w:r>
     </w:p>
     <w:p>
-      <w:r>
+      <w:pPr>
+        <w:rPr>
+          <w:rFonts w:ascii="Arial" w:hAnsi="Arial" w:cs="Arial"/>
+        </w:rPr>
+      </w:pPr>
+      <w:r>
+        <w:rPr>
+          <w:rFonts w:ascii="Arial" w:hAnsi="Arial" w:cs="Arial"/>
+        </w:rPr>
         <w:t>Hospitality Technologies, LLC</w:t>
       </w:r>
       <w:r>
+        <w:rPr>
+          <w:rFonts w:ascii="Arial" w:hAnsi="Arial" w:cs="Arial"/>
+        </w:rPr>
         <w:br/>
         <w:t>520 E. Montford Ave. Ada, Ohio 45810</w:t>
       </w:r>
       <w:r>
+        <w:rPr>
+          <w:rFonts w:ascii="Arial" w:hAnsi="Arial" w:cs="Arial"/>
+        </w:rPr>
         <w:br/>
         <w:t>Phone: 1-866-779-1215</w:t>
       </w:r>
@@ -998,7 +1709,7 @@
     <w:p>
       <w:pPr>
         <w:rPr>
-          <w:rFonts w:asciiTheme="majorHAnsi" w:eastAsiaTheme="majorEastAsia" w:hAnsiTheme="majorHAnsi" w:cstheme="majorBidi"/>
+          <w:rFonts w:ascii="Arial" w:eastAsiaTheme="majorEastAsia" w:hAnsi="Arial" w:cs="Arial"/>
           <w:b/>
           <w:bCs/>
           <w:color w:val="365F91" w:themeColor="accent1" w:themeShade="BF"/>
@@ -1008,6 +1719,7 @@
       </w:pPr>
       <w:r>
         <w:rPr>
+          <w:rFonts w:ascii="Arial" w:hAnsi="Arial" w:cs="Arial"/>
           <w:sz w:val="36"/>
           <w:szCs w:val="36"/>
         </w:rPr>
@@ -1019,12 +1731,14 @@
         <w:pStyle w:val="Heading1"/>
         <w:jc w:val="center"/>
         <w:rPr>
+          <w:rFonts w:ascii="Arial" w:hAnsi="Arial" w:cs="Arial"/>
           <w:sz w:val="36"/>
           <w:szCs w:val="36"/>
         </w:rPr>
       </w:pPr>
       <w:r>
         <w:rPr>
+          <w:rFonts w:ascii="Arial" w:hAnsi="Arial" w:cs="Arial"/>
           <w:sz w:val="36"/>
           <w:szCs w:val="36"/>
         </w:rPr>
@@ -1033,54 +1747,108 @@
       </w:r>
     </w:p>
     <w:p>
-      <w:r>
+      <w:pPr>
+        <w:rPr>
+          <w:rFonts w:ascii="Arial" w:hAnsi="Arial" w:cs="Arial"/>
+        </w:rPr>
+      </w:pPr>
+      <w:r>
+        <w:rPr>
+          <w:rFonts w:ascii="Arial" w:hAnsi="Arial" w:cs="Arial"/>
+        </w:rPr>
         <w:t>This Addendum forms part of the Hospitality Technologies, LLC (“HT”) Guest Support Services Agreement and establishes the service levels, performance metrics, and remedies applicable to the Guest Support Services provided to Hotel</w:t>
       </w:r>
       <w:r>
+        <w:rPr>
+          <w:rFonts w:ascii="Arial" w:hAnsi="Arial" w:cs="Arial"/>
+        </w:rPr>
         <w:t xml:space="preserve"> Property (“Hotel”)</w:t>
       </w:r>
       <w:r>
+        <w:rPr>
+          <w:rFonts w:ascii="Arial" w:hAnsi="Arial" w:cs="Arial"/>
+        </w:rPr>
         <w:t xml:space="preserve">. </w:t>
       </w:r>
     </w:p>
     <w:p>
       <w:pPr>
         <w:pStyle w:val="Heading2"/>
-      </w:pPr>
-      <w:r>
+        <w:rPr>
+          <w:rFonts w:ascii="Arial" w:hAnsi="Arial" w:cs="Arial"/>
+        </w:rPr>
+      </w:pPr>
+      <w:r>
+        <w:rPr>
+          <w:rFonts w:ascii="Arial" w:hAnsi="Arial" w:cs="Arial"/>
+        </w:rPr>
         <w:t>1. PURPOSE</w:t>
       </w:r>
     </w:p>
     <w:p>
-      <w:r>
+      <w:pPr>
+        <w:rPr>
+          <w:rFonts w:ascii="Arial" w:hAnsi="Arial" w:cs="Arial"/>
+        </w:rPr>
+      </w:pPr>
+      <w:r>
+        <w:rPr>
+          <w:rFonts w:ascii="Arial" w:hAnsi="Arial" w:cs="Arial"/>
+        </w:rPr>
         <w:t>This Service Level Agreement (“SLA”) defines measurable standards for service availability, response, and resolution times for Guest Support, Network Monitoring, and related technical operations provided by HT. The SLA is designed to ensure the highest level of performance and reliability across all managed hospitality network environments.</w:t>
       </w:r>
     </w:p>
     <w:p>
       <w:pPr>
         <w:pStyle w:val="Heading2"/>
-      </w:pPr>
-      <w:r>
+        <w:rPr>
+          <w:rFonts w:ascii="Arial" w:hAnsi="Arial" w:cs="Arial"/>
+        </w:rPr>
+      </w:pPr>
+      <w:r>
+        <w:rPr>
+          <w:rFonts w:ascii="Arial" w:hAnsi="Arial" w:cs="Arial"/>
+        </w:rPr>
         <w:t>2. SCOPE OF SERVICES</w:t>
       </w:r>
     </w:p>
     <w:p>
-      <w:r>
+      <w:pPr>
+        <w:rPr>
+          <w:rFonts w:ascii="Arial" w:hAnsi="Arial" w:cs="Arial"/>
+        </w:rPr>
+      </w:pPr>
+      <w:r>
+        <w:rPr>
+          <w:rFonts w:ascii="Arial" w:hAnsi="Arial" w:cs="Arial"/>
+        </w:rPr>
         <w:t>This SLA applies to the following services under the Agreement:</w:t>
       </w:r>
       <w:r>
+        <w:rPr>
+          <w:rFonts w:ascii="Arial" w:hAnsi="Arial" w:cs="Arial"/>
+        </w:rPr>
         <w:br/>
         <w:t>• 24x7x365 Guest Support Helpdesk (phone, email, chat)</w:t>
       </w:r>
       <w:r>
+        <w:rPr>
+          <w:rFonts w:ascii="Arial" w:hAnsi="Arial" w:cs="Arial"/>
+        </w:rPr>
         <w:br/>
         <w:t>• Network Operations Center (NOC) monitoring and incident response</w:t>
       </w:r>
       <w:r>
+        <w:rPr>
+          <w:rFonts w:ascii="Arial" w:hAnsi="Arial" w:cs="Arial"/>
+        </w:rPr>
         <w:br/>
         <w:t>• Dashboard-based performance reporting and alerting</w:t>
       </w:r>
       <w:r>
+        <w:rPr>
+          <w:rFonts w:ascii="Arial" w:hAnsi="Arial" w:cs="Arial"/>
+        </w:rPr>
         <w:br/>
         <w:t>• Coordination with broadband carriers and equipment manufacturers for incident resolution</w:t>
       </w:r>
@@ -1088,46 +1856,92 @@
     <w:p>
       <w:pPr>
         <w:pStyle w:val="Heading2"/>
-      </w:pPr>
-      <w:r>
+        <w:rPr>
+          <w:rFonts w:ascii="Arial" w:hAnsi="Arial" w:cs="Arial"/>
+        </w:rPr>
+      </w:pPr>
+      <w:r>
+        <w:rPr>
+          <w:rFonts w:ascii="Arial" w:hAnsi="Arial" w:cs="Arial"/>
+        </w:rPr>
         <w:t>3. SERVICE AVAILABILITY</w:t>
       </w:r>
     </w:p>
     <w:p>
-      <w:r>
+      <w:pPr>
+        <w:rPr>
+          <w:rFonts w:ascii="Arial" w:hAnsi="Arial" w:cs="Arial"/>
+        </w:rPr>
+      </w:pPr>
+      <w:r>
+        <w:rPr>
+          <w:rFonts w:ascii="Arial" w:hAnsi="Arial" w:cs="Arial"/>
+        </w:rPr>
         <w:t>HT guarantees 99</w:t>
       </w:r>
       <w:r>
+        <w:rPr>
+          <w:rFonts w:ascii="Arial" w:hAnsi="Arial" w:cs="Arial"/>
+        </w:rPr>
         <w:t>.</w:t>
       </w:r>
       <w:r>
+        <w:rPr>
+          <w:rFonts w:ascii="Arial" w:hAnsi="Arial" w:cs="Arial"/>
+        </w:rPr>
         <w:t>9</w:t>
       </w:r>
       <w:r>
+        <w:rPr>
+          <w:rFonts w:ascii="Arial" w:hAnsi="Arial" w:cs="Arial"/>
+        </w:rPr>
         <w:t>0</w:t>
       </w:r>
       <w:r>
+        <w:rPr>
+          <w:rFonts w:ascii="Arial" w:hAnsi="Arial" w:cs="Arial"/>
+        </w:rPr>
         <w:t xml:space="preserve">% uptime of the Guest </w:t>
       </w:r>
       <w:proofErr w:type="spellStart"/>
       <w:r>
+        <w:rPr>
+          <w:rFonts w:ascii="Arial" w:hAnsi="Arial" w:cs="Arial"/>
+        </w:rPr>
         <w:t>WiFi</w:t>
       </w:r>
       <w:proofErr w:type="spellEnd"/>
       <w:r>
+        <w:rPr>
+          <w:rFonts w:ascii="Arial" w:hAnsi="Arial" w:cs="Arial"/>
+        </w:rPr>
         <w:t xml:space="preserve"> Network as managed through its Cloud Dashboard and NOC systems, excluding outages caused by external factors such as carrier failures, property power outages, or guest misuse.</w:t>
       </w:r>
     </w:p>
     <w:p>
       <w:pPr>
         <w:pStyle w:val="Heading2"/>
-      </w:pPr>
-      <w:r>
+        <w:rPr>
+          <w:rFonts w:ascii="Arial" w:hAnsi="Arial" w:cs="Arial"/>
+        </w:rPr>
+      </w:pPr>
+      <w:r>
+        <w:rPr>
+          <w:rFonts w:ascii="Arial" w:hAnsi="Arial" w:cs="Arial"/>
+        </w:rPr>
         <w:t>4. SUPPORT RESPONSE AND RESOLUTION TIMES</w:t>
       </w:r>
     </w:p>
     <w:p>
-      <w:r>
+      <w:pPr>
+        <w:rPr>
+          <w:rFonts w:ascii="Arial" w:hAnsi="Arial" w:cs="Arial"/>
+        </w:rPr>
+      </w:pPr>
+      <w:r>
+        <w:rPr>
+          <w:rFonts w:ascii="Arial" w:hAnsi="Arial" w:cs="Arial"/>
+        </w:rPr>
         <w:t>HT classifies incidents into three severity levels, each with associated target response and resolution times. “Response Time” means the time between initial notification of an incident and acknowledgement by an HT technician. “Resolution Time” means the time between initial notification and either resolution or workaround implementation.</w:t>
       </w:r>
     </w:p>
@@ -1156,12 +1970,14 @@
           <w:p>
             <w:pPr>
               <w:rPr>
+                <w:rFonts w:ascii="Arial" w:hAnsi="Arial" w:cs="Arial"/>
                 <w:b/>
                 <w:bCs/>
               </w:rPr>
             </w:pPr>
             <w:r>
               <w:rPr>
+                <w:rFonts w:ascii="Arial" w:hAnsi="Arial" w:cs="Arial"/>
                 <w:b/>
                 <w:bCs/>
               </w:rPr>
@@ -1176,12 +1992,14 @@
           <w:p>
             <w:pPr>
               <w:rPr>
+                <w:rFonts w:ascii="Arial" w:hAnsi="Arial" w:cs="Arial"/>
                 <w:b/>
                 <w:bCs/>
               </w:rPr>
             </w:pPr>
             <w:r>
               <w:rPr>
+                <w:rFonts w:ascii="Arial" w:hAnsi="Arial" w:cs="Arial"/>
                 <w:b/>
                 <w:bCs/>
               </w:rPr>
@@ -1196,12 +2014,14 @@
           <w:p>
             <w:pPr>
               <w:rPr>
+                <w:rFonts w:ascii="Arial" w:hAnsi="Arial" w:cs="Arial"/>
                 <w:b/>
                 <w:bCs/>
               </w:rPr>
             </w:pPr>
             <w:r>
               <w:rPr>
+                <w:rFonts w:ascii="Arial" w:hAnsi="Arial" w:cs="Arial"/>
                 <w:b/>
                 <w:bCs/>
               </w:rPr>
@@ -1216,12 +2036,14 @@
           <w:p>
             <w:pPr>
               <w:rPr>
+                <w:rFonts w:ascii="Arial" w:hAnsi="Arial" w:cs="Arial"/>
                 <w:b/>
                 <w:bCs/>
               </w:rPr>
             </w:pPr>
             <w:r>
               <w:rPr>
+                <w:rFonts w:ascii="Arial" w:hAnsi="Arial" w:cs="Arial"/>
                 <w:b/>
                 <w:bCs/>
               </w:rPr>
@@ -1239,7 +2061,15 @@
             <w:tcW w:w="2081" w:type="dxa"/>
           </w:tcPr>
           <w:p>
+            <w:pPr>
+              <w:rPr>
+                <w:rFonts w:ascii="Arial" w:hAnsi="Arial" w:cs="Arial"/>
+              </w:rPr>
+            </w:pPr>
             <w:r>
+              <w:rPr>
+                <w:rFonts w:ascii="Arial" w:hAnsi="Arial" w:cs="Arial"/>
+              </w:rPr>
               <w:t>Severity 1 – Critical</w:t>
             </w:r>
           </w:p>
@@ -1249,7 +2079,15 @@
             <w:tcW w:w="3044" w:type="dxa"/>
           </w:tcPr>
           <w:p>
+            <w:pPr>
+              <w:rPr>
+                <w:rFonts w:ascii="Arial" w:hAnsi="Arial" w:cs="Arial"/>
+              </w:rPr>
+            </w:pPr>
             <w:r>
+              <w:rPr>
+                <w:rFonts w:ascii="Arial" w:hAnsi="Arial" w:cs="Arial"/>
+              </w:rPr>
               <w:t>Complete loss of Guest Internet service or network access with no available workaround.</w:t>
             </w:r>
           </w:p>
@@ -1259,7 +2097,15 @@
             <w:tcW w:w="1980" w:type="dxa"/>
           </w:tcPr>
           <w:p>
+            <w:pPr>
+              <w:rPr>
+                <w:rFonts w:ascii="Arial" w:hAnsi="Arial" w:cs="Arial"/>
+              </w:rPr>
+            </w:pPr>
             <w:r>
+              <w:rPr>
+                <w:rFonts w:ascii="Arial" w:hAnsi="Arial" w:cs="Arial"/>
+              </w:rPr>
               <w:t>30 minutes</w:t>
             </w:r>
           </w:p>
@@ -1269,7 +2115,15 @@
             <w:tcW w:w="2070" w:type="dxa"/>
           </w:tcPr>
           <w:p>
+            <w:pPr>
+              <w:rPr>
+                <w:rFonts w:ascii="Arial" w:hAnsi="Arial" w:cs="Arial"/>
+              </w:rPr>
+            </w:pPr>
             <w:r>
+              <w:rPr>
+                <w:rFonts w:ascii="Arial" w:hAnsi="Arial" w:cs="Arial"/>
+              </w:rPr>
               <w:t>4 hours (remote) / 8 hours (onsite dispatch if required)</w:t>
             </w:r>
           </w:p>
@@ -1284,7 +2138,15 @@
             <w:tcW w:w="2081" w:type="dxa"/>
           </w:tcPr>
           <w:p>
+            <w:pPr>
+              <w:rPr>
+                <w:rFonts w:ascii="Arial" w:hAnsi="Arial" w:cs="Arial"/>
+              </w:rPr>
+            </w:pPr>
             <w:r>
+              <w:rPr>
+                <w:rFonts w:ascii="Arial" w:hAnsi="Arial" w:cs="Arial"/>
+              </w:rPr>
               <w:t>Severity 2 – Major</w:t>
             </w:r>
           </w:p>
@@ -1294,7 +2156,15 @@
             <w:tcW w:w="3044" w:type="dxa"/>
           </w:tcPr>
           <w:p>
+            <w:pPr>
+              <w:rPr>
+                <w:rFonts w:ascii="Arial" w:hAnsi="Arial" w:cs="Arial"/>
+              </w:rPr>
+            </w:pPr>
             <w:r>
+              <w:rPr>
+                <w:rFonts w:ascii="Arial" w:hAnsi="Arial" w:cs="Arial"/>
+              </w:rPr>
               <w:t>Significant network degradation, high latency, or limited access impacting Guest experience.</w:t>
             </w:r>
           </w:p>
@@ -1304,7 +2174,15 @@
             <w:tcW w:w="1980" w:type="dxa"/>
           </w:tcPr>
           <w:p>
+            <w:pPr>
+              <w:rPr>
+                <w:rFonts w:ascii="Arial" w:hAnsi="Arial" w:cs="Arial"/>
+              </w:rPr>
+            </w:pPr>
             <w:r>
+              <w:rPr>
+                <w:rFonts w:ascii="Arial" w:hAnsi="Arial" w:cs="Arial"/>
+              </w:rPr>
               <w:t>1 hour</w:t>
             </w:r>
           </w:p>
@@ -1314,7 +2192,15 @@
             <w:tcW w:w="2070" w:type="dxa"/>
           </w:tcPr>
           <w:p>
+            <w:pPr>
+              <w:rPr>
+                <w:rFonts w:ascii="Arial" w:hAnsi="Arial" w:cs="Arial"/>
+              </w:rPr>
+            </w:pPr>
             <w:r>
+              <w:rPr>
+                <w:rFonts w:ascii="Arial" w:hAnsi="Arial" w:cs="Arial"/>
+              </w:rPr>
               <w:t>12 hours</w:t>
             </w:r>
           </w:p>
@@ -1329,7 +2215,15 @@
             <w:tcW w:w="2081" w:type="dxa"/>
           </w:tcPr>
           <w:p>
+            <w:pPr>
+              <w:rPr>
+                <w:rFonts w:ascii="Arial" w:hAnsi="Arial" w:cs="Arial"/>
+              </w:rPr>
+            </w:pPr>
             <w:r>
+              <w:rPr>
+                <w:rFonts w:ascii="Arial" w:hAnsi="Arial" w:cs="Arial"/>
+              </w:rPr>
               <w:t>Severity 3 – Minor</w:t>
             </w:r>
           </w:p>
@@ -1339,19 +2233,39 @@
             <w:tcW w:w="3044" w:type="dxa"/>
           </w:tcPr>
           <w:p>
+            <w:pPr>
+              <w:rPr>
+                <w:rFonts w:ascii="Arial" w:hAnsi="Arial" w:cs="Arial"/>
+              </w:rPr>
+            </w:pPr>
             <w:r>
+              <w:rPr>
+                <w:rFonts w:ascii="Arial" w:hAnsi="Arial" w:cs="Arial"/>
+              </w:rPr>
               <w:t xml:space="preserve">Isolated or minor issue such as limited AP </w:t>
             </w:r>
             <w:r>
+              <w:rPr>
+                <w:rFonts w:ascii="Arial" w:hAnsi="Arial" w:cs="Arial"/>
+              </w:rPr>
               <w:t>a</w:t>
             </w:r>
             <w:r>
+              <w:rPr>
+                <w:rFonts w:ascii="Arial" w:hAnsi="Arial" w:cs="Arial"/>
+              </w:rPr>
               <w:t>vailability,</w:t>
             </w:r>
             <w:r>
+              <w:rPr>
+                <w:rFonts w:ascii="Arial" w:hAnsi="Arial" w:cs="Arial"/>
+              </w:rPr>
               <w:t xml:space="preserve"> </w:t>
             </w:r>
             <w:r>
+              <w:rPr>
+                <w:rFonts w:ascii="Arial" w:hAnsi="Arial" w:cs="Arial"/>
+              </w:rPr>
               <w:t>intermittent connectivity, or user device configuration assistance.</w:t>
             </w:r>
           </w:p>
@@ -1361,7 +2275,15 @@
             <w:tcW w:w="1980" w:type="dxa"/>
           </w:tcPr>
           <w:p>
+            <w:pPr>
+              <w:rPr>
+                <w:rFonts w:ascii="Arial" w:hAnsi="Arial" w:cs="Arial"/>
+              </w:rPr>
+            </w:pPr>
             <w:r>
+              <w:rPr>
+                <w:rFonts w:ascii="Arial" w:hAnsi="Arial" w:cs="Arial"/>
+              </w:rPr>
               <w:t>1 business day</w:t>
             </w:r>
           </w:p>
@@ -1371,7 +2293,15 @@
             <w:tcW w:w="2070" w:type="dxa"/>
           </w:tcPr>
           <w:p>
+            <w:pPr>
+              <w:rPr>
+                <w:rFonts w:ascii="Arial" w:hAnsi="Arial" w:cs="Arial"/>
+              </w:rPr>
+            </w:pPr>
             <w:r>
+              <w:rPr>
+                <w:rFonts w:ascii="Arial" w:hAnsi="Arial" w:cs="Arial"/>
+              </w:rPr>
               <w:t>36 hours</w:t>
             </w:r>
           </w:p>
@@ -1381,19 +2311,36 @@
     <w:p>
       <w:pPr>
         <w:pStyle w:val="NoSpacing"/>
+        <w:rPr>
+          <w:rFonts w:ascii="Arial" w:hAnsi="Arial" w:cs="Arial"/>
+        </w:rPr>
       </w:pPr>
     </w:p>
     <w:p>
       <w:pPr>
         <w:pStyle w:val="Heading2"/>
-      </w:pPr>
-      <w:r>
+        <w:rPr>
+          <w:rFonts w:ascii="Arial" w:hAnsi="Arial" w:cs="Arial"/>
+        </w:rPr>
+      </w:pPr>
+      <w:r>
+        <w:rPr>
+          <w:rFonts w:ascii="Arial" w:hAnsi="Arial" w:cs="Arial"/>
+        </w:rPr>
         <w:lastRenderedPageBreak/>
         <w:t>5. PERFORMANCE METRICS</w:t>
       </w:r>
     </w:p>
     <w:p>
-      <w:r>
+      <w:pPr>
+        <w:rPr>
+          <w:rFonts w:ascii="Arial" w:hAnsi="Arial" w:cs="Arial"/>
+        </w:rPr>
+      </w:pPr>
+      <w:r>
+        <w:rPr>
+          <w:rFonts w:ascii="Arial" w:hAnsi="Arial" w:cs="Arial"/>
+        </w:rPr>
         <w:t>HT shall maintain the following service metrics across all Guest Support operations:</w:t>
       </w:r>
     </w:p>
@@ -1404,8 +2351,14 @@
           <w:ilvl w:val="0"/>
           <w:numId w:val="14"/>
         </w:numPr>
-      </w:pPr>
-      <w:r>
+        <w:rPr>
+          <w:rFonts w:ascii="Arial" w:hAnsi="Arial" w:cs="Arial"/>
+        </w:rPr>
+      </w:pPr>
+      <w:r>
+        <w:rPr>
+          <w:rFonts w:ascii="Arial" w:hAnsi="Arial" w:cs="Arial"/>
+        </w:rPr>
         <w:t>Average Call Answer Time: ≤ 45 seconds for 90% of calls</w:t>
       </w:r>
     </w:p>
@@ -1416,8 +2369,14 @@
           <w:ilvl w:val="0"/>
           <w:numId w:val="14"/>
         </w:numPr>
-      </w:pPr>
-      <w:r>
+        <w:rPr>
+          <w:rFonts w:ascii="Arial" w:hAnsi="Arial" w:cs="Arial"/>
+        </w:rPr>
+      </w:pPr>
+      <w:r>
+        <w:rPr>
+          <w:rFonts w:ascii="Arial" w:hAnsi="Arial" w:cs="Arial"/>
+        </w:rPr>
         <w:t>First Call Resolution Rate: ≥ 90%</w:t>
       </w:r>
     </w:p>
@@ -1428,8 +2387,14 @@
           <w:ilvl w:val="0"/>
           <w:numId w:val="14"/>
         </w:numPr>
-      </w:pPr>
-      <w:r>
+        <w:rPr>
+          <w:rFonts w:ascii="Arial" w:hAnsi="Arial" w:cs="Arial"/>
+        </w:rPr>
+      </w:pPr>
+      <w:r>
+        <w:rPr>
+          <w:rFonts w:ascii="Arial" w:hAnsi="Arial" w:cs="Arial"/>
+        </w:rPr>
         <w:t>Abandonment Rate: ≤ 5%</w:t>
       </w:r>
     </w:p>
@@ -1440,8 +2405,14 @@
           <w:ilvl w:val="0"/>
           <w:numId w:val="14"/>
         </w:numPr>
-      </w:pPr>
-      <w:r>
+        <w:rPr>
+          <w:rFonts w:ascii="Arial" w:hAnsi="Arial" w:cs="Arial"/>
+        </w:rPr>
+      </w:pPr>
+      <w:r>
+        <w:rPr>
+          <w:rFonts w:ascii="Arial" w:hAnsi="Arial" w:cs="Arial"/>
+        </w:rPr>
         <w:t>Mean Time to Repair (MTTR): ≤ 4 hours for Severity 1 incidents</w:t>
       </w:r>
     </w:p>
@@ -1452,8 +2423,14 @@
           <w:ilvl w:val="0"/>
           <w:numId w:val="14"/>
         </w:numPr>
-      </w:pPr>
-      <w:r>
+        <w:rPr>
+          <w:rFonts w:ascii="Arial" w:hAnsi="Arial" w:cs="Arial"/>
+        </w:rPr>
+      </w:pPr>
+      <w:r>
+        <w:rPr>
+          <w:rFonts w:ascii="Arial" w:hAnsi="Arial" w:cs="Arial"/>
+        </w:rPr>
         <w:t>Proactive Network Alerts: 100% monitored through HT Dashboard</w:t>
       </w:r>
     </w:p>
@@ -1464,21 +2441,41 @@
           <w:ilvl w:val="0"/>
           <w:numId w:val="14"/>
         </w:numPr>
-      </w:pPr>
-      <w:r>
+        <w:rPr>
+          <w:rFonts w:ascii="Arial" w:hAnsi="Arial" w:cs="Arial"/>
+        </w:rPr>
+      </w:pPr>
+      <w:r>
+        <w:rPr>
+          <w:rFonts w:ascii="Arial" w:hAnsi="Arial" w:cs="Arial"/>
+        </w:rPr>
         <w:t>Service Availability: ≥ 99.95% measured monthly</w:t>
       </w:r>
     </w:p>
     <w:p>
       <w:pPr>
         <w:pStyle w:val="Heading2"/>
-      </w:pPr>
-      <w:r>
+        <w:rPr>
+          <w:rFonts w:ascii="Arial" w:hAnsi="Arial" w:cs="Arial"/>
+        </w:rPr>
+      </w:pPr>
+      <w:r>
+        <w:rPr>
+          <w:rFonts w:ascii="Arial" w:hAnsi="Arial" w:cs="Arial"/>
+        </w:rPr>
         <w:t>6. ESCALATION PROCEDURE</w:t>
       </w:r>
     </w:p>
     <w:p>
-      <w:r>
+      <w:pPr>
+        <w:rPr>
+          <w:rFonts w:ascii="Arial" w:hAnsi="Arial" w:cs="Arial"/>
+        </w:rPr>
+      </w:pPr>
+      <w:r>
+        <w:rPr>
+          <w:rFonts w:ascii="Arial" w:hAnsi="Arial" w:cs="Arial"/>
+        </w:rPr>
         <w:t>If a service issue cannot be resolved within its designated timeframe, escalation will proceed through the following levels until resolution:</w:t>
       </w:r>
     </w:p>
@@ -1489,8 +2486,14 @@
           <w:ilvl w:val="0"/>
           <w:numId w:val="15"/>
         </w:numPr>
-      </w:pPr>
-      <w:r>
+        <w:rPr>
+          <w:rFonts w:ascii="Arial" w:hAnsi="Arial" w:cs="Arial"/>
+        </w:rPr>
+      </w:pPr>
+      <w:r>
+        <w:rPr>
+          <w:rFonts w:ascii="Arial" w:hAnsi="Arial" w:cs="Arial"/>
+        </w:rPr>
         <w:t>Tier 1 Support Technician</w:t>
       </w:r>
     </w:p>
@@ -1501,8 +2504,14 @@
           <w:ilvl w:val="0"/>
           <w:numId w:val="15"/>
         </w:numPr>
-      </w:pPr>
-      <w:r>
+        <w:rPr>
+          <w:rFonts w:ascii="Arial" w:hAnsi="Arial" w:cs="Arial"/>
+        </w:rPr>
+      </w:pPr>
+      <w:r>
+        <w:rPr>
+          <w:rFonts w:ascii="Arial" w:hAnsi="Arial" w:cs="Arial"/>
+        </w:rPr>
         <w:t>Tier 2 Network Specialist</w:t>
       </w:r>
     </w:p>
@@ -1513,8 +2522,14 @@
           <w:ilvl w:val="0"/>
           <w:numId w:val="15"/>
         </w:numPr>
-      </w:pPr>
-      <w:r>
+        <w:rPr>
+          <w:rFonts w:ascii="Arial" w:hAnsi="Arial" w:cs="Arial"/>
+        </w:rPr>
+      </w:pPr>
+      <w:r>
+        <w:rPr>
+          <w:rFonts w:ascii="Arial" w:hAnsi="Arial" w:cs="Arial"/>
+        </w:rPr>
         <w:t>Tier 3 Senior Engineer / NOC Supervisor</w:t>
       </w:r>
     </w:p>
@@ -1525,55 +2540,114 @@
           <w:ilvl w:val="0"/>
           <w:numId w:val="15"/>
         </w:numPr>
-      </w:pPr>
-      <w:r>
+        <w:rPr>
+          <w:rFonts w:ascii="Arial" w:hAnsi="Arial" w:cs="Arial"/>
+        </w:rPr>
+      </w:pPr>
+      <w:r>
+        <w:rPr>
+          <w:rFonts w:ascii="Arial" w:hAnsi="Arial" w:cs="Arial"/>
+        </w:rPr>
         <w:t>HT Operations Director</w:t>
       </w:r>
     </w:p>
     <w:p>
-      <w:r>
+      <w:pPr>
+        <w:rPr>
+          <w:rFonts w:ascii="Arial" w:hAnsi="Arial" w:cs="Arial"/>
+        </w:rPr>
+      </w:pPr>
+      <w:r>
+        <w:rPr>
+          <w:rFonts w:ascii="Arial" w:hAnsi="Arial" w:cs="Arial"/>
+        </w:rPr>
         <w:t>* Escalations are tracked and timestamped through the Dashboard, ensuring full transparency for Hotel Management.</w:t>
       </w:r>
     </w:p>
     <w:p>
       <w:pPr>
         <w:pStyle w:val="Heading2"/>
-      </w:pPr>
-      <w:r>
+        <w:rPr>
+          <w:rFonts w:ascii="Arial" w:hAnsi="Arial" w:cs="Arial"/>
+        </w:rPr>
+      </w:pPr>
+      <w:r>
+        <w:rPr>
+          <w:rFonts w:ascii="Arial" w:hAnsi="Arial" w:cs="Arial"/>
+        </w:rPr>
         <w:t>7. SERVICE CREDITS</w:t>
       </w:r>
     </w:p>
     <w:p>
-      <w:r>
+      <w:pPr>
+        <w:rPr>
+          <w:rFonts w:ascii="Arial" w:hAnsi="Arial" w:cs="Arial"/>
+        </w:rPr>
+      </w:pPr>
+      <w:r>
+        <w:rPr>
+          <w:rFonts w:ascii="Arial" w:hAnsi="Arial" w:cs="Arial"/>
+        </w:rPr>
         <w:t xml:space="preserve">If HT fails to meet the guaranteed uptime or resolution commitments, the Hotel may be eligible for a service credit. Credits will be applied toward the next billing cycle as </w:t>
       </w:r>
       <w:r>
+        <w:rPr>
+          <w:rFonts w:ascii="Arial" w:hAnsi="Arial" w:cs="Arial"/>
+        </w:rPr>
         <w:t>agreed.</w:t>
       </w:r>
     </w:p>
     <w:p>
       <w:pPr>
         <w:pStyle w:val="Heading2"/>
-      </w:pPr>
-      <w:r>
+        <w:rPr>
+          <w:rFonts w:ascii="Arial" w:hAnsi="Arial" w:cs="Arial"/>
+        </w:rPr>
+      </w:pPr>
+      <w:r>
+        <w:rPr>
+          <w:rFonts w:ascii="Arial" w:hAnsi="Arial" w:cs="Arial"/>
+        </w:rPr>
         <w:t>8. MONITORING AND REPORTING</w:t>
       </w:r>
     </w:p>
     <w:p>
-      <w:r>
+      <w:pPr>
+        <w:rPr>
+          <w:rFonts w:ascii="Arial" w:hAnsi="Arial" w:cs="Arial"/>
+        </w:rPr>
+      </w:pPr>
+      <w:r>
+        <w:rPr>
+          <w:rFonts w:ascii="Arial" w:hAnsi="Arial" w:cs="Arial"/>
+        </w:rPr>
         <w:t>HT utilizes its unified Dashboard and Control Panel to monitor network performance and support metrics in real-time. Monthly SLA performance reports will be available to the Hotel upon request. HT maintains all support logs and uptime data for a minimum of twelve (12) months.</w:t>
       </w:r>
     </w:p>
     <w:p>
       <w:pPr>
         <w:pStyle w:val="Heading2"/>
-      </w:pPr>
-      <w:r>
+        <w:rPr>
+          <w:rFonts w:ascii="Arial" w:hAnsi="Arial" w:cs="Arial"/>
+        </w:rPr>
+      </w:pPr>
+      <w:r>
+        <w:rPr>
+          <w:rFonts w:ascii="Arial" w:hAnsi="Arial" w:cs="Arial"/>
+        </w:rPr>
         <w:t>9. EXCLUSIONS</w:t>
       </w:r>
     </w:p>
     <w:p>
-      <w:r>
+      <w:pPr>
+        <w:rPr>
+          <w:rFonts w:ascii="Arial" w:hAnsi="Arial" w:cs="Arial"/>
+        </w:rPr>
+      </w:pPr>
+      <w:r>
+        <w:rPr>
+          <w:rFonts w:ascii="Arial" w:hAnsi="Arial" w:cs="Arial"/>
+        </w:rPr>
         <w:t>This SLA does not apply to:</w:t>
       </w:r>
     </w:p>
@@ -1584,8 +2658,14 @@
           <w:ilvl w:val="0"/>
           <w:numId w:val="16"/>
         </w:numPr>
-      </w:pPr>
-      <w:r>
+        <w:rPr>
+          <w:rFonts w:ascii="Arial" w:hAnsi="Arial" w:cs="Arial"/>
+        </w:rPr>
+      </w:pPr>
+      <w:r>
+        <w:rPr>
+          <w:rFonts w:ascii="Arial" w:hAnsi="Arial" w:cs="Arial"/>
+        </w:rPr>
         <w:t>Failures caused by third-party Internet Service Providers or power outages beyond HT’s control.</w:t>
       </w:r>
     </w:p>
@@ -1596,8 +2676,14 @@
           <w:ilvl w:val="0"/>
           <w:numId w:val="16"/>
         </w:numPr>
-      </w:pPr>
-      <w:r>
+        <w:rPr>
+          <w:rFonts w:ascii="Arial" w:hAnsi="Arial" w:cs="Arial"/>
+        </w:rPr>
+      </w:pPr>
+      <w:r>
+        <w:rPr>
+          <w:rFonts w:ascii="Arial" w:hAnsi="Arial" w:cs="Arial"/>
+        </w:rPr>
         <w:t>Hardware failures resulting from negligence, tampering, or environmental damage.</w:t>
       </w:r>
     </w:p>
@@ -1608,20 +2694,56 @@
           <w:ilvl w:val="0"/>
           <w:numId w:val="16"/>
         </w:numPr>
-      </w:pPr>
-      <w:r>
+        <w:rPr>
+          <w:rFonts w:ascii="Arial" w:hAnsi="Arial" w:cs="Arial"/>
+        </w:rPr>
+      </w:pPr>
+      <w:r>
+        <w:rPr>
+          <w:rFonts w:ascii="Arial" w:hAnsi="Arial" w:cs="Arial"/>
+        </w:rPr>
         <w:t>Scheduled maintenance windows, which will be communicated to the Hotel at least 72 hours in advance.</w:t>
       </w:r>
     </w:p>
-    <w:p/>
-    <w:p/>
-    <w:p/>
-    <w:p/>
+    <w:p>
+      <w:pPr>
+        <w:rPr>
+          <w:rFonts w:ascii="Arial" w:hAnsi="Arial" w:cs="Arial"/>
+        </w:rPr>
+      </w:pPr>
+    </w:p>
+    <w:p>
+      <w:pPr>
+        <w:rPr>
+          <w:rFonts w:ascii="Arial" w:hAnsi="Arial" w:cs="Arial"/>
+        </w:rPr>
+      </w:pPr>
+    </w:p>
+    <w:p>
+      <w:pPr>
+        <w:rPr>
+          <w:rFonts w:ascii="Arial" w:hAnsi="Arial" w:cs="Arial"/>
+        </w:rPr>
+      </w:pPr>
+    </w:p>
+    <w:p>
+      <w:pPr>
+        <w:rPr>
+          <w:rFonts w:ascii="Arial" w:hAnsi="Arial" w:cs="Arial"/>
+        </w:rPr>
+      </w:pPr>
+    </w:p>
     <w:p>
       <w:pPr>
         <w:pStyle w:val="Heading2"/>
-      </w:pPr>
-      <w:r>
+        <w:rPr>
+          <w:rFonts w:ascii="Arial" w:hAnsi="Arial" w:cs="Arial"/>
+        </w:rPr>
+      </w:pPr>
+      <w:r>
+        <w:rPr>
+          <w:rFonts w:ascii="Arial" w:hAnsi="Arial" w:cs="Arial"/>
+        </w:rPr>
         <w:t>10. SLA METRICS SUMMARY TABLE</w:t>
       </w:r>
     </w:p>
@@ -1644,12 +2766,14 @@
           <w:p>
             <w:pPr>
               <w:rPr>
+                <w:rFonts w:ascii="Arial" w:hAnsi="Arial" w:cs="Arial"/>
                 <w:b/>
                 <w:bCs/>
               </w:rPr>
             </w:pPr>
             <w:r>
               <w:rPr>
+                <w:rFonts w:ascii="Arial" w:hAnsi="Arial" w:cs="Arial"/>
                 <w:b/>
                 <w:bCs/>
               </w:rPr>
@@ -1664,12 +2788,14 @@
           <w:p>
             <w:pPr>
               <w:rPr>
+                <w:rFonts w:ascii="Arial" w:hAnsi="Arial" w:cs="Arial"/>
                 <w:b/>
                 <w:bCs/>
               </w:rPr>
             </w:pPr>
             <w:r>
               <w:rPr>
+                <w:rFonts w:ascii="Arial" w:hAnsi="Arial" w:cs="Arial"/>
                 <w:b/>
                 <w:bCs/>
               </w:rPr>
@@ -1684,7 +2810,15 @@
             <w:tcW w:w="4315" w:type="dxa"/>
           </w:tcPr>
           <w:p>
+            <w:pPr>
+              <w:rPr>
+                <w:rFonts w:ascii="Arial" w:hAnsi="Arial" w:cs="Arial"/>
+              </w:rPr>
+            </w:pPr>
             <w:r>
+              <w:rPr>
+                <w:rFonts w:ascii="Arial" w:hAnsi="Arial" w:cs="Arial"/>
+              </w:rPr>
               <w:t>Network Uptime</w:t>
             </w:r>
           </w:p>
@@ -1694,7 +2828,15 @@
             <w:tcW w:w="4315" w:type="dxa"/>
           </w:tcPr>
           <w:p>
+            <w:pPr>
+              <w:rPr>
+                <w:rFonts w:ascii="Arial" w:hAnsi="Arial" w:cs="Arial"/>
+              </w:rPr>
+            </w:pPr>
             <w:r>
+              <w:rPr>
+                <w:rFonts w:ascii="Arial" w:hAnsi="Arial" w:cs="Arial"/>
+              </w:rPr>
               <w:t>≥ 99.90%</w:t>
             </w:r>
           </w:p>
@@ -1706,7 +2848,15 @@
             <w:tcW w:w="4315" w:type="dxa"/>
           </w:tcPr>
           <w:p>
+            <w:pPr>
+              <w:rPr>
+                <w:rFonts w:ascii="Arial" w:hAnsi="Arial" w:cs="Arial"/>
+              </w:rPr>
+            </w:pPr>
             <w:r>
+              <w:rPr>
+                <w:rFonts w:ascii="Arial" w:hAnsi="Arial" w:cs="Arial"/>
+              </w:rPr>
               <w:t>Average Call Answer Time</w:t>
             </w:r>
           </w:p>
@@ -1716,7 +2866,15 @@
             <w:tcW w:w="4315" w:type="dxa"/>
           </w:tcPr>
           <w:p>
+            <w:pPr>
+              <w:rPr>
+                <w:rFonts w:ascii="Arial" w:hAnsi="Arial" w:cs="Arial"/>
+              </w:rPr>
+            </w:pPr>
             <w:r>
+              <w:rPr>
+                <w:rFonts w:ascii="Arial" w:hAnsi="Arial" w:cs="Arial"/>
+              </w:rPr>
               <w:t>≤ 45 seconds (90% of calls)</w:t>
             </w:r>
           </w:p>
@@ -1728,7 +2886,15 @@
             <w:tcW w:w="4315" w:type="dxa"/>
           </w:tcPr>
           <w:p>
+            <w:pPr>
+              <w:rPr>
+                <w:rFonts w:ascii="Arial" w:hAnsi="Arial" w:cs="Arial"/>
+              </w:rPr>
+            </w:pPr>
             <w:r>
+              <w:rPr>
+                <w:rFonts w:ascii="Arial" w:hAnsi="Arial" w:cs="Arial"/>
+              </w:rPr>
               <w:t>First Call Resolution</w:t>
             </w:r>
           </w:p>
@@ -1738,7 +2904,15 @@
             <w:tcW w:w="4315" w:type="dxa"/>
           </w:tcPr>
           <w:p>
+            <w:pPr>
+              <w:rPr>
+                <w:rFonts w:ascii="Arial" w:hAnsi="Arial" w:cs="Arial"/>
+              </w:rPr>
+            </w:pPr>
             <w:r>
+              <w:rPr>
+                <w:rFonts w:ascii="Arial" w:hAnsi="Arial" w:cs="Arial"/>
+              </w:rPr>
               <w:t>≥ 90%</w:t>
             </w:r>
           </w:p>
@@ -1750,7 +2924,15 @@
             <w:tcW w:w="4315" w:type="dxa"/>
           </w:tcPr>
           <w:p>
+            <w:pPr>
+              <w:rPr>
+                <w:rFonts w:ascii="Arial" w:hAnsi="Arial" w:cs="Arial"/>
+              </w:rPr>
+            </w:pPr>
             <w:r>
+              <w:rPr>
+                <w:rFonts w:ascii="Arial" w:hAnsi="Arial" w:cs="Arial"/>
+              </w:rPr>
               <w:t>Abandonment Rate</w:t>
             </w:r>
           </w:p>
@@ -1760,7 +2942,15 @@
             <w:tcW w:w="4315" w:type="dxa"/>
           </w:tcPr>
           <w:p>
+            <w:pPr>
+              <w:rPr>
+                <w:rFonts w:ascii="Arial" w:hAnsi="Arial" w:cs="Arial"/>
+              </w:rPr>
+            </w:pPr>
             <w:r>
+              <w:rPr>
+                <w:rFonts w:ascii="Arial" w:hAnsi="Arial" w:cs="Arial"/>
+              </w:rPr>
               <w:t>≤ 5%</w:t>
             </w:r>
           </w:p>
@@ -1772,7 +2962,15 @@
             <w:tcW w:w="4315" w:type="dxa"/>
           </w:tcPr>
           <w:p>
+            <w:pPr>
+              <w:rPr>
+                <w:rFonts w:ascii="Arial" w:hAnsi="Arial" w:cs="Arial"/>
+              </w:rPr>
+            </w:pPr>
             <w:r>
+              <w:rPr>
+                <w:rFonts w:ascii="Arial" w:hAnsi="Arial" w:cs="Arial"/>
+              </w:rPr>
               <w:t>Severity 1 Response</w:t>
             </w:r>
           </w:p>
@@ -1782,7 +2980,15 @@
             <w:tcW w:w="4315" w:type="dxa"/>
           </w:tcPr>
           <w:p>
+            <w:pPr>
+              <w:rPr>
+                <w:rFonts w:ascii="Arial" w:hAnsi="Arial" w:cs="Arial"/>
+              </w:rPr>
+            </w:pPr>
             <w:r>
+              <w:rPr>
+                <w:rFonts w:ascii="Arial" w:hAnsi="Arial" w:cs="Arial"/>
+              </w:rPr>
               <w:t>≤ 30 minutes</w:t>
             </w:r>
           </w:p>
@@ -1794,7 +3000,15 @@
             <w:tcW w:w="4315" w:type="dxa"/>
           </w:tcPr>
           <w:p>
+            <w:pPr>
+              <w:rPr>
+                <w:rFonts w:ascii="Arial" w:hAnsi="Arial" w:cs="Arial"/>
+              </w:rPr>
+            </w:pPr>
             <w:r>
+              <w:rPr>
+                <w:rFonts w:ascii="Arial" w:hAnsi="Arial" w:cs="Arial"/>
+              </w:rPr>
               <w:t>Severity 1 Resolution</w:t>
             </w:r>
           </w:p>
@@ -1804,7 +3018,15 @@
             <w:tcW w:w="4315" w:type="dxa"/>
           </w:tcPr>
           <w:p>
+            <w:pPr>
+              <w:rPr>
+                <w:rFonts w:ascii="Arial" w:hAnsi="Arial" w:cs="Arial"/>
+              </w:rPr>
+            </w:pPr>
             <w:r>
+              <w:rPr>
+                <w:rFonts w:ascii="Arial" w:hAnsi="Arial" w:cs="Arial"/>
+              </w:rPr>
               <w:t>≤ 4 hours (remote) / 8 hours (onsite)</w:t>
             </w:r>
           </w:p>
@@ -1812,39 +3034,157 @@
       </w:tr>
     </w:tbl>
     <w:p>
-      <w:r>
+      <w:pPr>
+        <w:rPr>
+          <w:rFonts w:ascii="Arial" w:hAnsi="Arial" w:cs="Arial"/>
+        </w:rPr>
+      </w:pPr>
+      <w:r>
+        <w:rPr>
+          <w:rFonts w:ascii="Arial" w:hAnsi="Arial" w:cs="Arial"/>
+        </w:rPr>
         <w:t>The following summary table provides a reference of key SLA performance objectives for quick review by property owners and management.</w:t>
       </w:r>
     </w:p>
-    <w:p/>
-    <w:p/>
-    <w:p/>
-    <w:p/>
-    <w:p/>
-    <w:p/>
-    <w:p/>
-    <w:p/>
-    <w:p/>
-    <w:p/>
-    <w:p/>
-    <w:p/>
-    <w:p/>
-    <w:p/>
-    <w:p/>
-    <w:p/>
-    <w:p/>
-    <w:p/>
+    <w:p>
+      <w:pPr>
+        <w:rPr>
+          <w:rFonts w:ascii="Arial" w:hAnsi="Arial" w:cs="Arial"/>
+        </w:rPr>
+      </w:pPr>
+    </w:p>
+    <w:p>
+      <w:pPr>
+        <w:rPr>
+          <w:rFonts w:ascii="Arial" w:hAnsi="Arial" w:cs="Arial"/>
+        </w:rPr>
+      </w:pPr>
+    </w:p>
+    <w:p>
+      <w:pPr>
+        <w:rPr>
+          <w:rFonts w:ascii="Arial" w:hAnsi="Arial" w:cs="Arial"/>
+        </w:rPr>
+      </w:pPr>
+    </w:p>
+    <w:p>
+      <w:pPr>
+        <w:rPr>
+          <w:rFonts w:ascii="Arial" w:hAnsi="Arial" w:cs="Arial"/>
+        </w:rPr>
+      </w:pPr>
+    </w:p>
+    <w:p>
+      <w:pPr>
+        <w:rPr>
+          <w:rFonts w:ascii="Arial" w:hAnsi="Arial" w:cs="Arial"/>
+        </w:rPr>
+      </w:pPr>
+    </w:p>
+    <w:p>
+      <w:pPr>
+        <w:rPr>
+          <w:rFonts w:ascii="Arial" w:hAnsi="Arial" w:cs="Arial"/>
+        </w:rPr>
+      </w:pPr>
+    </w:p>
+    <w:p>
+      <w:pPr>
+        <w:rPr>
+          <w:rFonts w:ascii="Arial" w:hAnsi="Arial" w:cs="Arial"/>
+        </w:rPr>
+      </w:pPr>
+    </w:p>
+    <w:p>
+      <w:pPr>
+        <w:rPr>
+          <w:rFonts w:ascii="Arial" w:hAnsi="Arial" w:cs="Arial"/>
+        </w:rPr>
+      </w:pPr>
+    </w:p>
+    <w:p>
+      <w:pPr>
+        <w:rPr>
+          <w:rFonts w:ascii="Arial" w:hAnsi="Arial" w:cs="Arial"/>
+        </w:rPr>
+      </w:pPr>
+    </w:p>
+    <w:p>
+      <w:pPr>
+        <w:rPr>
+          <w:rFonts w:ascii="Arial" w:hAnsi="Arial" w:cs="Arial"/>
+        </w:rPr>
+      </w:pPr>
+    </w:p>
+    <w:p>
+      <w:pPr>
+        <w:rPr>
+          <w:rFonts w:ascii="Arial" w:hAnsi="Arial" w:cs="Arial"/>
+        </w:rPr>
+      </w:pPr>
+    </w:p>
+    <w:p>
+      <w:pPr>
+        <w:rPr>
+          <w:rFonts w:ascii="Arial" w:hAnsi="Arial" w:cs="Arial"/>
+        </w:rPr>
+      </w:pPr>
+    </w:p>
+    <w:p>
+      <w:pPr>
+        <w:rPr>
+          <w:rFonts w:ascii="Arial" w:hAnsi="Arial" w:cs="Arial"/>
+        </w:rPr>
+      </w:pPr>
+    </w:p>
+    <w:p>
+      <w:pPr>
+        <w:rPr>
+          <w:rFonts w:ascii="Arial" w:hAnsi="Arial" w:cs="Arial"/>
+        </w:rPr>
+      </w:pPr>
+    </w:p>
+    <w:p>
+      <w:pPr>
+        <w:rPr>
+          <w:rFonts w:ascii="Arial" w:hAnsi="Arial" w:cs="Arial"/>
+        </w:rPr>
+      </w:pPr>
+    </w:p>
+    <w:p>
+      <w:pPr>
+        <w:rPr>
+          <w:rFonts w:ascii="Arial" w:hAnsi="Arial" w:cs="Arial"/>
+        </w:rPr>
+      </w:pPr>
+    </w:p>
+    <w:p>
+      <w:pPr>
+        <w:rPr>
+          <w:rFonts w:ascii="Arial" w:hAnsi="Arial" w:cs="Arial"/>
+        </w:rPr>
+      </w:pPr>
+    </w:p>
+    <w:p>
+      <w:pPr>
+        <w:rPr>
+          <w:rFonts w:ascii="Arial" w:hAnsi="Arial" w:cs="Arial"/>
+        </w:rPr>
+      </w:pPr>
+    </w:p>
     <w:p>
       <w:pPr>
         <w:pStyle w:val="Heading1"/>
         <w:jc w:val="center"/>
         <w:rPr>
+          <w:rFonts w:ascii="Arial" w:hAnsi="Arial" w:cs="Arial"/>
           <w:sz w:val="36"/>
           <w:szCs w:val="36"/>
         </w:rPr>
       </w:pPr>
       <w:r>
         <w:rPr>
+          <w:rFonts w:ascii="Arial" w:hAnsi="Arial" w:cs="Arial"/>
           <w:sz w:val="36"/>
           <w:szCs w:val="36"/>
         </w:rPr>
@@ -1853,7 +3193,15 @@
       </w:r>
     </w:p>
     <w:p>
-      <w:r>
+      <w:pPr>
+        <w:rPr>
+          <w:rFonts w:ascii="Arial" w:hAnsi="Arial" w:cs="Arial"/>
+        </w:rPr>
+      </w:pPr>
+      <w:r>
+        <w:rPr>
+          <w:rFonts w:ascii="Arial" w:hAnsi="Arial" w:cs="Arial"/>
+        </w:rPr>
         <w:br/>
         <w:t>This Addendum B forms part of the Hospitality Technologies, LLC (“HT”) Guest Support Services Agreement and defines the terms and conditions under which HT will provide Onsite Technical Support Services to the Hotel as requested.</w:t>
       </w:r>
@@ -1861,21 +3209,41 @@
     <w:p>
       <w:pPr>
         <w:pStyle w:val="Heading2"/>
-      </w:pPr>
-      <w:r>
+        <w:rPr>
+          <w:rFonts w:ascii="Arial" w:hAnsi="Arial" w:cs="Arial"/>
+        </w:rPr>
+      </w:pPr>
+      <w:r>
+        <w:rPr>
+          <w:rFonts w:ascii="Arial" w:hAnsi="Arial" w:cs="Arial"/>
+        </w:rPr>
         <w:t>1. PURPOSE</w:t>
       </w:r>
     </w:p>
     <w:p>
-      <w:r>
+      <w:pPr>
+        <w:rPr>
+          <w:rFonts w:ascii="Arial" w:hAnsi="Arial" w:cs="Arial"/>
+        </w:rPr>
+      </w:pPr>
+      <w:r>
+        <w:rPr>
+          <w:rFonts w:ascii="Arial" w:hAnsi="Arial" w:cs="Arial"/>
+        </w:rPr>
         <w:t>Onsite Support Services are available for scheduled or emergency events requiring physical presence of HT technical personnel at the Hotel location. Typical use cases include major conferences, VIP events, persistent service interruptions, or planned network maintenance.</w:t>
       </w:r>
     </w:p>
     <w:p>
       <w:pPr>
         <w:pStyle w:val="Heading2"/>
-      </w:pPr>
-      <w:r>
+        <w:rPr>
+          <w:rFonts w:ascii="Arial" w:hAnsi="Arial" w:cs="Arial"/>
+        </w:rPr>
+      </w:pPr>
+      <w:r>
+        <w:rPr>
+          <w:rFonts w:ascii="Arial" w:hAnsi="Arial" w:cs="Arial"/>
+        </w:rPr>
         <w:t>2. SCHEDULING AND NOTICE</w:t>
       </w:r>
     </w:p>
@@ -1886,14 +3254,26 @@
           <w:ilvl w:val="0"/>
           <w:numId w:val="17"/>
         </w:numPr>
-      </w:pPr>
-      <w:r>
+        <w:rPr>
+          <w:rFonts w:ascii="Arial" w:hAnsi="Arial" w:cs="Arial"/>
+        </w:rPr>
+      </w:pPr>
+      <w:r>
+        <w:rPr>
+          <w:rFonts w:ascii="Arial" w:hAnsi="Arial" w:cs="Arial"/>
+        </w:rPr>
         <w:t>Standard Scheduling: Hotel must submit an Onsite Support request at least seven (7) calendar days in advance by contacting HT’s Logistics Coordinator at +1-</w:t>
       </w:r>
       <w:r>
+        <w:rPr>
+          <w:rFonts w:ascii="Arial" w:hAnsi="Arial" w:cs="Arial"/>
+        </w:rPr>
         <w:t>866-779-1215</w:t>
       </w:r>
       <w:r>
+        <w:rPr>
+          <w:rFonts w:ascii="Arial" w:hAnsi="Arial" w:cs="Arial"/>
+        </w:rPr>
         <w:t xml:space="preserve"> or via the HT Dashboard.</w:t>
       </w:r>
     </w:p>
@@ -1904,8 +3284,14 @@
           <w:ilvl w:val="0"/>
           <w:numId w:val="17"/>
         </w:numPr>
-      </w:pPr>
-      <w:r>
+        <w:rPr>
+          <w:rFonts w:ascii="Arial" w:hAnsi="Arial" w:cs="Arial"/>
+        </w:rPr>
+      </w:pPr>
+      <w:r>
+        <w:rPr>
+          <w:rFonts w:ascii="Arial" w:hAnsi="Arial" w:cs="Arial"/>
+        </w:rPr>
         <w:t>Emergency Dispatch: Requests received with less than forty-eight (48) hours’ notice are subject to a 25% surcharge on the hourly rate and must be confirmed by HT Operations availability.</w:t>
       </w:r>
     </w:p>
@@ -1916,16 +3302,28 @@
           <w:ilvl w:val="0"/>
           <w:numId w:val="17"/>
         </w:numPr>
-      </w:pPr>
-      <w:r>
+        <w:rPr>
+          <w:rFonts w:ascii="Arial" w:hAnsi="Arial" w:cs="Arial"/>
+        </w:rPr>
+      </w:pPr>
+      <w:r>
+        <w:rPr>
+          <w:rFonts w:ascii="Arial" w:hAnsi="Arial" w:cs="Arial"/>
+        </w:rPr>
         <w:t>Confirmation: HT will confirm availability, estimated arrival time, and expected duration of onsite services in writing prior to deployment.</w:t>
       </w:r>
     </w:p>
     <w:p>
       <w:pPr>
         <w:pStyle w:val="Heading2"/>
-      </w:pPr>
-      <w:r>
+        <w:rPr>
+          <w:rFonts w:ascii="Arial" w:hAnsi="Arial" w:cs="Arial"/>
+        </w:rPr>
+      </w:pPr>
+      <w:r>
+        <w:rPr>
+          <w:rFonts w:ascii="Arial" w:hAnsi="Arial" w:cs="Arial"/>
+        </w:rPr>
         <w:t>3. BILLING AND RATES</w:t>
       </w:r>
     </w:p>
@@ -1936,8 +3334,14 @@
           <w:ilvl w:val="0"/>
           <w:numId w:val="18"/>
         </w:numPr>
-      </w:pPr>
-      <w:r>
+        <w:rPr>
+          <w:rFonts w:ascii="Arial" w:hAnsi="Arial" w:cs="Arial"/>
+        </w:rPr>
+      </w:pPr>
+      <w:r>
+        <w:rPr>
+          <w:rFonts w:ascii="Arial" w:hAnsi="Arial" w:cs="Arial"/>
+        </w:rPr>
         <w:t>Standard Rate: $150.00 per hour, billed in one-half (½) hour increments with a one-hour minimum.</w:t>
       </w:r>
     </w:p>
@@ -1948,8 +3352,14 @@
           <w:ilvl w:val="0"/>
           <w:numId w:val="18"/>
         </w:numPr>
-      </w:pPr>
-      <w:r>
+        <w:rPr>
+          <w:rFonts w:ascii="Arial" w:hAnsi="Arial" w:cs="Arial"/>
+        </w:rPr>
+      </w:pPr>
+      <w:r>
+        <w:rPr>
+          <w:rFonts w:ascii="Arial" w:hAnsi="Arial" w:cs="Arial"/>
+        </w:rPr>
         <w:t>Travel and Expenses: The Hotel agrees to reimburse HT for all reasonable travel expenses associated with onsite visits, including airfare, mileage at the prevailing IRS rate, lodging, and meals as necessary.</w:t>
       </w:r>
     </w:p>
@@ -1960,16 +3370,28 @@
           <w:ilvl w:val="0"/>
           <w:numId w:val="18"/>
         </w:numPr>
-      </w:pPr>
-      <w:r>
+        <w:rPr>
+          <w:rFonts w:ascii="Arial" w:hAnsi="Arial" w:cs="Arial"/>
+        </w:rPr>
+      </w:pPr>
+      <w:r>
+        <w:rPr>
+          <w:rFonts w:ascii="Arial" w:hAnsi="Arial" w:cs="Arial"/>
+        </w:rPr>
         <w:t>Invoicing: Onsite Support charges will be included in the next monthly billing cycle unless otherwise agreed in writing.</w:t>
       </w:r>
     </w:p>
     <w:p>
       <w:pPr>
         <w:pStyle w:val="Heading2"/>
-      </w:pPr>
-      <w:r>
+        <w:rPr>
+          <w:rFonts w:ascii="Arial" w:hAnsi="Arial" w:cs="Arial"/>
+        </w:rPr>
+      </w:pPr>
+      <w:r>
+        <w:rPr>
+          <w:rFonts w:ascii="Arial" w:hAnsi="Arial" w:cs="Arial"/>
+        </w:rPr>
         <w:t>4. SCOPE OF ONSITE SERVICES</w:t>
       </w:r>
     </w:p>
@@ -1980,20 +3402,35 @@
           <w:ilvl w:val="0"/>
           <w:numId w:val="19"/>
         </w:numPr>
-      </w:pPr>
-      <w:r>
+        <w:rPr>
+          <w:rFonts w:ascii="Arial" w:hAnsi="Arial" w:cs="Arial"/>
+        </w:rPr>
+      </w:pPr>
+      <w:r>
+        <w:rPr>
+          <w:rFonts w:ascii="Arial" w:hAnsi="Arial" w:cs="Arial"/>
+        </w:rPr>
         <w:t>HT technicians performing onsite services may provide the following:</w:t>
       </w:r>
       <w:r>
+        <w:rPr>
+          <w:rFonts w:ascii="Arial" w:hAnsi="Arial" w:cs="Arial"/>
+        </w:rPr>
         <w:br/>
         <w:t xml:space="preserve">Troubleshooting and repair of network infrastructure, guest </w:t>
       </w:r>
       <w:proofErr w:type="spellStart"/>
       <w:r>
+        <w:rPr>
+          <w:rFonts w:ascii="Arial" w:hAnsi="Arial" w:cs="Arial"/>
+        </w:rPr>
         <w:t>WiFi</w:t>
       </w:r>
       <w:proofErr w:type="spellEnd"/>
       <w:r>
+        <w:rPr>
+          <w:rFonts w:ascii="Arial" w:hAnsi="Arial" w:cs="Arial"/>
+        </w:rPr>
         <w:t xml:space="preserve"> systems, and back-office connectivity.</w:t>
       </w:r>
     </w:p>
@@ -2004,11 +3441,20 @@
           <w:ilvl w:val="0"/>
           <w:numId w:val="19"/>
         </w:numPr>
-      </w:pPr>
-      <w:r>
+        <w:rPr>
+          <w:rFonts w:ascii="Arial" w:hAnsi="Arial" w:cs="Arial"/>
+        </w:rPr>
+      </w:pPr>
+      <w:r>
+        <w:rPr>
+          <w:rFonts w:ascii="Arial" w:hAnsi="Arial" w:cs="Arial"/>
+        </w:rPr>
         <w:t>Setup, testing, and monitoring for large events or conferences requiring dedicated network performance oversight.</w:t>
       </w:r>
       <w:r>
+        <w:rPr>
+          <w:rFonts w:ascii="Arial" w:hAnsi="Arial" w:cs="Arial"/>
+        </w:rPr>
         <w:t xml:space="preserve"> </w:t>
       </w:r>
     </w:p>
@@ -2019,8 +3465,14 @@
           <w:ilvl w:val="0"/>
           <w:numId w:val="19"/>
         </w:numPr>
-      </w:pPr>
-      <w:r>
+        <w:rPr>
+          <w:rFonts w:ascii="Arial" w:hAnsi="Arial" w:cs="Arial"/>
+        </w:rPr>
+      </w:pPr>
+      <w:r>
+        <w:rPr>
+          <w:rFonts w:ascii="Arial" w:hAnsi="Arial" w:cs="Arial"/>
+        </w:rPr>
         <w:t>Installation or replacement of hardware components, cabling, or network devices as authorized.</w:t>
       </w:r>
     </w:p>
@@ -2031,8 +3483,14 @@
           <w:ilvl w:val="0"/>
           <w:numId w:val="19"/>
         </w:numPr>
-      </w:pPr>
-      <w:r>
+        <w:rPr>
+          <w:rFonts w:ascii="Arial" w:hAnsi="Arial" w:cs="Arial"/>
+        </w:rPr>
+      </w:pPr>
+      <w:r>
+        <w:rPr>
+          <w:rFonts w:ascii="Arial" w:hAnsi="Arial" w:cs="Arial"/>
+        </w:rPr>
         <w:t>Coordination with broadband carriers or property vendors for complex issues requiring physical intervention.</w:t>
       </w:r>
     </w:p>
@@ -2043,27 +3501,63 @@
           <w:ilvl w:val="0"/>
           <w:numId w:val="19"/>
         </w:numPr>
-      </w:pPr>
-      <w:r>
+        <w:rPr>
+          <w:rFonts w:ascii="Arial" w:hAnsi="Arial" w:cs="Arial"/>
+        </w:rPr>
+      </w:pPr>
+      <w:r>
+        <w:rPr>
+          <w:rFonts w:ascii="Arial" w:hAnsi="Arial" w:cs="Arial"/>
+        </w:rPr>
         <w:t>Validation of post-maintenance network stability and service restoration.</w:t>
       </w:r>
     </w:p>
-    <w:p/>
-    <w:p/>
-    <w:p/>
+    <w:p>
+      <w:pPr>
+        <w:rPr>
+          <w:rFonts w:ascii="Arial" w:hAnsi="Arial" w:cs="Arial"/>
+        </w:rPr>
+      </w:pPr>
+    </w:p>
+    <w:p>
+      <w:pPr>
+        <w:rPr>
+          <w:rFonts w:ascii="Arial" w:hAnsi="Arial" w:cs="Arial"/>
+        </w:rPr>
+      </w:pPr>
+    </w:p>
+    <w:p>
+      <w:pPr>
+        <w:rPr>
+          <w:rFonts w:ascii="Arial" w:hAnsi="Arial" w:cs="Arial"/>
+        </w:rPr>
+      </w:pPr>
+    </w:p>
     <w:p>
       <w:pPr>
         <w:pStyle w:val="Heading2"/>
-      </w:pPr>
-      <w:r>
+        <w:rPr>
+          <w:rFonts w:ascii="Arial" w:hAnsi="Arial" w:cs="Arial"/>
+        </w:rPr>
+      </w:pPr>
+      <w:r>
+        <w:rPr>
+          <w:rFonts w:ascii="Arial" w:hAnsi="Arial" w:cs="Arial"/>
+        </w:rPr>
         <w:t>5. RESPONSIBILITIES OF THE HOTEL</w:t>
       </w:r>
     </w:p>
     <w:p>
       <w:pPr>
         <w:pStyle w:val="NoSpacing"/>
-      </w:pPr>
-      <w:r>
+        <w:rPr>
+          <w:rFonts w:ascii="Arial" w:hAnsi="Arial" w:cs="Arial"/>
+        </w:rPr>
+      </w:pPr>
+      <w:r>
+        <w:rPr>
+          <w:rFonts w:ascii="Arial" w:hAnsi="Arial" w:cs="Arial"/>
+        </w:rPr>
         <w:t>The Hotel agrees to:</w:t>
       </w:r>
     </w:p>
@@ -2074,8 +3568,14 @@
           <w:ilvl w:val="0"/>
           <w:numId w:val="20"/>
         </w:numPr>
-      </w:pPr>
-      <w:r>
+        <w:rPr>
+          <w:rFonts w:ascii="Arial" w:hAnsi="Arial" w:cs="Arial"/>
+        </w:rPr>
+      </w:pPr>
+      <w:r>
+        <w:rPr>
+          <w:rFonts w:ascii="Arial" w:hAnsi="Arial" w:cs="Arial"/>
+        </w:rPr>
         <w:t>Provide safe and timely access to network rooms, communication closets, and related infrastructure.</w:t>
       </w:r>
     </w:p>
@@ -2086,8 +3586,14 @@
           <w:ilvl w:val="0"/>
           <w:numId w:val="20"/>
         </w:numPr>
-      </w:pPr>
-      <w:r>
+        <w:rPr>
+          <w:rFonts w:ascii="Arial" w:hAnsi="Arial" w:cs="Arial"/>
+        </w:rPr>
+      </w:pPr>
+      <w:r>
+        <w:rPr>
+          <w:rFonts w:ascii="Arial" w:hAnsi="Arial" w:cs="Arial"/>
+        </w:rPr>
         <w:t>Designate an onsite point of contact during the service window.</w:t>
       </w:r>
     </w:p>
@@ -2098,8 +3604,14 @@
           <w:ilvl w:val="0"/>
           <w:numId w:val="20"/>
         </w:numPr>
-      </w:pPr>
-      <w:r>
+        <w:rPr>
+          <w:rFonts w:ascii="Arial" w:hAnsi="Arial" w:cs="Arial"/>
+        </w:rPr>
+      </w:pPr>
+      <w:r>
+        <w:rPr>
+          <w:rFonts w:ascii="Arial" w:hAnsi="Arial" w:cs="Arial"/>
+        </w:rPr>
         <w:t>Ensure electrical power and Internet connectivity are available where required.</w:t>
       </w:r>
     </w:p>
@@ -2110,60 +3622,114 @@
           <w:ilvl w:val="0"/>
           <w:numId w:val="20"/>
         </w:numPr>
-      </w:pPr>
-      <w:r>
+        <w:rPr>
+          <w:rFonts w:ascii="Arial" w:hAnsi="Arial" w:cs="Arial"/>
+        </w:rPr>
+      </w:pPr>
+      <w:r>
+        <w:rPr>
+          <w:rFonts w:ascii="Arial" w:hAnsi="Arial" w:cs="Arial"/>
+        </w:rPr>
         <w:t>Approve all material or hardware replacement costs prior to installation.</w:t>
       </w:r>
     </w:p>
     <w:p>
       <w:pPr>
         <w:pStyle w:val="Heading2"/>
-      </w:pPr>
-      <w:r>
+        <w:rPr>
+          <w:rFonts w:ascii="Arial" w:hAnsi="Arial" w:cs="Arial"/>
+        </w:rPr>
+      </w:pPr>
+      <w:r>
+        <w:rPr>
+          <w:rFonts w:ascii="Arial" w:hAnsi="Arial" w:cs="Arial"/>
+        </w:rPr>
         <w:t>6. SERVICE REPORTING</w:t>
       </w:r>
     </w:p>
     <w:p>
-      <w:r>
+      <w:pPr>
+        <w:rPr>
+          <w:rFonts w:ascii="Arial" w:hAnsi="Arial" w:cs="Arial"/>
+        </w:rPr>
+      </w:pPr>
+      <w:r>
+        <w:rPr>
+          <w:rFonts w:ascii="Arial" w:hAnsi="Arial" w:cs="Arial"/>
+        </w:rPr>
         <w:t xml:space="preserve">Within forty-eight (48) hours of completion of onsite services, HT will upload a detailed service summary to the Dashboard, including work performed, findings, materials used, and any recommended follow-up actions. </w:t>
       </w:r>
     </w:p>
     <w:p>
       <w:pPr>
         <w:pStyle w:val="Heading2"/>
-      </w:pPr>
-      <w:r>
+        <w:rPr>
+          <w:rFonts w:ascii="Arial" w:hAnsi="Arial" w:cs="Arial"/>
+        </w:rPr>
+      </w:pPr>
+      <w:r>
+        <w:rPr>
+          <w:rFonts w:ascii="Arial" w:hAnsi="Arial" w:cs="Arial"/>
+        </w:rPr>
         <w:t>7. LIABILITY AND WARRANTY</w:t>
       </w:r>
     </w:p>
     <w:p>
-      <w:r>
+      <w:pPr>
+        <w:rPr>
+          <w:rFonts w:ascii="Arial" w:hAnsi="Arial" w:cs="Arial"/>
+        </w:rPr>
+      </w:pPr>
+      <w:r>
+        <w:rPr>
+          <w:rFonts w:ascii="Arial" w:hAnsi="Arial" w:cs="Arial"/>
+        </w:rPr>
         <w:t>HT warrants that all onsite work will be performed in a professional and workmanlike manner by qualified personnel. HT shall not be responsible for delays or damages caused by external vendors, acts of God, or conditions outside its reasonable control. Labor performed onsite is warranted for thirty (30) days following completion.</w:t>
       </w:r>
     </w:p>
     <w:p>
       <w:pPr>
         <w:pStyle w:val="Heading2"/>
-      </w:pPr>
-      <w:r>
+        <w:rPr>
+          <w:rFonts w:ascii="Arial" w:hAnsi="Arial" w:cs="Arial"/>
+        </w:rPr>
+      </w:pPr>
+      <w:r>
+        <w:rPr>
+          <w:rFonts w:ascii="Arial" w:hAnsi="Arial" w:cs="Arial"/>
+        </w:rPr>
         <w:t>8. CANCELLATION POLICY</w:t>
       </w:r>
     </w:p>
     <w:p>
-      <w:r>
+      <w:pPr>
+        <w:rPr>
+          <w:rFonts w:ascii="Arial" w:hAnsi="Arial" w:cs="Arial"/>
+        </w:rPr>
+      </w:pPr>
+      <w:r>
+        <w:rPr>
+          <w:rFonts w:ascii="Arial" w:hAnsi="Arial" w:cs="Arial"/>
+        </w:rPr>
         <w:t>Hotel may cancel a scheduled onsite visit without penalty if notice is provided more than seventy-two (72) hours before the scheduled start time. Cancellations received within seventy-two (72) hours are subject to a two-hour minimum charge plus any non-refundable travel costs already incurred.</w:t>
       </w:r>
       <w:r>
+        <w:rPr>
+          <w:rFonts w:ascii="Arial" w:hAnsi="Arial" w:cs="Arial"/>
+        </w:rPr>
         <w:t xml:space="preserve"> </w:t>
       </w:r>
       <w:r>
+        <w:rPr>
+          <w:rFonts w:ascii="Arial" w:hAnsi="Arial" w:cs="Arial"/>
+        </w:rPr>
         <w:br/>
       </w:r>
     </w:p>
     <w:p>
       <w:pPr>
         <w:rPr>
-          <w:rFonts w:asciiTheme="majorHAnsi" w:eastAsiaTheme="majorEastAsia" w:hAnsiTheme="majorHAnsi" w:cstheme="majorBidi"/>
+          <w:rFonts w:ascii="Arial" w:eastAsiaTheme="majorEastAsia" w:hAnsi="Arial" w:cs="Arial"/>
           <w:b/>
           <w:bCs/>
           <w:color w:val="365F91" w:themeColor="accent1" w:themeShade="BF"/>
@@ -2173,6 +3739,7 @@
       </w:pPr>
       <w:r>
         <w:rPr>
+          <w:rFonts w:ascii="Arial" w:hAnsi="Arial" w:cs="Arial"/>
           <w:sz w:val="36"/>
           <w:szCs w:val="36"/>
         </w:rPr>
@@ -2184,12 +3751,14 @@
         <w:pStyle w:val="Heading1"/>
         <w:jc w:val="center"/>
         <w:rPr>
+          <w:rFonts w:ascii="Arial" w:hAnsi="Arial" w:cs="Arial"/>
           <w:sz w:val="33"/>
           <w:szCs w:val="33"/>
         </w:rPr>
       </w:pPr>
       <w:r>
         <w:rPr>
+          <w:rFonts w:ascii="Arial" w:hAnsi="Arial" w:cs="Arial"/>
           <w:sz w:val="33"/>
           <w:szCs w:val="33"/>
         </w:rPr>
@@ -2198,33 +3767,69 @@
       </w:r>
     </w:p>
     <w:p>
-      <w:r>
+      <w:pPr>
+        <w:rPr>
+          <w:rFonts w:ascii="Arial" w:hAnsi="Arial" w:cs="Arial"/>
+        </w:rPr>
+      </w:pPr>
+      <w:r>
+        <w:rPr>
+          <w:rFonts w:ascii="Arial" w:hAnsi="Arial" w:cs="Arial"/>
+        </w:rPr>
         <w:t>This Addendum C forms part of the Hospitality Technologies, LLC (“HT”) Guest Support Services Agreement and defines the terms and conditions under which HT will perform Move, Add, Change, and Delete (“MACD”) services for network hardware, configurations, and associated systems at the Hotel.</w:t>
       </w:r>
     </w:p>
     <w:p>
       <w:pPr>
         <w:pStyle w:val="Heading2"/>
-      </w:pPr>
-      <w:r>
+        <w:rPr>
+          <w:rFonts w:ascii="Arial" w:hAnsi="Arial" w:cs="Arial"/>
+        </w:rPr>
+      </w:pPr>
+      <w:r>
+        <w:rPr>
+          <w:rFonts w:ascii="Arial" w:hAnsi="Arial" w:cs="Arial"/>
+        </w:rPr>
         <w:t>1. PURPOSE</w:t>
       </w:r>
     </w:p>
     <w:p>
-      <w:r>
+      <w:pPr>
+        <w:rPr>
+          <w:rFonts w:ascii="Arial" w:hAnsi="Arial" w:cs="Arial"/>
+        </w:rPr>
+      </w:pPr>
+      <w:r>
+        <w:rPr>
+          <w:rFonts w:ascii="Arial" w:hAnsi="Arial" w:cs="Arial"/>
+        </w:rPr>
         <w:t>MACD services provide the Hotel with the ability to modify its managed network environment as operational needs evolve. This includes equipment relocations, network expansions, configuration updates, and removal of outdated hardware or systems.</w:t>
       </w:r>
     </w:p>
     <w:p>
       <w:pPr>
         <w:pStyle w:val="Heading2"/>
-      </w:pPr>
-      <w:r>
+        <w:rPr>
+          <w:rFonts w:ascii="Arial" w:hAnsi="Arial" w:cs="Arial"/>
+        </w:rPr>
+      </w:pPr>
+      <w:r>
+        <w:rPr>
+          <w:rFonts w:ascii="Arial" w:hAnsi="Arial" w:cs="Arial"/>
+        </w:rPr>
         <w:t>2. SCOPE OF SERVICES</w:t>
       </w:r>
     </w:p>
     <w:p>
-      <w:r>
+      <w:pPr>
+        <w:rPr>
+          <w:rFonts w:ascii="Arial" w:hAnsi="Arial" w:cs="Arial"/>
+        </w:rPr>
+      </w:pPr>
+      <w:r>
+        <w:rPr>
+          <w:rFonts w:ascii="Arial" w:hAnsi="Arial" w:cs="Arial"/>
+        </w:rPr>
         <w:t>MACD services may include, but are not limited to:</w:t>
       </w:r>
     </w:p>
@@ -2235,8 +3840,14 @@
           <w:ilvl w:val="0"/>
           <w:numId w:val="21"/>
         </w:numPr>
-      </w:pPr>
-      <w:r>
+        <w:rPr>
+          <w:rFonts w:ascii="Arial" w:hAnsi="Arial" w:cs="Arial"/>
+        </w:rPr>
+      </w:pPr>
+      <w:r>
+        <w:rPr>
+          <w:rFonts w:ascii="Arial" w:hAnsi="Arial" w:cs="Arial"/>
+        </w:rPr>
         <w:t>Moving or relocating wireless access points (APs), switches, gateways, or related network devices.</w:t>
       </w:r>
     </w:p>
@@ -2247,8 +3858,14 @@
           <w:ilvl w:val="0"/>
           <w:numId w:val="21"/>
         </w:numPr>
-      </w:pPr>
-      <w:r>
+        <w:rPr>
+          <w:rFonts w:ascii="Arial" w:hAnsi="Arial" w:cs="Arial"/>
+        </w:rPr>
+      </w:pPr>
+      <w:r>
+        <w:rPr>
+          <w:rFonts w:ascii="Arial" w:hAnsi="Arial" w:cs="Arial"/>
+        </w:rPr>
         <w:t>Adding new devices or integrations such as time clocks, ATMs, IoT sensors, or digital signage.</w:t>
       </w:r>
     </w:p>
@@ -2259,8 +3876,14 @@
           <w:ilvl w:val="0"/>
           <w:numId w:val="21"/>
         </w:numPr>
-      </w:pPr>
-      <w:r>
+        <w:rPr>
+          <w:rFonts w:ascii="Arial" w:hAnsi="Arial" w:cs="Arial"/>
+        </w:rPr>
+      </w:pPr>
+      <w:r>
+        <w:rPr>
+          <w:rFonts w:ascii="Arial" w:hAnsi="Arial" w:cs="Arial"/>
+        </w:rPr>
         <w:t>Changing VLAN assignments, SSIDs, routing parameters, or network configurations.</w:t>
       </w:r>
     </w:p>
@@ -2271,8 +3894,14 @@
           <w:ilvl w:val="0"/>
           <w:numId w:val="21"/>
         </w:numPr>
-      </w:pPr>
-      <w:r>
+        <w:rPr>
+          <w:rFonts w:ascii="Arial" w:hAnsi="Arial" w:cs="Arial"/>
+        </w:rPr>
+      </w:pPr>
+      <w:r>
+        <w:rPr>
+          <w:rFonts w:ascii="Arial" w:hAnsi="Arial" w:cs="Arial"/>
+        </w:rPr>
         <w:t>Deleting or decommissioning obsolete network hardware or third-party equipment no longer in use.</w:t>
       </w:r>
     </w:p>
@@ -2283,16 +3912,28 @@
           <w:ilvl w:val="0"/>
           <w:numId w:val="21"/>
         </w:numPr>
-      </w:pPr>
-      <w:r>
+        <w:rPr>
+          <w:rFonts w:ascii="Arial" w:hAnsi="Arial" w:cs="Arial"/>
+        </w:rPr>
+      </w:pPr>
+      <w:r>
+        <w:rPr>
+          <w:rFonts w:ascii="Arial" w:hAnsi="Arial" w:cs="Arial"/>
+        </w:rPr>
         <w:t>Updating network diagrams, asset inventory, and configurations within the HT Dashboard following changes.</w:t>
       </w:r>
     </w:p>
     <w:p>
       <w:pPr>
         <w:pStyle w:val="Heading2"/>
-      </w:pPr>
-      <w:r>
+        <w:rPr>
+          <w:rFonts w:ascii="Arial" w:hAnsi="Arial" w:cs="Arial"/>
+        </w:rPr>
+      </w:pPr>
+      <w:r>
+        <w:rPr>
+          <w:rFonts w:ascii="Arial" w:hAnsi="Arial" w:cs="Arial"/>
+        </w:rPr>
         <w:t>3. REQUEST AND APPROVAL PROCESS</w:t>
       </w:r>
     </w:p>
@@ -2303,19 +3944,29 @@
           <w:ilvl w:val="0"/>
           <w:numId w:val="22"/>
         </w:numPr>
-      </w:pPr>
-      <w:r>
+        <w:rPr>
+          <w:rFonts w:ascii="Arial" w:hAnsi="Arial" w:cs="Arial"/>
+        </w:rPr>
+      </w:pPr>
+      <w:r>
+        <w:rPr>
+          <w:rFonts w:ascii="Arial" w:hAnsi="Arial" w:cs="Arial"/>
+        </w:rPr>
         <w:t xml:space="preserve">All MACD requests must be submitted by the Hotel’s authorized contact via the HT Dashboard or by email to </w:t>
       </w:r>
       <w:hyperlink r:id="rId12" w:history="1">
         <w:r>
           <w:rPr>
             <w:rStyle w:val="Hyperlink"/>
+            <w:rFonts w:ascii="Arial" w:hAnsi="Arial" w:cs="Arial"/>
           </w:rPr>
           <w:t>support@hospitalitytechnologies.com</w:t>
         </w:r>
       </w:hyperlink>
       <w:r>
+        <w:rPr>
+          <w:rFonts w:ascii="Arial" w:hAnsi="Arial" w:cs="Arial"/>
+        </w:rPr>
         <w:t>.</w:t>
       </w:r>
     </w:p>
@@ -2326,8 +3977,14 @@
           <w:ilvl w:val="0"/>
           <w:numId w:val="22"/>
         </w:numPr>
-      </w:pPr>
-      <w:r>
+        <w:rPr>
+          <w:rFonts w:ascii="Arial" w:hAnsi="Arial" w:cs="Arial"/>
+        </w:rPr>
+      </w:pPr>
+      <w:r>
+        <w:rPr>
+          <w:rFonts w:ascii="Arial" w:hAnsi="Arial" w:cs="Arial"/>
+        </w:rPr>
         <w:t>HT will review the request and provide a written estimate for approval, including projected labor hours, materials, and any travel requirements.</w:t>
       </w:r>
     </w:p>
@@ -2338,16 +3995,28 @@
           <w:ilvl w:val="0"/>
           <w:numId w:val="22"/>
         </w:numPr>
-      </w:pPr>
-      <w:r>
+        <w:rPr>
+          <w:rFonts w:ascii="Arial" w:hAnsi="Arial" w:cs="Arial"/>
+        </w:rPr>
+      </w:pPr>
+      <w:r>
+        <w:rPr>
+          <w:rFonts w:ascii="Arial" w:hAnsi="Arial" w:cs="Arial"/>
+        </w:rPr>
         <w:t>Work will commence only after written approval is received from the Hotel.</w:t>
       </w:r>
     </w:p>
     <w:p>
       <w:pPr>
         <w:pStyle w:val="Heading2"/>
-      </w:pPr>
-      <w:r>
+        <w:rPr>
+          <w:rFonts w:ascii="Arial" w:hAnsi="Arial" w:cs="Arial"/>
+        </w:rPr>
+      </w:pPr>
+      <w:r>
+        <w:rPr>
+          <w:rFonts w:ascii="Arial" w:hAnsi="Arial" w:cs="Arial"/>
+        </w:rPr>
         <w:t>4. BILLING AND RATES</w:t>
       </w:r>
     </w:p>
@@ -2358,8 +4027,14 @@
           <w:ilvl w:val="0"/>
           <w:numId w:val="23"/>
         </w:numPr>
-      </w:pPr>
-      <w:r>
+        <w:rPr>
+          <w:rFonts w:ascii="Arial" w:hAnsi="Arial" w:cs="Arial"/>
+        </w:rPr>
+      </w:pPr>
+      <w:r>
+        <w:rPr>
+          <w:rFonts w:ascii="Arial" w:hAnsi="Arial" w:cs="Arial"/>
+        </w:rPr>
         <w:t>Standard Rate: $150.00 per hour, billed in one-half (½) hour increments, for both remote and onsite time.</w:t>
       </w:r>
     </w:p>
@@ -2370,14 +4045,26 @@
           <w:ilvl w:val="0"/>
           <w:numId w:val="23"/>
         </w:numPr>
-      </w:pPr>
-      <w:r>
+        <w:rPr>
+          <w:rFonts w:ascii="Arial" w:hAnsi="Arial" w:cs="Arial"/>
+        </w:rPr>
+      </w:pPr>
+      <w:r>
+        <w:rPr>
+          <w:rFonts w:ascii="Arial" w:hAnsi="Arial" w:cs="Arial"/>
+        </w:rPr>
         <w:t>Materials: All physical materials or replacement parts required for MACD activities w</w:t>
       </w:r>
       <w:r>
+        <w:rPr>
+          <w:rFonts w:ascii="Arial" w:hAnsi="Arial" w:cs="Arial"/>
+        </w:rPr>
         <w:t>ill be billed at normal rates.</w:t>
       </w:r>
       <w:r>
+        <w:rPr>
+          <w:rFonts w:ascii="Arial" w:hAnsi="Arial" w:cs="Arial"/>
+        </w:rPr>
         <w:t xml:space="preserve"> </w:t>
       </w:r>
     </w:p>
@@ -2388,8 +4075,14 @@
           <w:ilvl w:val="0"/>
           <w:numId w:val="23"/>
         </w:numPr>
-      </w:pPr>
-      <w:r>
+        <w:rPr>
+          <w:rFonts w:ascii="Arial" w:hAnsi="Arial" w:cs="Arial"/>
+        </w:rPr>
+      </w:pPr>
+      <w:r>
+        <w:rPr>
+          <w:rFonts w:ascii="Arial" w:hAnsi="Arial" w:cs="Arial"/>
+        </w:rPr>
         <w:t>Travel: When onsite presence is required, travel and lodging costs will be billed in accordance with Addendum B – Onsite Support Terms.</w:t>
       </w:r>
     </w:p>
@@ -2400,142 +4093,297 @@
           <w:ilvl w:val="0"/>
           <w:numId w:val="23"/>
         </w:numPr>
-      </w:pPr>
-      <w:r>
+        <w:rPr>
+          <w:rFonts w:ascii="Arial" w:hAnsi="Arial" w:cs="Arial"/>
+        </w:rPr>
+      </w:pPr>
+      <w:r>
+        <w:rPr>
+          <w:rFonts w:ascii="Arial" w:hAnsi="Arial" w:cs="Arial"/>
+        </w:rPr>
         <w:t xml:space="preserve">Invoicing: MACD work </w:t>
       </w:r>
       <w:r>
+        <w:rPr>
+          <w:rFonts w:ascii="Arial" w:hAnsi="Arial" w:cs="Arial"/>
+        </w:rPr>
         <w:t>will be invoiced after the work has been completed</w:t>
       </w:r>
       <w:r>
+        <w:rPr>
+          <w:rFonts w:ascii="Arial" w:hAnsi="Arial" w:cs="Arial"/>
+        </w:rPr>
         <w:t>.</w:t>
       </w:r>
     </w:p>
     <w:p>
       <w:pPr>
         <w:pStyle w:val="Heading2"/>
-      </w:pPr>
-      <w:r>
+        <w:rPr>
+          <w:rFonts w:ascii="Arial" w:hAnsi="Arial" w:cs="Arial"/>
+        </w:rPr>
+      </w:pPr>
+      <w:r>
+        <w:rPr>
+          <w:rFonts w:ascii="Arial" w:hAnsi="Arial" w:cs="Arial"/>
+        </w:rPr>
         <w:t>5. EMERGENCY OR PRIORITY MACD REQUESTS</w:t>
       </w:r>
     </w:p>
     <w:p>
-      <w:r>
+      <w:pPr>
+        <w:rPr>
+          <w:rFonts w:ascii="Arial" w:hAnsi="Arial" w:cs="Arial"/>
+        </w:rPr>
+      </w:pPr>
+      <w:r>
+        <w:rPr>
+          <w:rFonts w:ascii="Arial" w:hAnsi="Arial" w:cs="Arial"/>
+        </w:rPr>
         <w:t>Requests requiring expedited action (less than 48 hours’ notice) are subject to a 25% surcharge on the hourly rate and are dependent on technician availability. Emergency dispatches are prioritized by network impact severity and Hotel operational needs.</w:t>
       </w:r>
     </w:p>
     <w:p>
       <w:pPr>
         <w:pStyle w:val="Heading2"/>
-      </w:pPr>
-      <w:r>
+        <w:rPr>
+          <w:rFonts w:ascii="Arial" w:hAnsi="Arial" w:cs="Arial"/>
+        </w:rPr>
+      </w:pPr>
+      <w:r>
+        <w:rPr>
+          <w:rFonts w:ascii="Arial" w:hAnsi="Arial" w:cs="Arial"/>
+        </w:rPr>
         <w:lastRenderedPageBreak/>
         <w:t>6. RESPONSIBILITIES</w:t>
       </w:r>
     </w:p>
     <w:p>
-      <w:r>
+      <w:pPr>
+        <w:rPr>
+          <w:rFonts w:ascii="Arial" w:hAnsi="Arial" w:cs="Arial"/>
+        </w:rPr>
+      </w:pPr>
+      <w:r>
+        <w:rPr>
+          <w:rFonts w:ascii="Arial" w:hAnsi="Arial" w:cs="Arial"/>
+        </w:rPr>
         <w:t>HT will ensure that all MACD work is performed by certified technicians following industry best practices. The Hotel agrees to provide access, approval, and environmental readiness (e.g., powered network closets, access credentials, and secure work areas) before the scheduled start of work.</w:t>
       </w:r>
     </w:p>
     <w:p>
       <w:pPr>
         <w:pStyle w:val="Heading2"/>
-      </w:pPr>
-      <w:r>
+        <w:rPr>
+          <w:rFonts w:ascii="Arial" w:hAnsi="Arial" w:cs="Arial"/>
+        </w:rPr>
+      </w:pPr>
+      <w:r>
+        <w:rPr>
+          <w:rFonts w:ascii="Arial" w:hAnsi="Arial" w:cs="Arial"/>
+        </w:rPr>
         <w:t>7. DOCUMENTATION AND VALIDATION</w:t>
       </w:r>
     </w:p>
     <w:p>
-      <w:r>
+      <w:pPr>
+        <w:rPr>
+          <w:rFonts w:ascii="Arial" w:hAnsi="Arial" w:cs="Arial"/>
+        </w:rPr>
+      </w:pPr>
+      <w:r>
+        <w:rPr>
+          <w:rFonts w:ascii="Arial" w:hAnsi="Arial" w:cs="Arial"/>
+        </w:rPr>
         <w:t>Upon completion of any MACD activity, HT will document all changes in the Dashboard, including updated device locations, configurations, and system notes. The Hotel may request a post-change validation report to confirm successful completion.</w:t>
       </w:r>
     </w:p>
     <w:p>
       <w:pPr>
         <w:pStyle w:val="Heading2"/>
-      </w:pPr>
-      <w:r>
+        <w:rPr>
+          <w:rFonts w:ascii="Arial" w:hAnsi="Arial" w:cs="Arial"/>
+        </w:rPr>
+      </w:pPr>
+      <w:r>
+        <w:rPr>
+          <w:rFonts w:ascii="Arial" w:hAnsi="Arial" w:cs="Arial"/>
+        </w:rPr>
         <w:t>8. WARRANTY</w:t>
       </w:r>
     </w:p>
     <w:p>
-      <w:r>
+      <w:pPr>
+        <w:rPr>
+          <w:rFonts w:ascii="Arial" w:hAnsi="Arial" w:cs="Arial"/>
+        </w:rPr>
+      </w:pPr>
+      <w:r>
+        <w:rPr>
+          <w:rFonts w:ascii="Arial" w:hAnsi="Arial" w:cs="Arial"/>
+        </w:rPr>
         <w:t>All MACD labor performed by HT is warranted for thirty (30) days following completion. This warranty covers workmanship and configuration accuracy but does not cover failures due to environmental conditions, third-party interference, or hardware defects.</w:t>
       </w:r>
     </w:p>
     <w:p>
       <w:pPr>
         <w:pStyle w:val="Heading2"/>
-      </w:pPr>
-      <w:r>
+        <w:rPr>
+          <w:rFonts w:ascii="Arial" w:hAnsi="Arial" w:cs="Arial"/>
+        </w:rPr>
+      </w:pPr>
+      <w:r>
+        <w:rPr>
+          <w:rFonts w:ascii="Arial" w:hAnsi="Arial" w:cs="Arial"/>
+        </w:rPr>
         <w:t>9. LIMITATIONS</w:t>
       </w:r>
     </w:p>
     <w:p>
       <w:pPr>
         <w:pStyle w:val="NoSpacing"/>
-      </w:pPr>
-      <w:r>
+        <w:rPr>
+          <w:rFonts w:ascii="Arial" w:hAnsi="Arial" w:cs="Arial"/>
+        </w:rPr>
+      </w:pPr>
+      <w:r>
+        <w:rPr>
+          <w:rFonts w:ascii="Arial" w:hAnsi="Arial" w:cs="Arial"/>
+        </w:rPr>
         <w:t>HT shall not be liable for downtime, data loss, or indirect damages resulting from changes requested or authorized by the Hotel. MACD work involving third-party integrations or unsupported devices will be performed on a best-effort basis without warranty.</w:t>
       </w:r>
       <w:r>
+        <w:rPr>
+          <w:rFonts w:ascii="Arial" w:hAnsi="Arial" w:cs="Arial"/>
+        </w:rPr>
         <w:br/>
       </w:r>
       <w:r>
+        <w:rPr>
+          <w:rFonts w:ascii="Arial" w:hAnsi="Arial" w:cs="Arial"/>
+        </w:rPr>
         <w:br/>
       </w:r>
     </w:p>
     <w:p>
       <w:pPr>
         <w:pStyle w:val="NoSpacing"/>
+        <w:rPr>
+          <w:rFonts w:ascii="Arial" w:hAnsi="Arial" w:cs="Arial"/>
+        </w:rPr>
       </w:pPr>
     </w:p>
     <w:p>
       <w:pPr>
         <w:pStyle w:val="NoSpacing"/>
+        <w:rPr>
+          <w:rFonts w:ascii="Arial" w:hAnsi="Arial" w:cs="Arial"/>
+        </w:rPr>
       </w:pPr>
     </w:p>
     <w:p>
       <w:pPr>
         <w:pStyle w:val="NoSpacing"/>
+        <w:rPr>
+          <w:rFonts w:ascii="Arial" w:hAnsi="Arial" w:cs="Arial"/>
+        </w:rPr>
       </w:pPr>
     </w:p>
     <w:p>
       <w:pPr>
         <w:pStyle w:val="NoSpacing"/>
+        <w:rPr>
+          <w:rFonts w:ascii="Arial" w:hAnsi="Arial" w:cs="Arial"/>
+        </w:rPr>
       </w:pPr>
     </w:p>
     <w:p>
       <w:pPr>
         <w:pStyle w:val="NoSpacing"/>
+        <w:rPr>
+          <w:rFonts w:ascii="Arial" w:hAnsi="Arial" w:cs="Arial"/>
+        </w:rPr>
       </w:pPr>
     </w:p>
     <w:p>
       <w:pPr>
         <w:pStyle w:val="NoSpacing"/>
+        <w:rPr>
+          <w:rFonts w:ascii="Arial" w:hAnsi="Arial" w:cs="Arial"/>
+        </w:rPr>
       </w:pPr>
     </w:p>
     <w:p>
       <w:pPr>
         <w:pStyle w:val="NoSpacing"/>
+        <w:rPr>
+          <w:rFonts w:ascii="Arial" w:hAnsi="Arial" w:cs="Arial"/>
+        </w:rPr>
       </w:pPr>
     </w:p>
     <w:p>
       <w:pPr>
         <w:pStyle w:val="NoSpacing"/>
-      </w:pPr>
-    </w:p>
-    <w:p/>
-    <w:p/>
-    <w:p/>
-    <w:p/>
-    <w:p/>
-    <w:p/>
-    <w:p/>
+        <w:rPr>
+          <w:rFonts w:ascii="Arial" w:hAnsi="Arial" w:cs="Arial"/>
+        </w:rPr>
+      </w:pPr>
+    </w:p>
+    <w:p>
+      <w:pPr>
+        <w:rPr>
+          <w:rFonts w:ascii="Arial" w:hAnsi="Arial" w:cs="Arial"/>
+        </w:rPr>
+      </w:pPr>
+    </w:p>
+    <w:p>
+      <w:pPr>
+        <w:rPr>
+          <w:rFonts w:ascii="Arial" w:hAnsi="Arial" w:cs="Arial"/>
+        </w:rPr>
+      </w:pPr>
+    </w:p>
+    <w:p>
+      <w:pPr>
+        <w:rPr>
+          <w:rFonts w:ascii="Arial" w:hAnsi="Arial" w:cs="Arial"/>
+        </w:rPr>
+      </w:pPr>
+    </w:p>
+    <w:p>
+      <w:pPr>
+        <w:rPr>
+          <w:rFonts w:ascii="Arial" w:hAnsi="Arial" w:cs="Arial"/>
+        </w:rPr>
+      </w:pPr>
+    </w:p>
+    <w:p>
+      <w:pPr>
+        <w:rPr>
+          <w:rFonts w:ascii="Arial" w:hAnsi="Arial" w:cs="Arial"/>
+        </w:rPr>
+      </w:pPr>
+    </w:p>
+    <w:p>
+      <w:pPr>
+        <w:rPr>
+          <w:rFonts w:ascii="Arial" w:hAnsi="Arial" w:cs="Arial"/>
+        </w:rPr>
+      </w:pPr>
+    </w:p>
+    <w:p>
+      <w:pPr>
+        <w:rPr>
+          <w:rFonts w:ascii="Arial" w:hAnsi="Arial" w:cs="Arial"/>
+        </w:rPr>
+      </w:pPr>
+    </w:p>
     <w:p>
       <w:pPr>
         <w:pStyle w:val="NoSpacing"/>
+        <w:rPr>
+          <w:rFonts w:ascii="Arial" w:hAnsi="Arial" w:cs="Arial"/>
+        </w:rPr>
       </w:pPr>
     </w:p>
     <w:p>
@@ -2543,12 +4391,14 @@
         <w:pStyle w:val="Heading1"/>
         <w:jc w:val="center"/>
         <w:rPr>
+          <w:rFonts w:ascii="Arial" w:hAnsi="Arial" w:cs="Arial"/>
           <w:sz w:val="36"/>
           <w:szCs w:val="36"/>
         </w:rPr>
       </w:pPr>
       <w:r>
         <w:rPr>
+          <w:rFonts w:ascii="Arial" w:hAnsi="Arial" w:cs="Arial"/>
           <w:sz w:val="36"/>
           <w:szCs w:val="36"/>
         </w:rPr>
@@ -2557,151 +4407,270 @@
       </w:r>
     </w:p>
     <w:p>
-      <w:r>
+      <w:pPr>
+        <w:rPr>
+          <w:rFonts w:ascii="Arial" w:hAnsi="Arial" w:cs="Arial"/>
+        </w:rPr>
+      </w:pPr>
+      <w:r>
+        <w:rPr>
+          <w:rFonts w:ascii="Arial" w:hAnsi="Arial" w:cs="Arial"/>
+        </w:rPr>
         <w:t>This Exhibit A forms part of the Hospitality Technologies, LLC (“HT”) Guest Support Services Agreement and defines the property-specific details, rates, and billing summary for the Hotel.</w:t>
       </w:r>
       <w:r>
+        <w:rPr>
+          <w:rFonts w:ascii="Arial" w:hAnsi="Arial" w:cs="Arial"/>
+        </w:rPr>
         <w:br/>
       </w:r>
     </w:p>
     <w:p>
       <w:pPr>
         <w:pStyle w:val="Heading2"/>
-      </w:pPr>
-      <w:r>
+        <w:rPr>
+          <w:rFonts w:ascii="Arial" w:hAnsi="Arial" w:cs="Arial"/>
+        </w:rPr>
+      </w:pPr>
+      <w:r>
+        <w:rPr>
+          <w:rFonts w:ascii="Arial" w:hAnsi="Arial" w:cs="Arial"/>
+        </w:rPr>
         <w:t>1. PROPERTY INFORMATION</w:t>
       </w:r>
     </w:p>
     <w:p>
       <w:pPr>
         <w:pStyle w:val="NoSpacing"/>
+        <w:rPr>
+          <w:rFonts w:ascii="Arial" w:hAnsi="Arial" w:cs="Arial"/>
+        </w:rPr>
       </w:pPr>
     </w:p>
     <w:p>
       <w:pPr>
         <w:spacing w:line="360" w:lineRule="auto"/>
-      </w:pPr>
-      <w:r>
+        <w:rPr>
+          <w:rFonts w:ascii="Arial" w:hAnsi="Arial" w:cs="Arial"/>
+        </w:rPr>
+      </w:pPr>
+      <w:r>
+        <w:rPr>
+          <w:rFonts w:ascii="Arial" w:hAnsi="Arial" w:cs="Arial"/>
+        </w:rPr>
         <w:t>Hotel Name</w:t>
       </w:r>
       <w:proofErr w:type="gramStart"/>
       <w:r>
+        <w:rPr>
+          <w:rFonts w:ascii="Arial" w:hAnsi="Arial" w:cs="Arial"/>
+        </w:rPr>
         <w:t>:</w:t>
       </w:r>
       <w:r>
+        <w:rPr>
+          <w:rFonts w:ascii="Arial" w:hAnsi="Arial" w:cs="Arial"/>
+        </w:rPr>
         <w:t xml:space="preserve">  {</w:t>
       </w:r>
       <w:proofErr w:type="gramEnd"/>
       <w:r>
+        <w:rPr>
+          <w:rFonts w:ascii="Arial" w:hAnsi="Arial" w:cs="Arial"/>
+        </w:rPr>
         <w:t>{HOTEL_NAME}}</w:t>
       </w:r>
     </w:p>
     <w:p>
       <w:pPr>
         <w:spacing w:line="360" w:lineRule="auto"/>
-      </w:pPr>
-      <w:r>
+        <w:rPr>
+          <w:rFonts w:ascii="Arial" w:hAnsi="Arial" w:cs="Arial"/>
+        </w:rPr>
+      </w:pPr>
+      <w:r>
+        <w:rPr>
+          <w:rFonts w:ascii="Arial" w:hAnsi="Arial" w:cs="Arial"/>
+        </w:rPr>
         <w:t>Hotel Address</w:t>
       </w:r>
       <w:proofErr w:type="gramStart"/>
       <w:r>
+        <w:rPr>
+          <w:rFonts w:ascii="Arial" w:hAnsi="Arial" w:cs="Arial"/>
+        </w:rPr>
         <w:t>:</w:t>
       </w:r>
       <w:r>
+        <w:rPr>
+          <w:rFonts w:ascii="Arial" w:hAnsi="Arial" w:cs="Arial"/>
+        </w:rPr>
         <w:t xml:space="preserve">  {</w:t>
       </w:r>
       <w:proofErr w:type="gramEnd"/>
       <w:r>
+        <w:rPr>
+          <w:rFonts w:ascii="Arial" w:hAnsi="Arial" w:cs="Arial"/>
+        </w:rPr>
         <w:t>{ADDRESS}}</w:t>
       </w:r>
     </w:p>
     <w:p>
       <w:pPr>
         <w:spacing w:line="360" w:lineRule="auto"/>
-      </w:pPr>
-      <w:r>
+        <w:rPr>
+          <w:rFonts w:ascii="Arial" w:hAnsi="Arial" w:cs="Arial"/>
+        </w:rPr>
+      </w:pPr>
+      <w:r>
+        <w:rPr>
+          <w:rFonts w:ascii="Arial" w:hAnsi="Arial" w:cs="Arial"/>
+        </w:rPr>
         <w:t>Property/Inn Code</w:t>
       </w:r>
       <w:proofErr w:type="gramStart"/>
       <w:r>
+        <w:rPr>
+          <w:rFonts w:ascii="Arial" w:hAnsi="Arial" w:cs="Arial"/>
+        </w:rPr>
         <w:t>:</w:t>
       </w:r>
       <w:r>
+        <w:rPr>
+          <w:rFonts w:ascii="Arial" w:hAnsi="Arial" w:cs="Arial"/>
+        </w:rPr>
         <w:t xml:space="preserve">  {</w:t>
       </w:r>
       <w:proofErr w:type="gramEnd"/>
       <w:r>
+        <w:rPr>
+          <w:rFonts w:ascii="Arial" w:hAnsi="Arial" w:cs="Arial"/>
+        </w:rPr>
         <w:t>{INN_CODE}}</w:t>
       </w:r>
     </w:p>
     <w:p>
       <w:pPr>
         <w:spacing w:line="360" w:lineRule="auto"/>
-      </w:pPr>
-      <w:r>
+        <w:rPr>
+          <w:rFonts w:ascii="Arial" w:hAnsi="Arial" w:cs="Arial"/>
+        </w:rPr>
+      </w:pPr>
+      <w:r>
+        <w:rPr>
+          <w:rFonts w:ascii="Arial" w:hAnsi="Arial" w:cs="Arial"/>
+        </w:rPr>
         <w:t>Tax ID/EIN</w:t>
       </w:r>
       <w:proofErr w:type="gramStart"/>
       <w:r>
+        <w:rPr>
+          <w:rFonts w:ascii="Arial" w:hAnsi="Arial" w:cs="Arial"/>
+        </w:rPr>
         <w:t>:</w:t>
       </w:r>
       <w:r>
+        <w:rPr>
+          <w:rFonts w:ascii="Arial" w:hAnsi="Arial" w:cs="Arial"/>
+        </w:rPr>
         <w:t xml:space="preserve">  {</w:t>
       </w:r>
       <w:proofErr w:type="gramEnd"/>
       <w:r>
+        <w:rPr>
+          <w:rFonts w:ascii="Arial" w:hAnsi="Arial" w:cs="Arial"/>
+        </w:rPr>
         <w:t>{EIN}}</w:t>
       </w:r>
     </w:p>
     <w:p>
       <w:pPr>
         <w:spacing w:line="360" w:lineRule="auto"/>
-      </w:pPr>
-      <w:r>
+        <w:rPr>
+          <w:rFonts w:ascii="Arial" w:hAnsi="Arial" w:cs="Arial"/>
+        </w:rPr>
+      </w:pPr>
+      <w:r>
+        <w:rPr>
+          <w:rFonts w:ascii="Arial" w:hAnsi="Arial" w:cs="Arial"/>
+        </w:rPr>
         <w:t>Contact Name/Title</w:t>
       </w:r>
       <w:proofErr w:type="gramStart"/>
       <w:r>
+        <w:rPr>
+          <w:rFonts w:ascii="Arial" w:hAnsi="Arial" w:cs="Arial"/>
+        </w:rPr>
         <w:t>:</w:t>
       </w:r>
       <w:r>
+        <w:rPr>
+          <w:rFonts w:ascii="Arial" w:hAnsi="Arial" w:cs="Arial"/>
+        </w:rPr>
         <w:t xml:space="preserve">  {</w:t>
       </w:r>
       <w:proofErr w:type="gramEnd"/>
       <w:r>
+        <w:rPr>
+          <w:rFonts w:ascii="Arial" w:hAnsi="Arial" w:cs="Arial"/>
+        </w:rPr>
         <w:t>{SIGNER_NAME}}</w:t>
       </w:r>
     </w:p>
     <w:p>
       <w:pPr>
         <w:spacing w:line="360" w:lineRule="auto"/>
-      </w:pPr>
-      <w:r>
+        <w:rPr>
+          <w:rFonts w:ascii="Arial" w:hAnsi="Arial" w:cs="Arial"/>
+        </w:rPr>
+      </w:pPr>
+      <w:r>
+        <w:rPr>
+          <w:rFonts w:ascii="Arial" w:hAnsi="Arial" w:cs="Arial"/>
+        </w:rPr>
         <w:t>Contact Email/Phone</w:t>
       </w:r>
       <w:proofErr w:type="gramStart"/>
       <w:r>
+        <w:rPr>
+          <w:rFonts w:ascii="Arial" w:hAnsi="Arial" w:cs="Arial"/>
+        </w:rPr>
         <w:t>:</w:t>
       </w:r>
       <w:r>
+        <w:rPr>
+          <w:rFonts w:ascii="Arial" w:hAnsi="Arial" w:cs="Arial"/>
+        </w:rPr>
         <w:t xml:space="preserve">  {</w:t>
       </w:r>
       <w:proofErr w:type="gramEnd"/>
       <w:r>
+        <w:rPr>
+          <w:rFonts w:ascii="Arial" w:hAnsi="Arial" w:cs="Arial"/>
+        </w:rPr>
         <w:t>{SIGNER_EMAIL}}</w:t>
       </w:r>
     </w:p>
     <w:p>
       <w:pPr>
         <w:pStyle w:val="Heading2"/>
-      </w:pPr>
-      <w:r>
+        <w:rPr>
+          <w:rFonts w:ascii="Arial" w:hAnsi="Arial" w:cs="Arial"/>
+        </w:rPr>
+      </w:pPr>
+      <w:r>
+        <w:rPr>
+          <w:rFonts w:ascii="Arial" w:hAnsi="Arial" w:cs="Arial"/>
+        </w:rPr>
         <w:t>2. SERVICE DETAILS</w:t>
       </w:r>
     </w:p>
     <w:p>
       <w:pPr>
         <w:pStyle w:val="NoSpacing"/>
+        <w:rPr>
+          <w:rFonts w:ascii="Arial" w:hAnsi="Arial" w:cs="Arial"/>
+        </w:rPr>
       </w:pPr>
     </w:p>
     <w:p>
@@ -2711,25 +4680,46 @@
           <w:tab w:val="left" w:pos="5580"/>
         </w:tabs>
         <w:spacing w:line="360" w:lineRule="auto"/>
-      </w:pPr>
-      <w:r>
+        <w:rPr>
+          <w:rFonts w:ascii="Arial" w:hAnsi="Arial" w:cs="Arial"/>
+        </w:rPr>
+      </w:pPr>
+      <w:r>
+        <w:rPr>
+          <w:rFonts w:ascii="Arial" w:hAnsi="Arial" w:cs="Arial"/>
+        </w:rPr>
         <w:t>Room Count</w:t>
       </w:r>
       <w:proofErr w:type="gramStart"/>
       <w:r>
+        <w:rPr>
+          <w:rFonts w:ascii="Arial" w:hAnsi="Arial" w:cs="Arial"/>
+        </w:rPr>
         <w:t>:</w:t>
       </w:r>
       <w:r>
+        <w:rPr>
+          <w:rFonts w:ascii="Arial" w:hAnsi="Arial" w:cs="Arial"/>
+        </w:rPr>
         <w:t xml:space="preserve">  </w:t>
       </w:r>
       <w:r>
+        <w:rPr>
+          <w:rFonts w:ascii="Arial" w:hAnsi="Arial" w:cs="Arial"/>
+        </w:rPr>
         <w:t>{</w:t>
       </w:r>
       <w:proofErr w:type="gramEnd"/>
       <w:r>
+        <w:rPr>
+          <w:rFonts w:ascii="Arial" w:hAnsi="Arial" w:cs="Arial"/>
+        </w:rPr>
         <w:t>{ROOM_COUNT}}</w:t>
       </w:r>
       <w:r>
+        <w:rPr>
+          <w:rFonts w:ascii="Arial" w:hAnsi="Arial" w:cs="Arial"/>
+        </w:rPr>
         <w:tab/>
       </w:r>
     </w:p>
@@ -2740,148 +4730,283 @@
           <w:tab w:val="left" w:pos="5580"/>
         </w:tabs>
         <w:spacing w:line="360" w:lineRule="auto"/>
-      </w:pPr>
-      <w:r>
+        <w:rPr>
+          <w:rFonts w:ascii="Arial" w:hAnsi="Arial" w:cs="Arial"/>
+        </w:rPr>
+      </w:pPr>
+      <w:r>
+        <w:rPr>
+          <w:rFonts w:ascii="Arial" w:hAnsi="Arial" w:cs="Arial"/>
+        </w:rPr>
         <w:t>Contract Terms (Years)</w:t>
       </w:r>
       <w:proofErr w:type="gramStart"/>
       <w:r>
+        <w:rPr>
+          <w:rFonts w:ascii="Arial" w:hAnsi="Arial" w:cs="Arial"/>
+        </w:rPr>
         <w:t>:</w:t>
       </w:r>
       <w:r>
+        <w:rPr>
+          <w:rFonts w:ascii="Arial" w:hAnsi="Arial" w:cs="Arial"/>
+        </w:rPr>
         <w:t xml:space="preserve">  </w:t>
       </w:r>
       <w:r>
+        <w:rPr>
+          <w:rFonts w:ascii="Arial" w:hAnsi="Arial" w:cs="Arial"/>
+        </w:rPr>
         <w:t>{</w:t>
       </w:r>
       <w:proofErr w:type="gramEnd"/>
       <w:r>
+        <w:rPr>
+          <w:rFonts w:ascii="Arial" w:hAnsi="Arial" w:cs="Arial"/>
+        </w:rPr>
         <w:t>{TERM}}</w:t>
       </w:r>
       <w:r>
+        <w:rPr>
+          <w:rFonts w:ascii="Arial" w:hAnsi="Arial" w:cs="Arial"/>
+        </w:rPr>
         <w:tab/>
       </w:r>
     </w:p>
     <w:p>
       <w:pPr>
         <w:spacing w:line="360" w:lineRule="auto"/>
-      </w:pPr>
-      <w:r>
+        <w:rPr>
+          <w:rFonts w:ascii="Arial" w:hAnsi="Arial" w:cs="Arial"/>
+        </w:rPr>
+      </w:pPr>
+      <w:r>
+        <w:rPr>
+          <w:rFonts w:ascii="Arial" w:hAnsi="Arial" w:cs="Arial"/>
+        </w:rPr>
         <w:t xml:space="preserve">Per-Room </w:t>
       </w:r>
       <w:r>
+        <w:rPr>
+          <w:rFonts w:ascii="Arial" w:hAnsi="Arial" w:cs="Arial"/>
+        </w:rPr>
         <w:t xml:space="preserve">Connect </w:t>
       </w:r>
       <w:r>
+        <w:rPr>
+          <w:rFonts w:ascii="Arial" w:hAnsi="Arial" w:cs="Arial"/>
+        </w:rPr>
         <w:t>Monthly Rate:</w:t>
       </w:r>
       <w:r>
+        <w:rPr>
+          <w:rFonts w:ascii="Arial" w:hAnsi="Arial" w:cs="Arial"/>
+        </w:rPr>
         <w:t xml:space="preserve"> $</w:t>
       </w:r>
       <w:r>
+        <w:rPr>
+          <w:rFonts w:ascii="Arial" w:hAnsi="Arial" w:cs="Arial"/>
+        </w:rPr>
         <w:t>1.50</w:t>
       </w:r>
     </w:p>
     <w:p>
       <w:pPr>
         <w:spacing w:line="360" w:lineRule="auto"/>
-      </w:pPr>
-      <w:r>
+        <w:rPr>
+          <w:rFonts w:ascii="Arial" w:hAnsi="Arial" w:cs="Arial"/>
+        </w:rPr>
+      </w:pPr>
+      <w:r>
+        <w:rPr>
+          <w:rFonts w:ascii="Arial" w:hAnsi="Arial" w:cs="Arial"/>
+        </w:rPr>
         <w:t>Total Monthly Connect Support Cost:</w:t>
       </w:r>
       <w:r>
+        <w:rPr>
+          <w:rFonts w:ascii="Arial" w:hAnsi="Arial" w:cs="Arial"/>
+        </w:rPr>
         <w:t xml:space="preserve"> </w:t>
       </w:r>
       <w:r>
+        <w:rPr>
+          <w:rFonts w:ascii="Arial" w:hAnsi="Arial" w:cs="Arial"/>
+        </w:rPr>
         <w:t>{{</w:t>
       </w:r>
       <w:r>
+        <w:rPr>
+          <w:rFonts w:ascii="Arial" w:hAnsi="Arial" w:cs="Arial"/>
+        </w:rPr>
         <w:t>CONNECT</w:t>
       </w:r>
       <w:r>
+        <w:rPr>
+          <w:rFonts w:ascii="Arial" w:hAnsi="Arial" w:cs="Arial"/>
+        </w:rPr>
         <w:t>_SUPPORT}}</w:t>
       </w:r>
     </w:p>
     <w:p>
       <w:pPr>
         <w:spacing w:line="360" w:lineRule="auto"/>
-      </w:pPr>
-      <w:r>
+        <w:rPr>
+          <w:rFonts w:ascii="Arial" w:hAnsi="Arial" w:cs="Arial"/>
+        </w:rPr>
+      </w:pPr>
+      <w:r>
+        <w:rPr>
+          <w:rFonts w:ascii="Arial" w:hAnsi="Arial" w:cs="Arial"/>
+        </w:rPr>
         <w:t>Per-Room Studio Monthly Rate:</w:t>
       </w:r>
       <w:r>
+        <w:rPr>
+          <w:rFonts w:ascii="Arial" w:hAnsi="Arial" w:cs="Arial"/>
+        </w:rPr>
         <w:t xml:space="preserve"> </w:t>
       </w:r>
       <w:r>
+        <w:rPr>
+          <w:rFonts w:ascii="Arial" w:hAnsi="Arial" w:cs="Arial"/>
+        </w:rPr>
         <w:t>{{STUDIO_SUPPORT}}</w:t>
       </w:r>
     </w:p>
     <w:p>
       <w:pPr>
         <w:spacing w:line="360" w:lineRule="auto"/>
-      </w:pPr>
-      <w:r>
+        <w:rPr>
+          <w:rFonts w:ascii="Arial" w:hAnsi="Arial" w:cs="Arial"/>
+        </w:rPr>
+      </w:pPr>
+      <w:r>
+        <w:rPr>
+          <w:rFonts w:ascii="Arial" w:hAnsi="Arial" w:cs="Arial"/>
+        </w:rPr>
         <w:t>Total Monthly Studio Support Cost:</w:t>
       </w:r>
       <w:r>
+        <w:rPr>
+          <w:rFonts w:ascii="Arial" w:hAnsi="Arial" w:cs="Arial"/>
+        </w:rPr>
         <w:t xml:space="preserve"> </w:t>
       </w:r>
       <w:r>
+        <w:rPr>
+          <w:rFonts w:ascii="Arial" w:hAnsi="Arial" w:cs="Arial"/>
+        </w:rPr>
         <w:t>{{TOTAL_STUDIO}}</w:t>
       </w:r>
     </w:p>
     <w:p>
       <w:pPr>
         <w:spacing w:line="360" w:lineRule="auto"/>
-      </w:pPr>
-      <w:r>
+        <w:rPr>
+          <w:rFonts w:ascii="Arial" w:hAnsi="Arial" w:cs="Arial"/>
+        </w:rPr>
+      </w:pPr>
+      <w:r>
+        <w:rPr>
+          <w:rFonts w:ascii="Arial" w:hAnsi="Arial" w:cs="Arial"/>
+        </w:rPr>
         <w:t xml:space="preserve">Meeting Room </w:t>
       </w:r>
       <w:r>
+        <w:rPr>
+          <w:rFonts w:ascii="Arial" w:hAnsi="Arial" w:cs="Arial"/>
+        </w:rPr>
         <w:t xml:space="preserve">Monthly </w:t>
       </w:r>
       <w:r>
+        <w:rPr>
+          <w:rFonts w:ascii="Arial" w:hAnsi="Arial" w:cs="Arial"/>
+        </w:rPr>
         <w:t xml:space="preserve">Support </w:t>
       </w:r>
       <w:r>
+        <w:rPr>
+          <w:rFonts w:ascii="Arial" w:hAnsi="Arial" w:cs="Arial"/>
+        </w:rPr>
         <w:t>Cost</w:t>
       </w:r>
       <w:r>
+        <w:rPr>
+          <w:rFonts w:ascii="Arial" w:hAnsi="Arial" w:cs="Arial"/>
+        </w:rPr>
         <w:t>:</w:t>
       </w:r>
       <w:r>
+        <w:rPr>
+          <w:rFonts w:ascii="Arial" w:hAnsi="Arial" w:cs="Arial"/>
+        </w:rPr>
         <w:t xml:space="preserve"> </w:t>
       </w:r>
       <w:r>
+        <w:rPr>
+          <w:rFonts w:ascii="Arial" w:hAnsi="Arial" w:cs="Arial"/>
+        </w:rPr>
         <w:t>{{MEET</w:t>
       </w:r>
       <w:r>
+        <w:rPr>
+          <w:rFonts w:ascii="Arial" w:hAnsi="Arial" w:cs="Arial"/>
+        </w:rPr>
         <w:t>ING}}</w:t>
       </w:r>
     </w:p>
     <w:p>
       <w:pPr>
         <w:spacing w:line="360" w:lineRule="auto"/>
-      </w:pPr>
-      <w:r>
+        <w:rPr>
+          <w:rFonts w:ascii="Arial" w:hAnsi="Arial" w:cs="Arial"/>
+        </w:rPr>
+      </w:pPr>
+      <w:r>
+        <w:rPr>
+          <w:rFonts w:ascii="Arial" w:hAnsi="Arial" w:cs="Arial"/>
+        </w:rPr>
         <w:t>Total Monthly Support Cost:</w:t>
       </w:r>
       <w:r>
+        <w:rPr>
+          <w:rFonts w:ascii="Arial" w:hAnsi="Arial" w:cs="Arial"/>
+        </w:rPr>
         <w:t xml:space="preserve"> </w:t>
       </w:r>
       <w:r>
+        <w:rPr>
+          <w:rFonts w:ascii="Arial" w:hAnsi="Arial" w:cs="Arial"/>
+        </w:rPr>
         <w:t>{{TOTAL_MONTHLY}}</w:t>
       </w:r>
     </w:p>
     <w:p>
-      <w:r>
+      <w:pPr>
+        <w:rPr>
+          <w:rFonts w:ascii="Arial" w:hAnsi="Arial" w:cs="Arial"/>
+        </w:rPr>
+      </w:pPr>
+      <w:r>
+        <w:rPr>
+          <w:rFonts w:ascii="Arial" w:hAnsi="Arial" w:cs="Arial"/>
+        </w:rPr>
         <w:t>{{NOTES}}</w:t>
       </w:r>
     </w:p>
-    <w:p/>
-    <w:p>
-      <w:pPr>
-        <w:rPr>
+    <w:p>
+      <w:pPr>
+        <w:rPr>
+          <w:rFonts w:ascii="Arial" w:hAnsi="Arial" w:cs="Arial"/>
+        </w:rPr>
+      </w:pPr>
+    </w:p>
+    <w:p>
+      <w:pPr>
+        <w:rPr>
+          <w:rFonts w:ascii="Arial" w:hAnsi="Arial" w:cs="Arial"/>
           <w:color w:val="4F81BD" w:themeColor="accent1"/>
           <w:sz w:val="20"/>
           <w:szCs w:val="20"/>
@@ -2889,58 +5014,42 @@
       </w:pPr>
       <w:r>
         <w:rPr>
+          <w:rFonts w:ascii="Arial" w:hAnsi="Arial" w:cs="Arial"/>
           <w:i/>
           <w:iCs/>
           <w:color w:val="4F81BD" w:themeColor="accent1"/>
           <w:sz w:val="20"/>
           <w:szCs w:val="20"/>
         </w:rPr>
-        <w:t>*In the event IHG adjusts its approved per-room rate, the fees charged by Hospitality Technologies shall</w:t>
-      </w:r>
-      <w:r>
-        <w:rPr>
+        <w:t>*In the event IHG adjusts its approved per-room rate, the fees charged by Hospitality Technologies shall automatically adjust to match the then-current IHG-approved rate, effective on the date the new rate becomes applicable. Rate details are</w:t>
+      </w:r>
+      <w:r>
+        <w:rPr>
+          <w:rFonts w:ascii="Arial" w:hAnsi="Arial" w:cs="Arial"/>
           <w:i/>
           <w:iCs/>
           <w:color w:val="4F81BD" w:themeColor="accent1"/>
           <w:sz w:val="20"/>
           <w:szCs w:val="20"/>
         </w:rPr>
-        <w:t xml:space="preserve"> </w:t>
-      </w:r>
-      <w:r>
-        <w:rPr>
+        <w:t xml:space="preserve"> also</w:t>
+      </w:r>
+      <w:r>
+        <w:rPr>
+          <w:rFonts w:ascii="Arial" w:hAnsi="Arial" w:cs="Arial"/>
           <w:i/>
           <w:iCs/>
           <w:color w:val="4F81BD" w:themeColor="accent1"/>
           <w:sz w:val="20"/>
           <w:szCs w:val="20"/>
         </w:rPr>
-        <w:t>automatically adjust to match the then-current IHG-approved rate, effective on the date the new rate becomes applicable. Rate details are</w:t>
-      </w:r>
-      <w:r>
-        <w:rPr>
-          <w:i/>
-          <w:iCs/>
-          <w:color w:val="4F81BD" w:themeColor="accent1"/>
-          <w:sz w:val="20"/>
-          <w:szCs w:val="20"/>
-        </w:rPr>
-        <w:t xml:space="preserve"> also</w:t>
-      </w:r>
-      <w:r>
-        <w:rPr>
-          <w:i/>
-          <w:iCs/>
-          <w:color w:val="4F81BD" w:themeColor="accent1"/>
-          <w:sz w:val="20"/>
-          <w:szCs w:val="20"/>
-        </w:rPr>
         <w:t xml:space="preserve"> subject to change after the initial term expiration date.</w:t>
       </w:r>
     </w:p>
     <w:p>
       <w:pPr>
         <w:rPr>
+          <w:rFonts w:ascii="Arial" w:hAnsi="Arial" w:cs="Arial"/>
           <w:b/>
           <w:bCs/>
         </w:rPr>
@@ -2949,13 +5058,22 @@
     <w:p>
       <w:pPr>
         <w:pStyle w:val="NoSpacing"/>
+        <w:rPr>
+          <w:rFonts w:ascii="Arial" w:hAnsi="Arial" w:cs="Arial"/>
+        </w:rPr>
       </w:pPr>
     </w:p>
     <w:p>
       <w:pPr>
         <w:pStyle w:val="Heading2"/>
-      </w:pPr>
-      <w:r>
+        <w:rPr>
+          <w:rFonts w:ascii="Arial" w:hAnsi="Arial" w:cs="Arial"/>
+        </w:rPr>
+      </w:pPr>
+      <w:r>
+        <w:rPr>
+          <w:rFonts w:ascii="Arial" w:hAnsi="Arial" w:cs="Arial"/>
+        </w:rPr>
         <w:t>3. EFFECTIVE DATES</w:t>
       </w:r>
     </w:p>
@@ -2981,7 +5099,15 @@
             <w:vAlign w:val="center"/>
           </w:tcPr>
           <w:p>
+            <w:pPr>
+              <w:rPr>
+                <w:rFonts w:ascii="Arial" w:hAnsi="Arial" w:cs="Arial"/>
+              </w:rPr>
+            </w:pPr>
             <w:r>
+              <w:rPr>
+                <w:rFonts w:ascii="Arial" w:hAnsi="Arial" w:cs="Arial"/>
+              </w:rPr>
               <w:t>Go-Live Date:</w:t>
             </w:r>
           </w:p>
@@ -2998,11 +5124,20 @@
                 <w:ilvl w:val="0"/>
                 <w:numId w:val="10"/>
               </w:numPr>
+              <w:rPr>
+                <w:rFonts w:ascii="Arial" w:hAnsi="Arial" w:cs="Arial"/>
+              </w:rPr>
             </w:pPr>
             <w:r>
+              <w:rPr>
+                <w:rFonts w:ascii="Arial" w:hAnsi="Arial" w:cs="Arial"/>
+              </w:rPr>
               <w:t>With Install: Upon completion of the installation</w:t>
             </w:r>
             <w:r>
+              <w:rPr>
+                <w:rFonts w:ascii="Arial" w:hAnsi="Arial" w:cs="Arial"/>
+              </w:rPr>
               <w:t xml:space="preserve"> and handoff to support</w:t>
             </w:r>
           </w:p>
@@ -3013,8 +5148,14 @@
                 <w:ilvl w:val="0"/>
                 <w:numId w:val="10"/>
               </w:numPr>
+              <w:rPr>
+                <w:rFonts w:ascii="Arial" w:hAnsi="Arial" w:cs="Arial"/>
+              </w:rPr>
             </w:pPr>
             <w:r>
+              <w:rPr>
+                <w:rFonts w:ascii="Arial" w:hAnsi="Arial" w:cs="Arial"/>
+              </w:rPr>
               <w:t>Takeover: Upon handoff to support</w:t>
             </w:r>
           </w:p>
@@ -3031,7 +5172,15 @@
             <w:vAlign w:val="center"/>
           </w:tcPr>
           <w:p>
+            <w:pPr>
+              <w:rPr>
+                <w:rFonts w:ascii="Arial" w:hAnsi="Arial" w:cs="Arial"/>
+              </w:rPr>
+            </w:pPr>
             <w:r>
+              <w:rPr>
+                <w:rFonts w:ascii="Arial" w:hAnsi="Arial" w:cs="Arial"/>
+              </w:rPr>
               <w:t>Initial Term Expiration:</w:t>
             </w:r>
           </w:p>
@@ -3042,24 +5191,47 @@
             <w:vAlign w:val="center"/>
           </w:tcPr>
           <w:p>
+            <w:pPr>
+              <w:rPr>
+                <w:rFonts w:ascii="Arial" w:hAnsi="Arial" w:cs="Arial"/>
+              </w:rPr>
+            </w:pPr>
             <w:r>
+              <w:rPr>
+                <w:rFonts w:ascii="Arial" w:hAnsi="Arial" w:cs="Arial"/>
+              </w:rPr>
               <w:t>__</w:t>
             </w:r>
             <w:r>
+              <w:rPr>
+                <w:rFonts w:ascii="Arial" w:hAnsi="Arial" w:cs="Arial"/>
+              </w:rPr>
               <w:t>{{TERM</w:t>
             </w:r>
             <w:proofErr w:type="gramStart"/>
             <w:r>
+              <w:rPr>
+                <w:rFonts w:ascii="Arial" w:hAnsi="Arial" w:cs="Arial"/>
+              </w:rPr>
               <w:t>}}</w:t>
             </w:r>
             <w:r>
+              <w:rPr>
+                <w:rFonts w:ascii="Arial" w:hAnsi="Arial" w:cs="Arial"/>
+              </w:rPr>
               <w:t xml:space="preserve">__ </w:t>
             </w:r>
             <w:r>
+              <w:rPr>
+                <w:rFonts w:ascii="Arial" w:hAnsi="Arial" w:cs="Arial"/>
+              </w:rPr>
               <w:t xml:space="preserve"> years</w:t>
             </w:r>
             <w:proofErr w:type="gramEnd"/>
             <w:r>
+              <w:rPr>
+                <w:rFonts w:ascii="Arial" w:hAnsi="Arial" w:cs="Arial"/>
+              </w:rPr>
               <w:t xml:space="preserve"> after the Go-Live Date</w:t>
             </w:r>
           </w:p>
@@ -3076,7 +5248,15 @@
             <w:vAlign w:val="center"/>
           </w:tcPr>
           <w:p>
+            <w:pPr>
+              <w:rPr>
+                <w:rFonts w:ascii="Arial" w:hAnsi="Arial" w:cs="Arial"/>
+              </w:rPr>
+            </w:pPr>
             <w:r>
+              <w:rPr>
+                <w:rFonts w:ascii="Arial" w:hAnsi="Arial" w:cs="Arial"/>
+              </w:rPr>
               <w:t>Renewal Terms:</w:t>
             </w:r>
           </w:p>
@@ -3087,19 +5267,39 @@
             <w:vAlign w:val="center"/>
           </w:tcPr>
           <w:p>
+            <w:pPr>
+              <w:rPr>
+                <w:rFonts w:ascii="Arial" w:hAnsi="Arial" w:cs="Arial"/>
+              </w:rPr>
+            </w:pPr>
             <w:r>
+              <w:rPr>
+                <w:rFonts w:ascii="Arial" w:hAnsi="Arial" w:cs="Arial"/>
+              </w:rPr>
               <w:t xml:space="preserve">Automatic </w:t>
             </w:r>
             <w:r>
+              <w:rPr>
+                <w:rFonts w:ascii="Arial" w:hAnsi="Arial" w:cs="Arial"/>
+              </w:rPr>
               <w:t>one</w:t>
             </w:r>
             <w:r>
+              <w:rPr>
+                <w:rFonts w:ascii="Arial" w:hAnsi="Arial" w:cs="Arial"/>
+              </w:rPr>
               <w:t xml:space="preserve"> (</w:t>
             </w:r>
             <w:r>
+              <w:rPr>
+                <w:rFonts w:ascii="Arial" w:hAnsi="Arial" w:cs="Arial"/>
+              </w:rPr>
               <w:t>1</w:t>
             </w:r>
             <w:r>
+              <w:rPr>
+                <w:rFonts w:ascii="Arial" w:hAnsi="Arial" w:cs="Arial"/>
+              </w:rPr>
               <w:t>) year renewals unless terminated with 30 days’ notice</w:t>
             </w:r>
           </w:p>
@@ -3109,21 +5309,41 @@
     <w:p>
       <w:pPr>
         <w:pStyle w:val="NoSpacing"/>
+        <w:rPr>
+          <w:rFonts w:ascii="Arial" w:hAnsi="Arial" w:cs="Arial"/>
+        </w:rPr>
       </w:pPr>
     </w:p>
     <w:p>
       <w:pPr>
         <w:pStyle w:val="Heading2"/>
-      </w:pPr>
-      <w:r>
+        <w:rPr>
+          <w:rFonts w:ascii="Arial" w:hAnsi="Arial" w:cs="Arial"/>
+        </w:rPr>
+      </w:pPr>
+      <w:r>
+        <w:rPr>
+          <w:rFonts w:ascii="Arial" w:hAnsi="Arial" w:cs="Arial"/>
+        </w:rPr>
         <w:t>4. AUTHORIZATION</w:t>
       </w:r>
     </w:p>
     <w:p>
-      <w:r>
+      <w:pPr>
+        <w:rPr>
+          <w:rFonts w:ascii="Arial" w:hAnsi="Arial" w:cs="Arial"/>
+        </w:rPr>
+      </w:pPr>
+      <w:r>
+        <w:rPr>
+          <w:rFonts w:ascii="Arial" w:hAnsi="Arial" w:cs="Arial"/>
+        </w:rPr>
         <w:t>By signing below, the Hotel authorizes Hospitality Technologies, LLC to proceed with Guest Support Services as outlined in the Agreement and this Exhibit. Pricing listed herein reflects the agreed rates and inclusions for this specific property.</w:t>
       </w:r>
       <w:r>
+        <w:rPr>
+          <w:rFonts w:ascii="Arial" w:hAnsi="Arial" w:cs="Arial"/>
+        </w:rPr>
         <w:br/>
       </w:r>
     </w:p>
@@ -3132,11 +5352,20 @@
         <w:tabs>
           <w:tab w:val="left" w:pos="4500"/>
         </w:tabs>
-      </w:pPr>
-      <w:r>
+        <w:rPr>
+          <w:rFonts w:ascii="Arial" w:hAnsi="Arial" w:cs="Arial"/>
+        </w:rPr>
+      </w:pPr>
+      <w:r>
+        <w:rPr>
+          <w:rFonts w:ascii="Arial" w:hAnsi="Arial" w:cs="Arial"/>
+        </w:rPr>
         <w:t>HOTEL</w:t>
       </w:r>
       <w:r>
+        <w:rPr>
+          <w:rFonts w:ascii="Arial" w:hAnsi="Arial" w:cs="Arial"/>
+        </w:rPr>
         <w:tab/>
         <w:t>HOSPITALITY TECHNOLOGIES, LLC</w:t>
       </w:r>
@@ -3146,19 +5375,33 @@
         <w:tabs>
           <w:tab w:val="left" w:pos="4500"/>
         </w:tabs>
-      </w:pPr>
-      <w:r>
+        <w:rPr>
+          <w:rFonts w:ascii="Arial" w:hAnsi="Arial" w:cs="Arial"/>
+          <w:color w:val="F2F2F2" w:themeColor="background1" w:themeShade="F2"/>
+        </w:rPr>
+      </w:pPr>
+      <w:r>
+        <w:rPr>
+          <w:rFonts w:ascii="Arial" w:hAnsi="Arial" w:cs="Arial"/>
+        </w:rPr>
         <w:t>By</w:t>
       </w:r>
       <w:proofErr w:type="gramStart"/>
       <w:r>
+        <w:rPr>
+          <w:rFonts w:ascii="Arial" w:hAnsi="Arial" w:cs="Arial"/>
+        </w:rPr>
         <w:t>:</w:t>
       </w:r>
       <w:r>
+        <w:rPr>
+          <w:rFonts w:ascii="Arial" w:hAnsi="Arial" w:cs="Arial"/>
+        </w:rPr>
         <w:t xml:space="preserve">  </w:t>
       </w:r>
       <w:r>
         <w:rPr>
+          <w:rFonts w:ascii="Arial" w:hAnsi="Arial" w:cs="Arial"/>
           <w:color w:val="FFFFFF" w:themeColor="background1"/>
         </w:rPr>
         <w:t>{</w:t>
@@ -3166,23 +5409,48 @@
       <w:proofErr w:type="gramEnd"/>
       <w:r>
         <w:rPr>
+          <w:rFonts w:ascii="Arial" w:hAnsi="Arial" w:cs="Arial"/>
           <w:color w:val="FFFFFF" w:themeColor="background1"/>
         </w:rPr>
-        <w:t>{sign|1|*| |CustSign2}}</w:t>
-      </w:r>
-      <w:r>
+        <w:t>{</w:t>
+      </w:r>
+      <w:r>
+        <w:rPr>
+          <w:rFonts w:ascii="Arial" w:hAnsi="Arial" w:cs="Arial"/>
+          <w:color w:val="F2F2F2" w:themeColor="background1" w:themeShade="F2"/>
+        </w:rPr>
+        <w:t>sign|1|*| |CustSign2</w:t>
+      </w:r>
+      <w:r>
+        <w:rPr>
+          <w:rFonts w:ascii="Arial" w:hAnsi="Arial" w:cs="Arial"/>
+          <w:color w:val="FFFFFF" w:themeColor="background1"/>
+        </w:rPr>
+        <w:t>}}</w:t>
+      </w:r>
+      <w:r>
+        <w:rPr>
+          <w:rFonts w:ascii="Arial" w:hAnsi="Arial" w:cs="Arial"/>
+        </w:rPr>
         <w:tab/>
         <w:t>By</w:t>
       </w:r>
       <w:proofErr w:type="gramStart"/>
       <w:r>
+        <w:rPr>
+          <w:rFonts w:ascii="Arial" w:hAnsi="Arial" w:cs="Arial"/>
+        </w:rPr>
         <w:t>:</w:t>
       </w:r>
       <w:r>
+        <w:rPr>
+          <w:rFonts w:ascii="Arial" w:hAnsi="Arial" w:cs="Arial"/>
+        </w:rPr>
         <w:t xml:space="preserve">  </w:t>
       </w:r>
       <w:r>
         <w:rPr>
+          <w:rFonts w:ascii="Arial" w:hAnsi="Arial" w:cs="Arial"/>
           <w:color w:val="FFFFFF" w:themeColor="background1"/>
         </w:rPr>
         <w:t>{</w:t>
@@ -3190,21 +5458,31 @@
       <w:proofErr w:type="gramEnd"/>
       <w:r>
         <w:rPr>
+          <w:rFonts w:ascii="Arial" w:hAnsi="Arial" w:cs="Arial"/>
           <w:color w:val="FFFFFF" w:themeColor="background1"/>
         </w:rPr>
-        <w:t>{sign|1|*| |</w:t>
-      </w:r>
-      <w:r>
-        <w:rPr>
-          <w:color w:val="FFFFFF" w:themeColor="background1"/>
-        </w:rPr>
-        <w:t>HT</w:t>
-      </w:r>
-      <w:r>
-        <w:rPr>
-          <w:color w:val="FFFFFF" w:themeColor="background1"/>
-        </w:rPr>
-        <w:t>Sign2}}</w:t>
+        <w:t>{</w:t>
+      </w:r>
+      <w:r>
+        <w:rPr>
+          <w:rFonts w:ascii="Arial" w:hAnsi="Arial" w:cs="Arial"/>
+          <w:color w:val="F2F2F2" w:themeColor="background1" w:themeShade="F2"/>
+        </w:rPr>
+        <w:t>sign|</w:t>
+      </w:r>
+      <w:r>
+        <w:rPr>
+          <w:rFonts w:ascii="Arial" w:hAnsi="Arial" w:cs="Arial"/>
+          <w:color w:val="F2F2F2" w:themeColor="background1" w:themeShade="F2"/>
+        </w:rPr>
+        <w:t>2</w:t>
+      </w:r>
+      <w:r>
+        <w:rPr>
+          <w:rFonts w:ascii="Arial" w:hAnsi="Arial" w:cs="Arial"/>
+          <w:color w:val="F2F2F2" w:themeColor="background1" w:themeShade="F2"/>
+        </w:rPr>
+        <w:t>|*| |HTSign2}}</w:t>
       </w:r>
     </w:p>
     <w:p>
@@ -3212,22 +5490,40 @@
         <w:tabs>
           <w:tab w:val="left" w:pos="4500"/>
         </w:tabs>
-      </w:pPr>
-      <w:r>
+        <w:rPr>
+          <w:rFonts w:ascii="Arial" w:hAnsi="Arial" w:cs="Arial"/>
+        </w:rPr>
+      </w:pPr>
+      <w:r>
+        <w:rPr>
+          <w:rFonts w:ascii="Arial" w:hAnsi="Arial" w:cs="Arial"/>
+        </w:rPr>
         <w:t>Name/Title</w:t>
       </w:r>
       <w:proofErr w:type="gramStart"/>
       <w:r>
+        <w:rPr>
+          <w:rFonts w:ascii="Arial" w:hAnsi="Arial" w:cs="Arial"/>
+        </w:rPr>
         <w:t>:</w:t>
       </w:r>
       <w:r>
+        <w:rPr>
+          <w:rFonts w:ascii="Arial" w:hAnsi="Arial" w:cs="Arial"/>
+        </w:rPr>
         <w:t xml:space="preserve">  {</w:t>
       </w:r>
       <w:proofErr w:type="gramEnd"/>
       <w:r>
+        <w:rPr>
+          <w:rFonts w:ascii="Arial" w:hAnsi="Arial" w:cs="Arial"/>
+        </w:rPr>
         <w:t>{SIGNER_NAME}}</w:t>
       </w:r>
       <w:r>
+        <w:rPr>
+          <w:rFonts w:ascii="Arial" w:hAnsi="Arial" w:cs="Arial"/>
+        </w:rPr>
         <w:tab/>
         <w:t>Name/Title:</w:t>
       </w:r>
@@ -3237,39 +5533,74 @@
         <w:tabs>
           <w:tab w:val="left" w:pos="4500"/>
         </w:tabs>
-      </w:pPr>
-      <w:r>
+        <w:rPr>
+          <w:rFonts w:ascii="Arial" w:hAnsi="Arial" w:cs="Arial"/>
+        </w:rPr>
+      </w:pPr>
+      <w:r>
+        <w:rPr>
+          <w:rFonts w:ascii="Arial" w:hAnsi="Arial" w:cs="Arial"/>
+        </w:rPr>
         <w:t>Date</w:t>
       </w:r>
       <w:proofErr w:type="gramStart"/>
       <w:r>
+        <w:rPr>
+          <w:rFonts w:ascii="Arial" w:hAnsi="Arial" w:cs="Arial"/>
+        </w:rPr>
         <w:t>:</w:t>
       </w:r>
       <w:r>
+        <w:rPr>
+          <w:rFonts w:ascii="Arial" w:hAnsi="Arial" w:cs="Arial"/>
+        </w:rPr>
         <w:t xml:space="preserve">  {</w:t>
       </w:r>
       <w:proofErr w:type="gramEnd"/>
       <w:r>
+        <w:rPr>
+          <w:rFonts w:ascii="Arial" w:hAnsi="Arial" w:cs="Arial"/>
+        </w:rPr>
         <w:t>{DATE}}</w:t>
       </w:r>
       <w:r>
+        <w:rPr>
+          <w:rFonts w:ascii="Arial" w:hAnsi="Arial" w:cs="Arial"/>
+        </w:rPr>
         <w:tab/>
         <w:t>Date</w:t>
       </w:r>
       <w:proofErr w:type="gramStart"/>
       <w:r>
+        <w:rPr>
+          <w:rFonts w:ascii="Arial" w:hAnsi="Arial" w:cs="Arial"/>
+        </w:rPr>
         <w:t>:</w:t>
       </w:r>
       <w:r>
+        <w:rPr>
+          <w:rFonts w:ascii="Arial" w:hAnsi="Arial" w:cs="Arial"/>
+        </w:rPr>
         <w:t xml:space="preserve">  {</w:t>
       </w:r>
       <w:proofErr w:type="gramEnd"/>
       <w:r>
+        <w:rPr>
+          <w:rFonts w:ascii="Arial" w:hAnsi="Arial" w:cs="Arial"/>
+        </w:rPr>
         <w:t>{DATE}}</w:t>
       </w:r>
     </w:p>
     <w:p>
-      <w:r>
+      <w:pPr>
+        <w:rPr>
+          <w:rFonts w:ascii="Arial" w:hAnsi="Arial" w:cs="Arial"/>
+        </w:rPr>
+      </w:pPr>
+      <w:r>
+        <w:rPr>
+          <w:rFonts w:ascii="Arial" w:hAnsi="Arial" w:cs="Arial"/>
+        </w:rPr>
         <w:br/>
       </w:r>
     </w:p>
@@ -17283,6 +19614,15 @@
 </file>
 
 <file path=customXml/item1.xml><?xml version="1.0" encoding="utf-8"?>
+<?mso-contentType ?>
+<FormTemplates xmlns="http://schemas.microsoft.com/sharepoint/v3/contenttype/forms">
+  <Display>DocumentLibraryForm</Display>
+  <Edit>DocumentLibraryForm</Edit>
+  <New>DocumentLibraryForm</New>
+</FormTemplates>
+</file>
+
+<file path=customXml/item2.xml><?xml version="1.0" encoding="utf-8"?>
 <p:properties xmlns:p="http://schemas.microsoft.com/office/2006/metadata/properties" xmlns:xsi="http://www.w3.org/2001/XMLSchema-instance" xmlns:pc="http://schemas.microsoft.com/office/infopath/2007/PartnerControls">
   <documentManagement>
     <lcf76f155ced4ddcb4097134ff3c332f xmlns="8d5da0af-e982-4e33-bf8a-8584dc5dcb6a">
@@ -17293,16 +19633,11 @@
 </p:properties>
 </file>
 
-<file path=customXml/item2.xml><?xml version="1.0" encoding="utf-8"?>
-<?mso-contentType ?>
-<FormTemplates xmlns="http://schemas.microsoft.com/sharepoint/v3/contenttype/forms">
-  <Display>DocumentLibraryForm</Display>
-  <Edit>DocumentLibraryForm</Edit>
-  <New>DocumentLibraryForm</New>
-</FormTemplates>
+<file path=customXml/item3.xml><?xml version="1.0" encoding="utf-8"?>
+<b:Sources xmlns:b="http://schemas.openxmlformats.org/officeDocument/2006/bibliography" xmlns="http://schemas.openxmlformats.org/officeDocument/2006/bibliography" SelectedStyle="/APA.XSL" StyleName="APA"/>
 </file>
 
-<file path=customXml/item3.xml><?xml version="1.0" encoding="utf-8"?>
+<file path=customXml/item4.xml><?xml version="1.0" encoding="utf-8"?>
 <ct:contentTypeSchema xmlns:ct="http://schemas.microsoft.com/office/2006/metadata/contentType" xmlns:ma="http://schemas.microsoft.com/office/2006/metadata/properties/metaAttributes" ct:_="" ma:_="" ma:contentTypeName="Document" ma:contentTypeID="0x0101000B1120F63F16BF4FBE6045000A82B8C2" ma:contentTypeVersion="12" ma:contentTypeDescription="Create a new document." ma:contentTypeScope="" ma:versionID="c7a516da9eefcc67c9250396194abc55">
   <xsd:schema xmlns:xsd="http://www.w3.org/2001/XMLSchema" xmlns:xs="http://www.w3.org/2001/XMLSchema" xmlns:p="http://schemas.microsoft.com/office/2006/metadata/properties" xmlns:ns2="8d5da0af-e982-4e33-bf8a-8584dc5dcb6a" xmlns:ns3="50dddc2e-74be-4c3f-aea4-a1f52ffaf7ba" targetNamespace="http://schemas.microsoft.com/office/2006/metadata/properties" ma:root="true" ma:fieldsID="d14d343eaea6d9c7568e116f4b2073a3" ns2:_="" ns3:_="">
     <xsd:import namespace="8d5da0af-e982-4e33-bf8a-8584dc5dcb6a"/>
@@ -17503,11 +19838,15 @@
 </ct:contentTypeSchema>
 </file>
 
-<file path=customXml/item4.xml><?xml version="1.0" encoding="utf-8"?>
-<b:Sources xmlns:b="http://schemas.openxmlformats.org/officeDocument/2006/bibliography" xmlns="http://schemas.openxmlformats.org/officeDocument/2006/bibliography" SelectedStyle="/APA.XSL" StyleName="APA"/>
+<file path=customXml/itemProps1.xml><?xml version="1.0" encoding="utf-8"?>
+<ds:datastoreItem xmlns:ds="http://schemas.openxmlformats.org/officeDocument/2006/customXml" ds:itemID="{C38BA60C-49B8-4CA4-ACD8-3991B91EA0F6}">
+  <ds:schemaRefs>
+    <ds:schemaRef ds:uri="http://schemas.microsoft.com/sharepoint/v3/contenttype/forms"/>
+  </ds:schemaRefs>
+</ds:datastoreItem>
 </file>
 
-<file path=customXml/itemProps1.xml><?xml version="1.0" encoding="utf-8"?>
+<file path=customXml/itemProps2.xml><?xml version="1.0" encoding="utf-8"?>
 <ds:datastoreItem xmlns:ds="http://schemas.openxmlformats.org/officeDocument/2006/customXml" ds:itemID="{1F0995B9-B8E0-40D4-8D6F-0213FBB90AEF}">
   <ds:schemaRefs>
     <ds:schemaRef ds:uri="http://schemas.microsoft.com/office/2006/metadata/properties"/>
@@ -17518,15 +19857,15 @@
 </ds:datastoreItem>
 </file>
 
-<file path=customXml/itemProps2.xml><?xml version="1.0" encoding="utf-8"?>
-<ds:datastoreItem xmlns:ds="http://schemas.openxmlformats.org/officeDocument/2006/customXml" ds:itemID="{C38BA60C-49B8-4CA4-ACD8-3991B91EA0F6}">
+<file path=customXml/itemProps3.xml><?xml version="1.0" encoding="utf-8"?>
+<ds:datastoreItem xmlns:ds="http://schemas.openxmlformats.org/officeDocument/2006/customXml" ds:itemID="{EF278816-EC6F-A645-907D-7F25AECB1D4A}">
   <ds:schemaRefs>
-    <ds:schemaRef ds:uri="http://schemas.microsoft.com/sharepoint/v3/contenttype/forms"/>
+    <ds:schemaRef ds:uri="http://schemas.openxmlformats.org/officeDocument/2006/bibliography"/>
   </ds:schemaRefs>
 </ds:datastoreItem>
 </file>
 
-<file path=customXml/itemProps3.xml><?xml version="1.0" encoding="utf-8"?>
+<file path=customXml/itemProps4.xml><?xml version="1.0" encoding="utf-8"?>
 <ds:datastoreItem xmlns:ds="http://schemas.openxmlformats.org/officeDocument/2006/customXml" ds:itemID="{76E7FCE9-518F-4E04-970D-E745599B5A2F}">
   <ds:schemaRefs>
     <ds:schemaRef ds:uri="http://schemas.microsoft.com/office/2006/metadata/contentType"/>
@@ -17543,12 +19882,4 @@
     <ds:schemaRef ds:uri="http://schemas.microsoft.com/internal/obd"/>
   </ds:schemaRefs>
 </ds:datastoreItem>
-</file>
-
-<file path=customXml/itemProps4.xml><?xml version="1.0" encoding="utf-8"?>
-<ds:datastoreItem xmlns:ds="http://schemas.openxmlformats.org/officeDocument/2006/customXml" ds:itemID="{EF278816-EC6F-A645-907D-7F25AECB1D4A}">
-  <ds:schemaRefs>
-    <ds:schemaRef ds:uri="http://schemas.openxmlformats.org/officeDocument/2006/bibliography"/>
-  </ds:schemaRefs>
-</ds:datastoreItem>
 </file>
--- a/GSA_TAGS.docx
+++ b/GSA_TAGS.docx
@@ -1408,27 +1408,13 @@
         <w:rPr>
           <w:rFonts w:ascii="Arial" w:hAnsi="Arial" w:cs="Arial"/>
         </w:rPr>
-        <w:t>Name/Title</w:t>
-      </w:r>
-      <w:proofErr w:type="gramStart"/>
-      <w:r>
-        <w:rPr>
-          <w:rFonts w:ascii="Arial" w:hAnsi="Arial" w:cs="Arial"/>
-        </w:rPr>
-        <w:t>:</w:t>
-      </w:r>
-      <w:r>
-        <w:rPr>
-          <w:rFonts w:ascii="Arial" w:hAnsi="Arial" w:cs="Arial"/>
-        </w:rPr>
-        <w:t xml:space="preserve">  {</w:t>
-      </w:r>
-      <w:proofErr w:type="gramEnd"/>
-      <w:r>
-        <w:rPr>
-          <w:rFonts w:ascii="Arial" w:hAnsi="Arial" w:cs="Arial"/>
-        </w:rPr>
-        <w:t>{SIGNER_NAME}}</w:t>
+        <w:t>Name/Title:</w:t>
+      </w:r>
+      <w:r>
+        <w:rPr>
+          <w:rFonts w:ascii="Arial" w:hAnsi="Arial" w:cs="Arial"/>
+        </w:rPr>
+        <w:t xml:space="preserve">  {{SIGNER_NAME}}</w:t>
       </w:r>
       <w:r>
         <w:rPr>
@@ -1442,6 +1428,19 @@
           <w:rFonts w:ascii="Arial" w:hAnsi="Arial" w:cs="Arial"/>
         </w:rPr>
         <w:t>:</w:t>
+      </w:r>
+      <w:r>
+        <w:rPr>
+          <w:rFonts w:ascii="Arial" w:hAnsi="Arial" w:cs="Arial"/>
+        </w:rPr>
+        <w:t xml:space="preserve">  </w:t>
+      </w:r>
+      <w:r>
+        <w:rPr>
+          <w:rFonts w:ascii="Arial" w:hAnsi="Arial" w:cs="Arial"/>
+          <w:color w:val="000000" w:themeColor="text1"/>
+        </w:rPr>
+        <w:t>Art Woodruff / CFO</w:t>
       </w:r>
     </w:p>
     <w:p>
@@ -5492,6 +5491,7 @@
         </w:tabs>
         <w:rPr>
           <w:rFonts w:ascii="Arial" w:hAnsi="Arial" w:cs="Arial"/>
+          <w:color w:val="000000" w:themeColor="text1"/>
         </w:rPr>
       </w:pPr>
       <w:r>
@@ -5526,6 +5526,19 @@
         </w:rPr>
         <w:tab/>
         <w:t>Name/Title:</w:t>
+      </w:r>
+      <w:r>
+        <w:rPr>
+          <w:rFonts w:ascii="Arial" w:hAnsi="Arial" w:cs="Arial"/>
+        </w:rPr>
+        <w:t xml:space="preserve">  </w:t>
+      </w:r>
+      <w:r>
+        <w:rPr>
+          <w:rFonts w:ascii="Arial" w:hAnsi="Arial" w:cs="Arial"/>
+          <w:color w:val="000000" w:themeColor="text1"/>
+        </w:rPr>
+        <w:t>Art Woodruff / CFO</w:t>
       </w:r>
     </w:p>
     <w:p>
@@ -19614,12 +19627,7 @@
 </file>
 
 <file path=customXml/item1.xml><?xml version="1.0" encoding="utf-8"?>
-<?mso-contentType ?>
-<FormTemplates xmlns="http://schemas.microsoft.com/sharepoint/v3/contenttype/forms">
-  <Display>DocumentLibraryForm</Display>
-  <Edit>DocumentLibraryForm</Edit>
-  <New>DocumentLibraryForm</New>
-</FormTemplates>
+<b:Sources xmlns:b="http://schemas.openxmlformats.org/officeDocument/2006/bibliography" xmlns="http://schemas.openxmlformats.org/officeDocument/2006/bibliography" SelectedStyle="/APA.XSL" StyleName="APA"/>
 </file>
 
 <file path=customXml/item2.xml><?xml version="1.0" encoding="utf-8"?>
@@ -19634,7 +19642,12 @@
 </file>
 
 <file path=customXml/item3.xml><?xml version="1.0" encoding="utf-8"?>
-<b:Sources xmlns:b="http://schemas.openxmlformats.org/officeDocument/2006/bibliography" xmlns="http://schemas.openxmlformats.org/officeDocument/2006/bibliography" SelectedStyle="/APA.XSL" StyleName="APA"/>
+<?mso-contentType ?>
+<FormTemplates xmlns="http://schemas.microsoft.com/sharepoint/v3/contenttype/forms">
+  <Display>DocumentLibraryForm</Display>
+  <Edit>DocumentLibraryForm</Edit>
+  <New>DocumentLibraryForm</New>
+</FormTemplates>
 </file>
 
 <file path=customXml/item4.xml><?xml version="1.0" encoding="utf-8"?>
@@ -19839,9 +19852,9 @@
 </file>
 
 <file path=customXml/itemProps1.xml><?xml version="1.0" encoding="utf-8"?>
-<ds:datastoreItem xmlns:ds="http://schemas.openxmlformats.org/officeDocument/2006/customXml" ds:itemID="{C38BA60C-49B8-4CA4-ACD8-3991B91EA0F6}">
+<ds:datastoreItem xmlns:ds="http://schemas.openxmlformats.org/officeDocument/2006/customXml" ds:itemID="{EF278816-EC6F-A645-907D-7F25AECB1D4A}">
   <ds:schemaRefs>
-    <ds:schemaRef ds:uri="http://schemas.microsoft.com/sharepoint/v3/contenttype/forms"/>
+    <ds:schemaRef ds:uri="http://schemas.openxmlformats.org/officeDocument/2006/bibliography"/>
   </ds:schemaRefs>
 </ds:datastoreItem>
 </file>
@@ -19858,9 +19871,9 @@
 </file>
 
 <file path=customXml/itemProps3.xml><?xml version="1.0" encoding="utf-8"?>
-<ds:datastoreItem xmlns:ds="http://schemas.openxmlformats.org/officeDocument/2006/customXml" ds:itemID="{EF278816-EC6F-A645-907D-7F25AECB1D4A}">
+<ds:datastoreItem xmlns:ds="http://schemas.openxmlformats.org/officeDocument/2006/customXml" ds:itemID="{C38BA60C-49B8-4CA4-ACD8-3991B91EA0F6}">
   <ds:schemaRefs>
-    <ds:schemaRef ds:uri="http://schemas.openxmlformats.org/officeDocument/2006/bibliography"/>
+    <ds:schemaRef ds:uri="http://schemas.microsoft.com/sharepoint/v3/contenttype/forms"/>
   </ds:schemaRefs>
 </ds:datastoreItem>
 </file>
